--- a/Paper_INFONOR_Acosta_Meneses_CaCu_ML_v2.docx
+++ b/Paper_INFONOR_Acosta_Meneses_CaCu_ML_v2.docx
@@ -2818,7 +2818,7 @@
         </w:trPr>
         <w:tc>
           <w:tcPr>
-            <w:tcW w:w="1800" w:type="dxa"/>
+            <w:tcW w:w="2014" w:type="dxa"/>
             <w:shd w:val="clear" w:color="auto" w:fill="D9D9D9"/>
             <w:tcMar>
               <w:top w:w="60" w:type="dxa"/>
@@ -2846,7 +2846,7 @@
         </w:tc>
         <w:tc>
           <w:tcPr>
-            <w:tcW w:w="900" w:type="dxa"/>
+            <w:tcW w:w="1007" w:type="dxa"/>
             <w:shd w:val="clear" w:color="auto" w:fill="D9D9D9"/>
             <w:tcMar>
               <w:top w:w="60" w:type="dxa"/>
@@ -2874,7 +2874,7 @@
         </w:tc>
         <w:tc>
           <w:tcPr>
-            <w:tcW w:w="950" w:type="dxa"/>
+            <w:tcW w:w="1064" w:type="dxa"/>
             <w:shd w:val="clear" w:color="auto" w:fill="D9D9D9"/>
             <w:tcMar>
               <w:top w:w="60" w:type="dxa"/>
@@ -2902,7 +2902,7 @@
         </w:tc>
         <w:tc>
           <w:tcPr>
-            <w:tcW w:w="950" w:type="dxa"/>
+            <w:tcW w:w="1064" w:type="dxa"/>
             <w:shd w:val="clear" w:color="auto" w:fill="D9D9D9"/>
             <w:tcMar>
               <w:top w:w="60" w:type="dxa"/>
@@ -2930,7 +2930,7 @@
         </w:tc>
         <w:tc>
           <w:tcPr>
-            <w:tcW w:w="950" w:type="dxa"/>
+            <w:tcW w:w="1064" w:type="dxa"/>
             <w:shd w:val="clear" w:color="auto" w:fill="D9D9D9"/>
             <w:tcMar>
               <w:top w:w="60" w:type="dxa"/>
@@ -2958,7 +2958,7 @@
         </w:tc>
         <w:tc>
           <w:tcPr>
-            <w:tcW w:w="950" w:type="dxa"/>
+            <w:tcW w:w="1064" w:type="dxa"/>
             <w:shd w:val="clear" w:color="auto" w:fill="D9D9D9"/>
             <w:tcMar>
               <w:top w:w="60" w:type="dxa"/>
@@ -2986,7 +2986,7 @@
         </w:tc>
         <w:tc>
           <w:tcPr>
-            <w:tcW w:w="950" w:type="dxa"/>
+            <w:tcW w:w="1064" w:type="dxa"/>
             <w:shd w:val="clear" w:color="auto" w:fill="D9D9D9"/>
             <w:tcMar>
               <w:top w:w="60" w:type="dxa"/>
@@ -3014,7 +3014,7 @@
         </w:tc>
         <w:tc>
           <w:tcPr>
-            <w:tcW w:w="910" w:type="dxa"/>
+            <w:tcW w:w="1019" w:type="dxa"/>
             <w:shd w:val="clear" w:color="auto" w:fill="D9D9D9"/>
             <w:tcMar>
               <w:top w:w="60" w:type="dxa"/>
@@ -3044,7 +3044,7 @@
       <w:tr>
         <w:tc>
           <w:tcPr>
-            <w:tcW w:w="1800" w:type="dxa"/>
+            <w:tcW w:w="2014" w:type="dxa"/>
             <w:tcMar>
               <w:top w:w="50" w:type="dxa"/>
               <w:left w:w="80" w:type="dxa"/>
@@ -3066,7 +3066,7 @@
         </w:tc>
         <w:tc>
           <w:tcPr>
-            <w:tcW w:w="900" w:type="dxa"/>
+            <w:tcW w:w="1007" w:type="dxa"/>
             <w:tcMar>
               <w:top w:w="50" w:type="dxa"/>
               <w:left w:w="80" w:type="dxa"/>
@@ -3088,133 +3088,189 @@
         </w:tc>
         <w:tc>
           <w:tcPr>
-            <w:tcW w:w="950" w:type="dxa"/>
-            <w:tcMar>
-              <w:top w:w="50" w:type="dxa"/>
-              <w:left w:w="80" w:type="dxa"/>
-              <w:bottom w:w="50" w:type="dxa"/>
-              <w:right w:w="80" w:type="dxa"/>
-            </w:tcMar>
-            <w:vAlign w:val="center"/>
-          </w:tcPr>
-          <w:p>
-            <w:r>
-              <w:rPr>
-                <w:rFonts w:ascii="Calibri" w:eastAsia="Calibri" w:hAnsi="Calibri" w:cs="Calibri"/>
-                <w:sz w:val="18"/>
-                <w:szCs w:val="18"/>
-              </w:rPr>
-              <w:t>—</w:t>
-            </w:r>
-          </w:p>
-        </w:tc>
-        <w:tc>
-          <w:tcPr>
-            <w:tcW w:w="950" w:type="dxa"/>
-            <w:tcMar>
-              <w:top w:w="50" w:type="dxa"/>
-              <w:left w:w="80" w:type="dxa"/>
-              <w:bottom w:w="50" w:type="dxa"/>
-              <w:right w:w="80" w:type="dxa"/>
-            </w:tcMar>
-            <w:vAlign w:val="center"/>
-          </w:tcPr>
-          <w:p>
-            <w:r>
-              <w:rPr>
-                <w:rFonts w:ascii="Calibri" w:eastAsia="Calibri" w:hAnsi="Calibri" w:cs="Calibri"/>
-                <w:sz w:val="18"/>
-                <w:szCs w:val="18"/>
-              </w:rPr>
-              <w:t>—</w:t>
-            </w:r>
-          </w:p>
-        </w:tc>
-        <w:tc>
-          <w:tcPr>
-            <w:tcW w:w="950" w:type="dxa"/>
-            <w:tcMar>
-              <w:top w:w="50" w:type="dxa"/>
-              <w:left w:w="80" w:type="dxa"/>
-              <w:bottom w:w="50" w:type="dxa"/>
-              <w:right w:w="80" w:type="dxa"/>
-            </w:tcMar>
-            <w:vAlign w:val="center"/>
-          </w:tcPr>
-          <w:p>
-            <w:r>
-              <w:rPr>
-                <w:rFonts w:ascii="Calibri" w:eastAsia="Calibri" w:hAnsi="Calibri" w:cs="Calibri"/>
-                <w:sz w:val="18"/>
-                <w:szCs w:val="18"/>
-              </w:rPr>
-              <w:t>—</w:t>
-            </w:r>
-          </w:p>
-        </w:tc>
-        <w:tc>
-          <w:tcPr>
-            <w:tcW w:w="950" w:type="dxa"/>
-            <w:tcMar>
-              <w:top w:w="50" w:type="dxa"/>
-              <w:left w:w="80" w:type="dxa"/>
-              <w:bottom w:w="50" w:type="dxa"/>
-              <w:right w:w="80" w:type="dxa"/>
-            </w:tcMar>
-            <w:vAlign w:val="center"/>
-          </w:tcPr>
-          <w:p>
-            <w:r>
-              <w:rPr>
-                <w:rFonts w:ascii="Calibri" w:eastAsia="Calibri" w:hAnsi="Calibri" w:cs="Calibri"/>
-                <w:sz w:val="18"/>
-                <w:szCs w:val="18"/>
-              </w:rPr>
-              <w:t>—</w:t>
-            </w:r>
-          </w:p>
-        </w:tc>
-        <w:tc>
-          <w:tcPr>
-            <w:tcW w:w="950" w:type="dxa"/>
-            <w:tcMar>
-              <w:top w:w="50" w:type="dxa"/>
-              <w:left w:w="80" w:type="dxa"/>
-              <w:bottom w:w="50" w:type="dxa"/>
-              <w:right w:w="80" w:type="dxa"/>
-            </w:tcMar>
-            <w:vAlign w:val="center"/>
-          </w:tcPr>
-          <w:p>
-            <w:r>
-              <w:rPr>
-                <w:rFonts w:ascii="Calibri" w:eastAsia="Calibri" w:hAnsi="Calibri" w:cs="Calibri"/>
-                <w:sz w:val="18"/>
-                <w:szCs w:val="18"/>
-              </w:rPr>
-              <w:t>—</w:t>
-            </w:r>
-          </w:p>
-        </w:tc>
-        <w:tc>
-          <w:tcPr>
-            <w:tcW w:w="910" w:type="dxa"/>
-            <w:tcMar>
-              <w:top w:w="50" w:type="dxa"/>
-              <w:left w:w="80" w:type="dxa"/>
-              <w:bottom w:w="50" w:type="dxa"/>
-              <w:right w:w="80" w:type="dxa"/>
-            </w:tcMar>
-            <w:vAlign w:val="center"/>
-          </w:tcPr>
-          <w:p>
-            <w:r>
-              <w:rPr>
-                <w:rFonts w:ascii="Calibri" w:eastAsia="Calibri" w:hAnsi="Calibri" w:cs="Calibri"/>
-                <w:sz w:val="18"/>
-                <w:szCs w:val="18"/>
-              </w:rPr>
-              <w:t>—</w:t>
+            <w:tcW w:w="1064" w:type="dxa"/>
+            <w:tcMar>
+              <w:top w:w="50" w:type="dxa"/>
+              <w:left w:w="80" w:type="dxa"/>
+              <w:bottom w:w="50" w:type="dxa"/>
+              <w:right w:w="80" w:type="dxa"/>
+            </w:tcMar>
+            <w:vAlign w:val="bottom"/>
+          </w:tcPr>
+          <w:p>
+            <w:pPr>
+              <w:jc w:val="center"/>
+              <w:rPr>
+                <w:rFonts w:asciiTheme="minorHAnsi" w:hAnsiTheme="minorHAnsi" w:cstheme="minorHAnsi"/>
+                <w:sz w:val="18"/>
+                <w:szCs w:val="18"/>
+              </w:rPr>
+            </w:pPr>
+            <w:r>
+              <w:rPr>
+                <w:rFonts w:asciiTheme="minorHAnsi" w:hAnsiTheme="minorHAnsi" w:cstheme="minorHAnsi"/>
+                <w:color w:val="000000"/>
+                <w:sz w:val="18"/>
+                <w:szCs w:val="18"/>
+              </w:rPr>
+              <w:t>87.60%</w:t>
+            </w:r>
+          </w:p>
+        </w:tc>
+        <w:tc>
+          <w:tcPr>
+            <w:tcW w:w="1064" w:type="dxa"/>
+            <w:tcMar>
+              <w:top w:w="50" w:type="dxa"/>
+              <w:left w:w="80" w:type="dxa"/>
+              <w:bottom w:w="50" w:type="dxa"/>
+              <w:right w:w="80" w:type="dxa"/>
+            </w:tcMar>
+            <w:vAlign w:val="bottom"/>
+          </w:tcPr>
+          <w:p>
+            <w:pPr>
+              <w:jc w:val="center"/>
+              <w:rPr>
+                <w:rFonts w:asciiTheme="minorHAnsi" w:hAnsiTheme="minorHAnsi" w:cstheme="minorHAnsi"/>
+                <w:b/>
+                <w:bCs/>
+                <w:sz w:val="18"/>
+                <w:szCs w:val="18"/>
+              </w:rPr>
+            </w:pPr>
+            <w:r>
+              <w:rPr>
+                <w:rFonts w:asciiTheme="minorHAnsi" w:hAnsiTheme="minorHAnsi" w:cstheme="minorHAnsi"/>
+                <w:color w:val="000000"/>
+                <w:sz w:val="18"/>
+                <w:szCs w:val="18"/>
+              </w:rPr>
+              <w:t>25.00%</w:t>
+            </w:r>
+          </w:p>
+        </w:tc>
+        <w:tc>
+          <w:tcPr>
+            <w:tcW w:w="1064" w:type="dxa"/>
+            <w:tcMar>
+              <w:top w:w="50" w:type="dxa"/>
+              <w:left w:w="80" w:type="dxa"/>
+              <w:bottom w:w="50" w:type="dxa"/>
+              <w:right w:w="80" w:type="dxa"/>
+            </w:tcMar>
+            <w:vAlign w:val="bottom"/>
+          </w:tcPr>
+          <w:p>
+            <w:pPr>
+              <w:jc w:val="center"/>
+              <w:rPr>
+                <w:rFonts w:asciiTheme="minorHAnsi" w:hAnsiTheme="minorHAnsi" w:cstheme="minorHAnsi"/>
+                <w:sz w:val="18"/>
+                <w:szCs w:val="18"/>
+              </w:rPr>
+            </w:pPr>
+            <w:r>
+              <w:rPr>
+                <w:rFonts w:asciiTheme="minorHAnsi" w:hAnsiTheme="minorHAnsi" w:cstheme="minorHAnsi"/>
+                <w:color w:val="000000"/>
+                <w:sz w:val="18"/>
+                <w:szCs w:val="18"/>
+              </w:rPr>
+              <w:t>91.74%</w:t>
+            </w:r>
+          </w:p>
+        </w:tc>
+        <w:tc>
+          <w:tcPr>
+            <w:tcW w:w="1064" w:type="dxa"/>
+            <w:tcMar>
+              <w:top w:w="50" w:type="dxa"/>
+              <w:left w:w="80" w:type="dxa"/>
+              <w:bottom w:w="50" w:type="dxa"/>
+              <w:right w:w="80" w:type="dxa"/>
+            </w:tcMar>
+            <w:vAlign w:val="bottom"/>
+          </w:tcPr>
+          <w:p>
+            <w:pPr>
+              <w:jc w:val="center"/>
+              <w:rPr>
+                <w:rFonts w:asciiTheme="minorHAnsi" w:hAnsiTheme="minorHAnsi" w:cstheme="minorHAnsi"/>
+                <w:sz w:val="18"/>
+                <w:szCs w:val="18"/>
+              </w:rPr>
+            </w:pPr>
+            <w:r>
+              <w:rPr>
+                <w:rFonts w:asciiTheme="minorHAnsi" w:hAnsiTheme="minorHAnsi" w:cstheme="minorHAnsi"/>
+                <w:color w:val="000000"/>
+                <w:sz w:val="18"/>
+                <w:szCs w:val="18"/>
+              </w:rPr>
+              <w:t>16.67%</w:t>
+            </w:r>
+          </w:p>
+        </w:tc>
+        <w:tc>
+          <w:tcPr>
+            <w:tcW w:w="1064" w:type="dxa"/>
+            <w:tcMar>
+              <w:top w:w="50" w:type="dxa"/>
+              <w:left w:w="80" w:type="dxa"/>
+              <w:bottom w:w="50" w:type="dxa"/>
+              <w:right w:w="80" w:type="dxa"/>
+            </w:tcMar>
+            <w:vAlign w:val="bottom"/>
+          </w:tcPr>
+          <w:p>
+            <w:pPr>
+              <w:jc w:val="center"/>
+              <w:rPr>
+                <w:rFonts w:asciiTheme="minorHAnsi" w:hAnsiTheme="minorHAnsi" w:cstheme="minorHAnsi"/>
+                <w:sz w:val="18"/>
+                <w:szCs w:val="18"/>
+              </w:rPr>
+            </w:pPr>
+            <w:r>
+              <w:rPr>
+                <w:rFonts w:asciiTheme="minorHAnsi" w:hAnsiTheme="minorHAnsi" w:cstheme="minorHAnsi"/>
+                <w:color w:val="000000"/>
+                <w:sz w:val="18"/>
+                <w:szCs w:val="18"/>
+              </w:rPr>
+              <w:t>20.00%</w:t>
+            </w:r>
+          </w:p>
+        </w:tc>
+        <w:tc>
+          <w:tcPr>
+            <w:tcW w:w="1019" w:type="dxa"/>
+            <w:tcMar>
+              <w:top w:w="50" w:type="dxa"/>
+              <w:left w:w="80" w:type="dxa"/>
+              <w:bottom w:w="50" w:type="dxa"/>
+              <w:right w:w="80" w:type="dxa"/>
+            </w:tcMar>
+            <w:vAlign w:val="bottom"/>
+          </w:tcPr>
+          <w:p>
+            <w:pPr>
+              <w:jc w:val="center"/>
+              <w:rPr>
+                <w:rFonts w:asciiTheme="minorHAnsi" w:hAnsiTheme="minorHAnsi" w:cstheme="minorHAnsi"/>
+                <w:sz w:val="18"/>
+                <w:szCs w:val="18"/>
+              </w:rPr>
+            </w:pPr>
+            <w:r>
+              <w:rPr>
+                <w:rFonts w:asciiTheme="minorHAnsi" w:hAnsiTheme="minorHAnsi" w:cstheme="minorHAnsi"/>
+                <w:color w:val="000000"/>
+                <w:sz w:val="18"/>
+                <w:szCs w:val="18"/>
+              </w:rPr>
+              <w:t>58.06%</w:t>
             </w:r>
           </w:p>
         </w:tc>
@@ -3222,7 +3278,7 @@
       <w:tr>
         <w:tc>
           <w:tcPr>
-            <w:tcW w:w="1800" w:type="dxa"/>
+            <w:tcW w:w="2014" w:type="dxa"/>
             <w:tcMar>
               <w:top w:w="50" w:type="dxa"/>
               <w:left w:w="80" w:type="dxa"/>
@@ -3244,7 +3300,7 @@
         </w:tc>
         <w:tc>
           <w:tcPr>
-            <w:tcW w:w="900" w:type="dxa"/>
+            <w:tcW w:w="1007" w:type="dxa"/>
             <w:tcMar>
               <w:top w:w="50" w:type="dxa"/>
               <w:left w:w="80" w:type="dxa"/>
@@ -3266,133 +3322,187 @@
         </w:tc>
         <w:tc>
           <w:tcPr>
-            <w:tcW w:w="950" w:type="dxa"/>
-            <w:tcMar>
-              <w:top w:w="50" w:type="dxa"/>
-              <w:left w:w="80" w:type="dxa"/>
-              <w:bottom w:w="50" w:type="dxa"/>
-              <w:right w:w="80" w:type="dxa"/>
-            </w:tcMar>
-            <w:vAlign w:val="center"/>
-          </w:tcPr>
-          <w:p>
-            <w:r>
-              <w:rPr>
-                <w:rFonts w:ascii="Calibri" w:eastAsia="Calibri" w:hAnsi="Calibri" w:cs="Calibri"/>
-                <w:sz w:val="18"/>
-                <w:szCs w:val="18"/>
-              </w:rPr>
-              <w:t>—</w:t>
-            </w:r>
-          </w:p>
-        </w:tc>
-        <w:tc>
-          <w:tcPr>
-            <w:tcW w:w="950" w:type="dxa"/>
-            <w:tcMar>
-              <w:top w:w="50" w:type="dxa"/>
-              <w:left w:w="80" w:type="dxa"/>
-              <w:bottom w:w="50" w:type="dxa"/>
-              <w:right w:w="80" w:type="dxa"/>
-            </w:tcMar>
-            <w:vAlign w:val="center"/>
-          </w:tcPr>
-          <w:p>
-            <w:r>
-              <w:rPr>
-                <w:rFonts w:ascii="Calibri" w:eastAsia="Calibri" w:hAnsi="Calibri" w:cs="Calibri"/>
-                <w:sz w:val="18"/>
-                <w:szCs w:val="18"/>
-              </w:rPr>
-              <w:t>—</w:t>
-            </w:r>
-          </w:p>
-        </w:tc>
-        <w:tc>
-          <w:tcPr>
-            <w:tcW w:w="950" w:type="dxa"/>
-            <w:tcMar>
-              <w:top w:w="50" w:type="dxa"/>
-              <w:left w:w="80" w:type="dxa"/>
-              <w:bottom w:w="50" w:type="dxa"/>
-              <w:right w:w="80" w:type="dxa"/>
-            </w:tcMar>
-            <w:vAlign w:val="center"/>
-          </w:tcPr>
-          <w:p>
-            <w:r>
-              <w:rPr>
-                <w:rFonts w:ascii="Calibri" w:eastAsia="Calibri" w:hAnsi="Calibri" w:cs="Calibri"/>
-                <w:sz w:val="18"/>
-                <w:szCs w:val="18"/>
-              </w:rPr>
-              <w:t>—</w:t>
-            </w:r>
-          </w:p>
-        </w:tc>
-        <w:tc>
-          <w:tcPr>
-            <w:tcW w:w="950" w:type="dxa"/>
-            <w:tcMar>
-              <w:top w:w="50" w:type="dxa"/>
-              <w:left w:w="80" w:type="dxa"/>
-              <w:bottom w:w="50" w:type="dxa"/>
-              <w:right w:w="80" w:type="dxa"/>
-            </w:tcMar>
-            <w:vAlign w:val="center"/>
-          </w:tcPr>
-          <w:p>
-            <w:r>
-              <w:rPr>
-                <w:rFonts w:ascii="Calibri" w:eastAsia="Calibri" w:hAnsi="Calibri" w:cs="Calibri"/>
-                <w:sz w:val="18"/>
-                <w:szCs w:val="18"/>
-              </w:rPr>
-              <w:t>—</w:t>
-            </w:r>
-          </w:p>
-        </w:tc>
-        <w:tc>
-          <w:tcPr>
-            <w:tcW w:w="950" w:type="dxa"/>
-            <w:tcMar>
-              <w:top w:w="50" w:type="dxa"/>
-              <w:left w:w="80" w:type="dxa"/>
-              <w:bottom w:w="50" w:type="dxa"/>
-              <w:right w:w="80" w:type="dxa"/>
-            </w:tcMar>
-            <w:vAlign w:val="center"/>
-          </w:tcPr>
-          <w:p>
-            <w:r>
-              <w:rPr>
-                <w:rFonts w:ascii="Calibri" w:eastAsia="Calibri" w:hAnsi="Calibri" w:cs="Calibri"/>
-                <w:sz w:val="18"/>
-                <w:szCs w:val="18"/>
-              </w:rPr>
-              <w:t>—</w:t>
-            </w:r>
-          </w:p>
-        </w:tc>
-        <w:tc>
-          <w:tcPr>
-            <w:tcW w:w="910" w:type="dxa"/>
-            <w:tcMar>
-              <w:top w:w="50" w:type="dxa"/>
-              <w:left w:w="80" w:type="dxa"/>
-              <w:bottom w:w="50" w:type="dxa"/>
-              <w:right w:w="80" w:type="dxa"/>
-            </w:tcMar>
-            <w:vAlign w:val="center"/>
-          </w:tcPr>
-          <w:p>
-            <w:r>
-              <w:rPr>
-                <w:rFonts w:ascii="Calibri" w:eastAsia="Calibri" w:hAnsi="Calibri" w:cs="Calibri"/>
-                <w:sz w:val="18"/>
-                <w:szCs w:val="18"/>
-              </w:rPr>
-              <w:t>—</w:t>
+            <w:tcW w:w="1064" w:type="dxa"/>
+            <w:tcMar>
+              <w:top w:w="50" w:type="dxa"/>
+              <w:left w:w="80" w:type="dxa"/>
+              <w:bottom w:w="50" w:type="dxa"/>
+              <w:right w:w="80" w:type="dxa"/>
+            </w:tcMar>
+            <w:vAlign w:val="bottom"/>
+          </w:tcPr>
+          <w:p>
+            <w:pPr>
+              <w:jc w:val="center"/>
+              <w:rPr>
+                <w:rFonts w:asciiTheme="minorHAnsi" w:hAnsiTheme="minorHAnsi" w:cstheme="minorHAnsi"/>
+                <w:sz w:val="18"/>
+                <w:szCs w:val="18"/>
+              </w:rPr>
+            </w:pPr>
+            <w:r>
+              <w:rPr>
+                <w:rFonts w:asciiTheme="minorHAnsi" w:hAnsiTheme="minorHAnsi" w:cstheme="minorHAnsi"/>
+                <w:color w:val="000000"/>
+                <w:sz w:val="18"/>
+                <w:szCs w:val="18"/>
+              </w:rPr>
+              <w:t>92.25%</w:t>
+            </w:r>
+          </w:p>
+        </w:tc>
+        <w:tc>
+          <w:tcPr>
+            <w:tcW w:w="1064" w:type="dxa"/>
+            <w:tcMar>
+              <w:top w:w="50" w:type="dxa"/>
+              <w:left w:w="80" w:type="dxa"/>
+              <w:bottom w:w="50" w:type="dxa"/>
+              <w:right w:w="80" w:type="dxa"/>
+            </w:tcMar>
+            <w:vAlign w:val="bottom"/>
+          </w:tcPr>
+          <w:p>
+            <w:pPr>
+              <w:jc w:val="center"/>
+              <w:rPr>
+                <w:rFonts w:asciiTheme="minorHAnsi" w:hAnsiTheme="minorHAnsi" w:cstheme="minorHAnsi"/>
+                <w:sz w:val="18"/>
+                <w:szCs w:val="18"/>
+              </w:rPr>
+            </w:pPr>
+            <w:r>
+              <w:rPr>
+                <w:rFonts w:asciiTheme="minorHAnsi" w:hAnsiTheme="minorHAnsi" w:cstheme="minorHAnsi"/>
+                <w:color w:val="000000"/>
+                <w:sz w:val="18"/>
+                <w:szCs w:val="18"/>
+              </w:rPr>
+              <w:t>12.50%</w:t>
+            </w:r>
+          </w:p>
+        </w:tc>
+        <w:tc>
+          <w:tcPr>
+            <w:tcW w:w="1064" w:type="dxa"/>
+            <w:tcMar>
+              <w:top w:w="50" w:type="dxa"/>
+              <w:left w:w="80" w:type="dxa"/>
+              <w:bottom w:w="50" w:type="dxa"/>
+              <w:right w:w="80" w:type="dxa"/>
+            </w:tcMar>
+            <w:vAlign w:val="bottom"/>
+          </w:tcPr>
+          <w:p>
+            <w:pPr>
+              <w:jc w:val="center"/>
+              <w:rPr>
+                <w:rFonts w:asciiTheme="minorHAnsi" w:hAnsiTheme="minorHAnsi" w:cstheme="minorHAnsi"/>
+                <w:sz w:val="18"/>
+                <w:szCs w:val="18"/>
+              </w:rPr>
+            </w:pPr>
+            <w:r>
+              <w:rPr>
+                <w:rFonts w:asciiTheme="minorHAnsi" w:hAnsiTheme="minorHAnsi" w:cstheme="minorHAnsi"/>
+                <w:color w:val="000000"/>
+                <w:sz w:val="18"/>
+                <w:szCs w:val="18"/>
+              </w:rPr>
+              <w:t>97.52%</w:t>
+            </w:r>
+          </w:p>
+        </w:tc>
+        <w:tc>
+          <w:tcPr>
+            <w:tcW w:w="1064" w:type="dxa"/>
+            <w:tcMar>
+              <w:top w:w="50" w:type="dxa"/>
+              <w:left w:w="80" w:type="dxa"/>
+              <w:bottom w:w="50" w:type="dxa"/>
+              <w:right w:w="80" w:type="dxa"/>
+            </w:tcMar>
+            <w:vAlign w:val="bottom"/>
+          </w:tcPr>
+          <w:p>
+            <w:pPr>
+              <w:jc w:val="center"/>
+              <w:rPr>
+                <w:rFonts w:asciiTheme="minorHAnsi" w:hAnsiTheme="minorHAnsi" w:cstheme="minorHAnsi"/>
+                <w:sz w:val="18"/>
+                <w:szCs w:val="18"/>
+              </w:rPr>
+            </w:pPr>
+            <w:r>
+              <w:rPr>
+                <w:rFonts w:asciiTheme="minorHAnsi" w:hAnsiTheme="minorHAnsi" w:cstheme="minorHAnsi"/>
+                <w:color w:val="000000"/>
+                <w:sz w:val="18"/>
+                <w:szCs w:val="18"/>
+              </w:rPr>
+              <w:t>25.00%</w:t>
+            </w:r>
+          </w:p>
+        </w:tc>
+        <w:tc>
+          <w:tcPr>
+            <w:tcW w:w="1064" w:type="dxa"/>
+            <w:tcMar>
+              <w:top w:w="50" w:type="dxa"/>
+              <w:left w:w="80" w:type="dxa"/>
+              <w:bottom w:w="50" w:type="dxa"/>
+              <w:right w:w="80" w:type="dxa"/>
+            </w:tcMar>
+            <w:vAlign w:val="bottom"/>
+          </w:tcPr>
+          <w:p>
+            <w:pPr>
+              <w:jc w:val="center"/>
+              <w:rPr>
+                <w:rFonts w:asciiTheme="minorHAnsi" w:hAnsiTheme="minorHAnsi" w:cstheme="minorHAnsi"/>
+                <w:sz w:val="18"/>
+                <w:szCs w:val="18"/>
+              </w:rPr>
+            </w:pPr>
+            <w:r>
+              <w:rPr>
+                <w:rFonts w:asciiTheme="minorHAnsi" w:hAnsiTheme="minorHAnsi" w:cstheme="minorHAnsi"/>
+                <w:color w:val="000000"/>
+                <w:sz w:val="18"/>
+                <w:szCs w:val="18"/>
+              </w:rPr>
+              <w:t>16.67%</w:t>
+            </w:r>
+          </w:p>
+        </w:tc>
+        <w:tc>
+          <w:tcPr>
+            <w:tcW w:w="1019" w:type="dxa"/>
+            <w:tcMar>
+              <w:top w:w="50" w:type="dxa"/>
+              <w:left w:w="80" w:type="dxa"/>
+              <w:bottom w:w="50" w:type="dxa"/>
+              <w:right w:w="80" w:type="dxa"/>
+            </w:tcMar>
+            <w:vAlign w:val="bottom"/>
+          </w:tcPr>
+          <w:p>
+            <w:pPr>
+              <w:jc w:val="center"/>
+              <w:rPr>
+                <w:rFonts w:asciiTheme="minorHAnsi" w:hAnsiTheme="minorHAnsi" w:cstheme="minorHAnsi"/>
+                <w:sz w:val="18"/>
+                <w:szCs w:val="18"/>
+              </w:rPr>
+            </w:pPr>
+            <w:r>
+              <w:rPr>
+                <w:rFonts w:asciiTheme="minorHAnsi" w:hAnsiTheme="minorHAnsi" w:cstheme="minorHAnsi"/>
+                <w:color w:val="000000"/>
+                <w:sz w:val="18"/>
+                <w:szCs w:val="18"/>
+              </w:rPr>
+              <w:t>76.45%</w:t>
             </w:r>
           </w:p>
         </w:tc>
@@ -3400,7 +3510,7 @@
       <w:tr>
         <w:tc>
           <w:tcPr>
-            <w:tcW w:w="1800" w:type="dxa"/>
+            <w:tcW w:w="2014" w:type="dxa"/>
             <w:tcMar>
               <w:top w:w="50" w:type="dxa"/>
               <w:left w:w="80" w:type="dxa"/>
@@ -3422,7 +3532,7 @@
         </w:tc>
         <w:tc>
           <w:tcPr>
-            <w:tcW w:w="900" w:type="dxa"/>
+            <w:tcW w:w="1007" w:type="dxa"/>
             <w:tcMar>
               <w:top w:w="50" w:type="dxa"/>
               <w:left w:w="80" w:type="dxa"/>
@@ -3444,133 +3554,187 @@
         </w:tc>
         <w:tc>
           <w:tcPr>
-            <w:tcW w:w="950" w:type="dxa"/>
-            <w:tcMar>
-              <w:top w:w="50" w:type="dxa"/>
-              <w:left w:w="80" w:type="dxa"/>
-              <w:bottom w:w="50" w:type="dxa"/>
-              <w:right w:w="80" w:type="dxa"/>
-            </w:tcMar>
-            <w:vAlign w:val="center"/>
-          </w:tcPr>
-          <w:p>
-            <w:r>
-              <w:rPr>
-                <w:rFonts w:ascii="Calibri" w:eastAsia="Calibri" w:hAnsi="Calibri" w:cs="Calibri"/>
-                <w:sz w:val="18"/>
-                <w:szCs w:val="18"/>
-              </w:rPr>
-              <w:t>—</w:t>
-            </w:r>
-          </w:p>
-        </w:tc>
-        <w:tc>
-          <w:tcPr>
-            <w:tcW w:w="950" w:type="dxa"/>
-            <w:tcMar>
-              <w:top w:w="50" w:type="dxa"/>
-              <w:left w:w="80" w:type="dxa"/>
-              <w:bottom w:w="50" w:type="dxa"/>
-              <w:right w:w="80" w:type="dxa"/>
-            </w:tcMar>
-            <w:vAlign w:val="center"/>
-          </w:tcPr>
-          <w:p>
-            <w:r>
-              <w:rPr>
-                <w:rFonts w:ascii="Calibri" w:eastAsia="Calibri" w:hAnsi="Calibri" w:cs="Calibri"/>
-                <w:sz w:val="18"/>
-                <w:szCs w:val="18"/>
-              </w:rPr>
-              <w:t>—</w:t>
-            </w:r>
-          </w:p>
-        </w:tc>
-        <w:tc>
-          <w:tcPr>
-            <w:tcW w:w="950" w:type="dxa"/>
-            <w:tcMar>
-              <w:top w:w="50" w:type="dxa"/>
-              <w:left w:w="80" w:type="dxa"/>
-              <w:bottom w:w="50" w:type="dxa"/>
-              <w:right w:w="80" w:type="dxa"/>
-            </w:tcMar>
-            <w:vAlign w:val="center"/>
-          </w:tcPr>
-          <w:p>
-            <w:r>
-              <w:rPr>
-                <w:rFonts w:ascii="Calibri" w:eastAsia="Calibri" w:hAnsi="Calibri" w:cs="Calibri"/>
-                <w:sz w:val="18"/>
-                <w:szCs w:val="18"/>
-              </w:rPr>
-              <w:t>—</w:t>
-            </w:r>
-          </w:p>
-        </w:tc>
-        <w:tc>
-          <w:tcPr>
-            <w:tcW w:w="950" w:type="dxa"/>
-            <w:tcMar>
-              <w:top w:w="50" w:type="dxa"/>
-              <w:left w:w="80" w:type="dxa"/>
-              <w:bottom w:w="50" w:type="dxa"/>
-              <w:right w:w="80" w:type="dxa"/>
-            </w:tcMar>
-            <w:vAlign w:val="center"/>
-          </w:tcPr>
-          <w:p>
-            <w:r>
-              <w:rPr>
-                <w:rFonts w:ascii="Calibri" w:eastAsia="Calibri" w:hAnsi="Calibri" w:cs="Calibri"/>
-                <w:sz w:val="18"/>
-                <w:szCs w:val="18"/>
-              </w:rPr>
-              <w:t>—</w:t>
-            </w:r>
-          </w:p>
-        </w:tc>
-        <w:tc>
-          <w:tcPr>
-            <w:tcW w:w="950" w:type="dxa"/>
-            <w:tcMar>
-              <w:top w:w="50" w:type="dxa"/>
-              <w:left w:w="80" w:type="dxa"/>
-              <w:bottom w:w="50" w:type="dxa"/>
-              <w:right w:w="80" w:type="dxa"/>
-            </w:tcMar>
-            <w:vAlign w:val="center"/>
-          </w:tcPr>
-          <w:p>
-            <w:r>
-              <w:rPr>
-                <w:rFonts w:ascii="Calibri" w:eastAsia="Calibri" w:hAnsi="Calibri" w:cs="Calibri"/>
-                <w:sz w:val="18"/>
-                <w:szCs w:val="18"/>
-              </w:rPr>
-              <w:t>—</w:t>
-            </w:r>
-          </w:p>
-        </w:tc>
-        <w:tc>
-          <w:tcPr>
-            <w:tcW w:w="910" w:type="dxa"/>
-            <w:tcMar>
-              <w:top w:w="50" w:type="dxa"/>
-              <w:left w:w="80" w:type="dxa"/>
-              <w:bottom w:w="50" w:type="dxa"/>
-              <w:right w:w="80" w:type="dxa"/>
-            </w:tcMar>
-            <w:vAlign w:val="center"/>
-          </w:tcPr>
-          <w:p>
-            <w:r>
-              <w:rPr>
-                <w:rFonts w:ascii="Calibri" w:eastAsia="Calibri" w:hAnsi="Calibri" w:cs="Calibri"/>
-                <w:sz w:val="18"/>
-                <w:szCs w:val="18"/>
-              </w:rPr>
-              <w:t>—</w:t>
+            <w:tcW w:w="1064" w:type="dxa"/>
+            <w:tcMar>
+              <w:top w:w="50" w:type="dxa"/>
+              <w:left w:w="80" w:type="dxa"/>
+              <w:bottom w:w="50" w:type="dxa"/>
+              <w:right w:w="80" w:type="dxa"/>
+            </w:tcMar>
+            <w:vAlign w:val="bottom"/>
+          </w:tcPr>
+          <w:p>
+            <w:pPr>
+              <w:jc w:val="center"/>
+              <w:rPr>
+                <w:rFonts w:asciiTheme="minorHAnsi" w:hAnsiTheme="minorHAnsi" w:cstheme="minorHAnsi"/>
+                <w:sz w:val="18"/>
+                <w:szCs w:val="18"/>
+              </w:rPr>
+            </w:pPr>
+            <w:r>
+              <w:rPr>
+                <w:rFonts w:asciiTheme="minorHAnsi" w:hAnsiTheme="minorHAnsi" w:cstheme="minorHAnsi"/>
+                <w:color w:val="000000"/>
+                <w:sz w:val="18"/>
+                <w:szCs w:val="18"/>
+              </w:rPr>
+              <w:t>79.84%</w:t>
+            </w:r>
+          </w:p>
+        </w:tc>
+        <w:tc>
+          <w:tcPr>
+            <w:tcW w:w="1064" w:type="dxa"/>
+            <w:tcMar>
+              <w:top w:w="50" w:type="dxa"/>
+              <w:left w:w="80" w:type="dxa"/>
+              <w:bottom w:w="50" w:type="dxa"/>
+              <w:right w:w="80" w:type="dxa"/>
+            </w:tcMar>
+            <w:vAlign w:val="bottom"/>
+          </w:tcPr>
+          <w:p>
+            <w:pPr>
+              <w:jc w:val="center"/>
+              <w:rPr>
+                <w:rFonts w:asciiTheme="minorHAnsi" w:hAnsiTheme="minorHAnsi" w:cstheme="minorHAnsi"/>
+                <w:sz w:val="18"/>
+                <w:szCs w:val="18"/>
+              </w:rPr>
+            </w:pPr>
+            <w:r>
+              <w:rPr>
+                <w:rFonts w:asciiTheme="minorHAnsi" w:hAnsiTheme="minorHAnsi" w:cstheme="minorHAnsi"/>
+                <w:color w:val="000000"/>
+                <w:sz w:val="18"/>
+                <w:szCs w:val="18"/>
+              </w:rPr>
+              <w:t>12.50%</w:t>
+            </w:r>
+          </w:p>
+        </w:tc>
+        <w:tc>
+          <w:tcPr>
+            <w:tcW w:w="1064" w:type="dxa"/>
+            <w:tcMar>
+              <w:top w:w="50" w:type="dxa"/>
+              <w:left w:w="80" w:type="dxa"/>
+              <w:bottom w:w="50" w:type="dxa"/>
+              <w:right w:w="80" w:type="dxa"/>
+            </w:tcMar>
+            <w:vAlign w:val="bottom"/>
+          </w:tcPr>
+          <w:p>
+            <w:pPr>
+              <w:jc w:val="center"/>
+              <w:rPr>
+                <w:rFonts w:asciiTheme="minorHAnsi" w:hAnsiTheme="minorHAnsi" w:cstheme="minorHAnsi"/>
+                <w:sz w:val="18"/>
+                <w:szCs w:val="18"/>
+              </w:rPr>
+            </w:pPr>
+            <w:r>
+              <w:rPr>
+                <w:rFonts w:asciiTheme="minorHAnsi" w:hAnsiTheme="minorHAnsi" w:cstheme="minorHAnsi"/>
+                <w:color w:val="000000"/>
+                <w:sz w:val="18"/>
+                <w:szCs w:val="18"/>
+              </w:rPr>
+              <w:t>84.30%</w:t>
+            </w:r>
+          </w:p>
+        </w:tc>
+        <w:tc>
+          <w:tcPr>
+            <w:tcW w:w="1064" w:type="dxa"/>
+            <w:tcMar>
+              <w:top w:w="50" w:type="dxa"/>
+              <w:left w:w="80" w:type="dxa"/>
+              <w:bottom w:w="50" w:type="dxa"/>
+              <w:right w:w="80" w:type="dxa"/>
+            </w:tcMar>
+            <w:vAlign w:val="bottom"/>
+          </w:tcPr>
+          <w:p>
+            <w:pPr>
+              <w:jc w:val="center"/>
+              <w:rPr>
+                <w:rFonts w:asciiTheme="minorHAnsi" w:hAnsiTheme="minorHAnsi" w:cstheme="minorHAnsi"/>
+                <w:sz w:val="18"/>
+                <w:szCs w:val="18"/>
+              </w:rPr>
+            </w:pPr>
+            <w:r>
+              <w:rPr>
+                <w:rFonts w:asciiTheme="minorHAnsi" w:hAnsiTheme="minorHAnsi" w:cstheme="minorHAnsi"/>
+                <w:color w:val="000000"/>
+                <w:sz w:val="18"/>
+                <w:szCs w:val="18"/>
+              </w:rPr>
+              <w:t>5.00%</w:t>
+            </w:r>
+          </w:p>
+        </w:tc>
+        <w:tc>
+          <w:tcPr>
+            <w:tcW w:w="1064" w:type="dxa"/>
+            <w:tcMar>
+              <w:top w:w="50" w:type="dxa"/>
+              <w:left w:w="80" w:type="dxa"/>
+              <w:bottom w:w="50" w:type="dxa"/>
+              <w:right w:w="80" w:type="dxa"/>
+            </w:tcMar>
+            <w:vAlign w:val="bottom"/>
+          </w:tcPr>
+          <w:p>
+            <w:pPr>
+              <w:jc w:val="center"/>
+              <w:rPr>
+                <w:rFonts w:asciiTheme="minorHAnsi" w:hAnsiTheme="minorHAnsi" w:cstheme="minorHAnsi"/>
+                <w:sz w:val="18"/>
+                <w:szCs w:val="18"/>
+              </w:rPr>
+            </w:pPr>
+            <w:r>
+              <w:rPr>
+                <w:rFonts w:asciiTheme="minorHAnsi" w:hAnsiTheme="minorHAnsi" w:cstheme="minorHAnsi"/>
+                <w:color w:val="000000"/>
+                <w:sz w:val="18"/>
+                <w:szCs w:val="18"/>
+              </w:rPr>
+              <w:t>7.14%</w:t>
+            </w:r>
+          </w:p>
+        </w:tc>
+        <w:tc>
+          <w:tcPr>
+            <w:tcW w:w="1019" w:type="dxa"/>
+            <w:tcMar>
+              <w:top w:w="50" w:type="dxa"/>
+              <w:left w:w="80" w:type="dxa"/>
+              <w:bottom w:w="50" w:type="dxa"/>
+              <w:right w:w="80" w:type="dxa"/>
+            </w:tcMar>
+            <w:vAlign w:val="bottom"/>
+          </w:tcPr>
+          <w:p>
+            <w:pPr>
+              <w:jc w:val="center"/>
+              <w:rPr>
+                <w:rFonts w:asciiTheme="minorHAnsi" w:hAnsiTheme="minorHAnsi" w:cstheme="minorHAnsi"/>
+                <w:sz w:val="18"/>
+                <w:szCs w:val="18"/>
+              </w:rPr>
+            </w:pPr>
+            <w:r>
+              <w:rPr>
+                <w:rFonts w:asciiTheme="minorHAnsi" w:hAnsiTheme="minorHAnsi" w:cstheme="minorHAnsi"/>
+                <w:color w:val="000000"/>
+                <w:sz w:val="18"/>
+                <w:szCs w:val="18"/>
+              </w:rPr>
+              <w:t>50.93%</w:t>
             </w:r>
           </w:p>
         </w:tc>
@@ -3578,7 +3742,7 @@
       <w:tr>
         <w:tc>
           <w:tcPr>
-            <w:tcW w:w="1800" w:type="dxa"/>
+            <w:tcW w:w="2014" w:type="dxa"/>
             <w:tcMar>
               <w:top w:w="50" w:type="dxa"/>
               <w:left w:w="80" w:type="dxa"/>
@@ -3600,7 +3764,7 @@
         </w:tc>
         <w:tc>
           <w:tcPr>
-            <w:tcW w:w="900" w:type="dxa"/>
+            <w:tcW w:w="1007" w:type="dxa"/>
             <w:tcMar>
               <w:top w:w="50" w:type="dxa"/>
               <w:left w:w="80" w:type="dxa"/>
@@ -3622,133 +3786,187 @@
         </w:tc>
         <w:tc>
           <w:tcPr>
-            <w:tcW w:w="950" w:type="dxa"/>
-            <w:tcMar>
-              <w:top w:w="50" w:type="dxa"/>
-              <w:left w:w="80" w:type="dxa"/>
-              <w:bottom w:w="50" w:type="dxa"/>
-              <w:right w:w="80" w:type="dxa"/>
-            </w:tcMar>
-            <w:vAlign w:val="center"/>
-          </w:tcPr>
-          <w:p>
-            <w:r>
-              <w:rPr>
-                <w:rFonts w:ascii="Calibri" w:eastAsia="Calibri" w:hAnsi="Calibri" w:cs="Calibri"/>
-                <w:sz w:val="18"/>
-                <w:szCs w:val="18"/>
-              </w:rPr>
-              <w:t>—</w:t>
-            </w:r>
-          </w:p>
-        </w:tc>
-        <w:tc>
-          <w:tcPr>
-            <w:tcW w:w="950" w:type="dxa"/>
-            <w:tcMar>
-              <w:top w:w="50" w:type="dxa"/>
-              <w:left w:w="80" w:type="dxa"/>
-              <w:bottom w:w="50" w:type="dxa"/>
-              <w:right w:w="80" w:type="dxa"/>
-            </w:tcMar>
-            <w:vAlign w:val="center"/>
-          </w:tcPr>
-          <w:p>
-            <w:r>
-              <w:rPr>
-                <w:rFonts w:ascii="Calibri" w:eastAsia="Calibri" w:hAnsi="Calibri" w:cs="Calibri"/>
-                <w:sz w:val="18"/>
-                <w:szCs w:val="18"/>
-              </w:rPr>
-              <w:t>—</w:t>
-            </w:r>
-          </w:p>
-        </w:tc>
-        <w:tc>
-          <w:tcPr>
-            <w:tcW w:w="950" w:type="dxa"/>
-            <w:tcMar>
-              <w:top w:w="50" w:type="dxa"/>
-              <w:left w:w="80" w:type="dxa"/>
-              <w:bottom w:w="50" w:type="dxa"/>
-              <w:right w:w="80" w:type="dxa"/>
-            </w:tcMar>
-            <w:vAlign w:val="center"/>
-          </w:tcPr>
-          <w:p>
-            <w:r>
-              <w:rPr>
-                <w:rFonts w:ascii="Calibri" w:eastAsia="Calibri" w:hAnsi="Calibri" w:cs="Calibri"/>
-                <w:sz w:val="18"/>
-                <w:szCs w:val="18"/>
-              </w:rPr>
-              <w:t>—</w:t>
-            </w:r>
-          </w:p>
-        </w:tc>
-        <w:tc>
-          <w:tcPr>
-            <w:tcW w:w="950" w:type="dxa"/>
-            <w:tcMar>
-              <w:top w:w="50" w:type="dxa"/>
-              <w:left w:w="80" w:type="dxa"/>
-              <w:bottom w:w="50" w:type="dxa"/>
-              <w:right w:w="80" w:type="dxa"/>
-            </w:tcMar>
-            <w:vAlign w:val="center"/>
-          </w:tcPr>
-          <w:p>
-            <w:r>
-              <w:rPr>
-                <w:rFonts w:ascii="Calibri" w:eastAsia="Calibri" w:hAnsi="Calibri" w:cs="Calibri"/>
-                <w:sz w:val="18"/>
-                <w:szCs w:val="18"/>
-              </w:rPr>
-              <w:t>—</w:t>
-            </w:r>
-          </w:p>
-        </w:tc>
-        <w:tc>
-          <w:tcPr>
-            <w:tcW w:w="950" w:type="dxa"/>
-            <w:tcMar>
-              <w:top w:w="50" w:type="dxa"/>
-              <w:left w:w="80" w:type="dxa"/>
-              <w:bottom w:w="50" w:type="dxa"/>
-              <w:right w:w="80" w:type="dxa"/>
-            </w:tcMar>
-            <w:vAlign w:val="center"/>
-          </w:tcPr>
-          <w:p>
-            <w:r>
-              <w:rPr>
-                <w:rFonts w:ascii="Calibri" w:eastAsia="Calibri" w:hAnsi="Calibri" w:cs="Calibri"/>
-                <w:sz w:val="18"/>
-                <w:szCs w:val="18"/>
-              </w:rPr>
-              <w:t>—</w:t>
-            </w:r>
-          </w:p>
-        </w:tc>
-        <w:tc>
-          <w:tcPr>
-            <w:tcW w:w="910" w:type="dxa"/>
-            <w:tcMar>
-              <w:top w:w="50" w:type="dxa"/>
-              <w:left w:w="80" w:type="dxa"/>
-              <w:bottom w:w="50" w:type="dxa"/>
-              <w:right w:w="80" w:type="dxa"/>
-            </w:tcMar>
-            <w:vAlign w:val="center"/>
-          </w:tcPr>
-          <w:p>
-            <w:r>
-              <w:rPr>
-                <w:rFonts w:ascii="Calibri" w:eastAsia="Calibri" w:hAnsi="Calibri" w:cs="Calibri"/>
-                <w:sz w:val="18"/>
-                <w:szCs w:val="18"/>
-              </w:rPr>
-              <w:t>—</w:t>
+            <w:tcW w:w="1064" w:type="dxa"/>
+            <w:tcMar>
+              <w:top w:w="50" w:type="dxa"/>
+              <w:left w:w="80" w:type="dxa"/>
+              <w:bottom w:w="50" w:type="dxa"/>
+              <w:right w:w="80" w:type="dxa"/>
+            </w:tcMar>
+            <w:vAlign w:val="bottom"/>
+          </w:tcPr>
+          <w:p>
+            <w:pPr>
+              <w:jc w:val="center"/>
+              <w:rPr>
+                <w:rFonts w:asciiTheme="minorHAnsi" w:hAnsiTheme="minorHAnsi" w:cstheme="minorHAnsi"/>
+                <w:sz w:val="18"/>
+                <w:szCs w:val="18"/>
+              </w:rPr>
+            </w:pPr>
+            <w:r>
+              <w:rPr>
+                <w:rFonts w:asciiTheme="minorHAnsi" w:hAnsiTheme="minorHAnsi" w:cstheme="minorHAnsi"/>
+                <w:color w:val="000000"/>
+                <w:sz w:val="18"/>
+                <w:szCs w:val="18"/>
+              </w:rPr>
+              <w:t>89.15%</w:t>
+            </w:r>
+          </w:p>
+        </w:tc>
+        <w:tc>
+          <w:tcPr>
+            <w:tcW w:w="1064" w:type="dxa"/>
+            <w:tcMar>
+              <w:top w:w="50" w:type="dxa"/>
+              <w:left w:w="80" w:type="dxa"/>
+              <w:bottom w:w="50" w:type="dxa"/>
+              <w:right w:w="80" w:type="dxa"/>
+            </w:tcMar>
+            <w:vAlign w:val="bottom"/>
+          </w:tcPr>
+          <w:p>
+            <w:pPr>
+              <w:jc w:val="center"/>
+              <w:rPr>
+                <w:rFonts w:asciiTheme="minorHAnsi" w:hAnsiTheme="minorHAnsi" w:cstheme="minorHAnsi"/>
+                <w:sz w:val="18"/>
+                <w:szCs w:val="18"/>
+              </w:rPr>
+            </w:pPr>
+            <w:r>
+              <w:rPr>
+                <w:rFonts w:asciiTheme="minorHAnsi" w:hAnsiTheme="minorHAnsi" w:cstheme="minorHAnsi"/>
+                <w:color w:val="000000"/>
+                <w:sz w:val="18"/>
+                <w:szCs w:val="18"/>
+              </w:rPr>
+              <w:t>0.00%</w:t>
+            </w:r>
+          </w:p>
+        </w:tc>
+        <w:tc>
+          <w:tcPr>
+            <w:tcW w:w="1064" w:type="dxa"/>
+            <w:tcMar>
+              <w:top w:w="50" w:type="dxa"/>
+              <w:left w:w="80" w:type="dxa"/>
+              <w:bottom w:w="50" w:type="dxa"/>
+              <w:right w:w="80" w:type="dxa"/>
+            </w:tcMar>
+            <w:vAlign w:val="bottom"/>
+          </w:tcPr>
+          <w:p>
+            <w:pPr>
+              <w:jc w:val="center"/>
+              <w:rPr>
+                <w:rFonts w:asciiTheme="minorHAnsi" w:hAnsiTheme="minorHAnsi" w:cstheme="minorHAnsi"/>
+                <w:sz w:val="18"/>
+                <w:szCs w:val="18"/>
+              </w:rPr>
+            </w:pPr>
+            <w:r>
+              <w:rPr>
+                <w:rFonts w:asciiTheme="minorHAnsi" w:hAnsiTheme="minorHAnsi" w:cstheme="minorHAnsi"/>
+                <w:color w:val="000000"/>
+                <w:sz w:val="18"/>
+                <w:szCs w:val="18"/>
+              </w:rPr>
+              <w:t>95.04%</w:t>
+            </w:r>
+          </w:p>
+        </w:tc>
+        <w:tc>
+          <w:tcPr>
+            <w:tcW w:w="1064" w:type="dxa"/>
+            <w:tcMar>
+              <w:top w:w="50" w:type="dxa"/>
+              <w:left w:w="80" w:type="dxa"/>
+              <w:bottom w:w="50" w:type="dxa"/>
+              <w:right w:w="80" w:type="dxa"/>
+            </w:tcMar>
+            <w:vAlign w:val="bottom"/>
+          </w:tcPr>
+          <w:p>
+            <w:pPr>
+              <w:jc w:val="center"/>
+              <w:rPr>
+                <w:rFonts w:asciiTheme="minorHAnsi" w:hAnsiTheme="minorHAnsi" w:cstheme="minorHAnsi"/>
+                <w:sz w:val="18"/>
+                <w:szCs w:val="18"/>
+              </w:rPr>
+            </w:pPr>
+            <w:r>
+              <w:rPr>
+                <w:rFonts w:asciiTheme="minorHAnsi" w:hAnsiTheme="minorHAnsi" w:cstheme="minorHAnsi"/>
+                <w:color w:val="000000"/>
+                <w:sz w:val="18"/>
+                <w:szCs w:val="18"/>
+              </w:rPr>
+              <w:t>0.00%</w:t>
+            </w:r>
+          </w:p>
+        </w:tc>
+        <w:tc>
+          <w:tcPr>
+            <w:tcW w:w="1064" w:type="dxa"/>
+            <w:tcMar>
+              <w:top w:w="50" w:type="dxa"/>
+              <w:left w:w="80" w:type="dxa"/>
+              <w:bottom w:w="50" w:type="dxa"/>
+              <w:right w:w="80" w:type="dxa"/>
+            </w:tcMar>
+            <w:vAlign w:val="bottom"/>
+          </w:tcPr>
+          <w:p>
+            <w:pPr>
+              <w:jc w:val="center"/>
+              <w:rPr>
+                <w:rFonts w:asciiTheme="minorHAnsi" w:hAnsiTheme="minorHAnsi" w:cstheme="minorHAnsi"/>
+                <w:sz w:val="18"/>
+                <w:szCs w:val="18"/>
+              </w:rPr>
+            </w:pPr>
+            <w:r>
+              <w:rPr>
+                <w:rFonts w:asciiTheme="minorHAnsi" w:hAnsiTheme="minorHAnsi" w:cstheme="minorHAnsi"/>
+                <w:color w:val="000000"/>
+                <w:sz w:val="18"/>
+                <w:szCs w:val="18"/>
+              </w:rPr>
+              <w:t>0.00%</w:t>
+            </w:r>
+          </w:p>
+        </w:tc>
+        <w:tc>
+          <w:tcPr>
+            <w:tcW w:w="1019" w:type="dxa"/>
+            <w:tcMar>
+              <w:top w:w="50" w:type="dxa"/>
+              <w:left w:w="80" w:type="dxa"/>
+              <w:bottom w:w="50" w:type="dxa"/>
+              <w:right w:w="80" w:type="dxa"/>
+            </w:tcMar>
+            <w:vAlign w:val="bottom"/>
+          </w:tcPr>
+          <w:p>
+            <w:pPr>
+              <w:jc w:val="center"/>
+              <w:rPr>
+                <w:rFonts w:asciiTheme="minorHAnsi" w:hAnsiTheme="minorHAnsi" w:cstheme="minorHAnsi"/>
+                <w:sz w:val="18"/>
+                <w:szCs w:val="18"/>
+              </w:rPr>
+            </w:pPr>
+            <w:r>
+              <w:rPr>
+                <w:rFonts w:asciiTheme="minorHAnsi" w:hAnsiTheme="minorHAnsi" w:cstheme="minorHAnsi"/>
+                <w:color w:val="000000"/>
+                <w:sz w:val="18"/>
+                <w:szCs w:val="18"/>
+              </w:rPr>
+              <w:t>65.60%</w:t>
             </w:r>
           </w:p>
         </w:tc>
@@ -3756,7 +3974,7 @@
       <w:tr>
         <w:tc>
           <w:tcPr>
-            <w:tcW w:w="1800" w:type="dxa"/>
+            <w:tcW w:w="2014" w:type="dxa"/>
             <w:tcMar>
               <w:top w:w="50" w:type="dxa"/>
               <w:left w:w="80" w:type="dxa"/>
@@ -3778,7 +3996,7 @@
         </w:tc>
         <w:tc>
           <w:tcPr>
-            <w:tcW w:w="900" w:type="dxa"/>
+            <w:tcW w:w="1007" w:type="dxa"/>
             <w:tcMar>
               <w:top w:w="50" w:type="dxa"/>
               <w:left w:w="80" w:type="dxa"/>
@@ -3800,133 +4018,187 @@
         </w:tc>
         <w:tc>
           <w:tcPr>
-            <w:tcW w:w="950" w:type="dxa"/>
-            <w:tcMar>
-              <w:top w:w="50" w:type="dxa"/>
-              <w:left w:w="80" w:type="dxa"/>
-              <w:bottom w:w="50" w:type="dxa"/>
-              <w:right w:w="80" w:type="dxa"/>
-            </w:tcMar>
-            <w:vAlign w:val="center"/>
-          </w:tcPr>
-          <w:p>
-            <w:r>
-              <w:rPr>
-                <w:rFonts w:ascii="Calibri" w:eastAsia="Calibri" w:hAnsi="Calibri" w:cs="Calibri"/>
-                <w:sz w:val="18"/>
-                <w:szCs w:val="18"/>
-              </w:rPr>
-              <w:t>—</w:t>
-            </w:r>
-          </w:p>
-        </w:tc>
-        <w:tc>
-          <w:tcPr>
-            <w:tcW w:w="950" w:type="dxa"/>
-            <w:tcMar>
-              <w:top w:w="50" w:type="dxa"/>
-              <w:left w:w="80" w:type="dxa"/>
-              <w:bottom w:w="50" w:type="dxa"/>
-              <w:right w:w="80" w:type="dxa"/>
-            </w:tcMar>
-            <w:vAlign w:val="center"/>
-          </w:tcPr>
-          <w:p>
-            <w:r>
-              <w:rPr>
-                <w:rFonts w:ascii="Calibri" w:eastAsia="Calibri" w:hAnsi="Calibri" w:cs="Calibri"/>
-                <w:sz w:val="18"/>
-                <w:szCs w:val="18"/>
-              </w:rPr>
-              <w:t>—</w:t>
-            </w:r>
-          </w:p>
-        </w:tc>
-        <w:tc>
-          <w:tcPr>
-            <w:tcW w:w="950" w:type="dxa"/>
-            <w:tcMar>
-              <w:top w:w="50" w:type="dxa"/>
-              <w:left w:w="80" w:type="dxa"/>
-              <w:bottom w:w="50" w:type="dxa"/>
-              <w:right w:w="80" w:type="dxa"/>
-            </w:tcMar>
-            <w:vAlign w:val="center"/>
-          </w:tcPr>
-          <w:p>
-            <w:r>
-              <w:rPr>
-                <w:rFonts w:ascii="Calibri" w:eastAsia="Calibri" w:hAnsi="Calibri" w:cs="Calibri"/>
-                <w:sz w:val="18"/>
-                <w:szCs w:val="18"/>
-              </w:rPr>
-              <w:t>—</w:t>
-            </w:r>
-          </w:p>
-        </w:tc>
-        <w:tc>
-          <w:tcPr>
-            <w:tcW w:w="950" w:type="dxa"/>
-            <w:tcMar>
-              <w:top w:w="50" w:type="dxa"/>
-              <w:left w:w="80" w:type="dxa"/>
-              <w:bottom w:w="50" w:type="dxa"/>
-              <w:right w:w="80" w:type="dxa"/>
-            </w:tcMar>
-            <w:vAlign w:val="center"/>
-          </w:tcPr>
-          <w:p>
-            <w:r>
-              <w:rPr>
-                <w:rFonts w:ascii="Calibri" w:eastAsia="Calibri" w:hAnsi="Calibri" w:cs="Calibri"/>
-                <w:sz w:val="18"/>
-                <w:szCs w:val="18"/>
-              </w:rPr>
-              <w:t>—</w:t>
-            </w:r>
-          </w:p>
-        </w:tc>
-        <w:tc>
-          <w:tcPr>
-            <w:tcW w:w="950" w:type="dxa"/>
-            <w:tcMar>
-              <w:top w:w="50" w:type="dxa"/>
-              <w:left w:w="80" w:type="dxa"/>
-              <w:bottom w:w="50" w:type="dxa"/>
-              <w:right w:w="80" w:type="dxa"/>
-            </w:tcMar>
-            <w:vAlign w:val="center"/>
-          </w:tcPr>
-          <w:p>
-            <w:r>
-              <w:rPr>
-                <w:rFonts w:ascii="Calibri" w:eastAsia="Calibri" w:hAnsi="Calibri" w:cs="Calibri"/>
-                <w:sz w:val="18"/>
-                <w:szCs w:val="18"/>
-              </w:rPr>
-              <w:t>—</w:t>
-            </w:r>
-          </w:p>
-        </w:tc>
-        <w:tc>
-          <w:tcPr>
-            <w:tcW w:w="910" w:type="dxa"/>
-            <w:tcMar>
-              <w:top w:w="50" w:type="dxa"/>
-              <w:left w:w="80" w:type="dxa"/>
-              <w:bottom w:w="50" w:type="dxa"/>
-              <w:right w:w="80" w:type="dxa"/>
-            </w:tcMar>
-            <w:vAlign w:val="center"/>
-          </w:tcPr>
-          <w:p>
-            <w:r>
-              <w:rPr>
-                <w:rFonts w:ascii="Calibri" w:eastAsia="Calibri" w:hAnsi="Calibri" w:cs="Calibri"/>
-                <w:sz w:val="18"/>
-                <w:szCs w:val="18"/>
-              </w:rPr>
-              <w:t>—</w:t>
+            <w:tcW w:w="1064" w:type="dxa"/>
+            <w:tcMar>
+              <w:top w:w="50" w:type="dxa"/>
+              <w:left w:w="80" w:type="dxa"/>
+              <w:bottom w:w="50" w:type="dxa"/>
+              <w:right w:w="80" w:type="dxa"/>
+            </w:tcMar>
+            <w:vAlign w:val="bottom"/>
+          </w:tcPr>
+          <w:p>
+            <w:pPr>
+              <w:jc w:val="center"/>
+              <w:rPr>
+                <w:rFonts w:asciiTheme="minorHAnsi" w:hAnsiTheme="minorHAnsi" w:cstheme="minorHAnsi"/>
+                <w:sz w:val="18"/>
+                <w:szCs w:val="18"/>
+              </w:rPr>
+            </w:pPr>
+            <w:r>
+              <w:rPr>
+                <w:rFonts w:asciiTheme="minorHAnsi" w:hAnsiTheme="minorHAnsi" w:cstheme="minorHAnsi"/>
+                <w:color w:val="000000"/>
+                <w:sz w:val="18"/>
+                <w:szCs w:val="18"/>
+              </w:rPr>
+              <w:t>93.80%</w:t>
+            </w:r>
+          </w:p>
+        </w:tc>
+        <w:tc>
+          <w:tcPr>
+            <w:tcW w:w="1064" w:type="dxa"/>
+            <w:tcMar>
+              <w:top w:w="50" w:type="dxa"/>
+              <w:left w:w="80" w:type="dxa"/>
+              <w:bottom w:w="50" w:type="dxa"/>
+              <w:right w:w="80" w:type="dxa"/>
+            </w:tcMar>
+            <w:vAlign w:val="bottom"/>
+          </w:tcPr>
+          <w:p>
+            <w:pPr>
+              <w:jc w:val="center"/>
+              <w:rPr>
+                <w:rFonts w:asciiTheme="minorHAnsi" w:hAnsiTheme="minorHAnsi" w:cstheme="minorHAnsi"/>
+                <w:sz w:val="18"/>
+                <w:szCs w:val="18"/>
+              </w:rPr>
+            </w:pPr>
+            <w:r>
+              <w:rPr>
+                <w:rFonts w:asciiTheme="minorHAnsi" w:hAnsiTheme="minorHAnsi" w:cstheme="minorHAnsi"/>
+                <w:color w:val="000000"/>
+                <w:sz w:val="18"/>
+                <w:szCs w:val="18"/>
+              </w:rPr>
+              <w:t>12.50%</w:t>
+            </w:r>
+          </w:p>
+        </w:tc>
+        <w:tc>
+          <w:tcPr>
+            <w:tcW w:w="1064" w:type="dxa"/>
+            <w:tcMar>
+              <w:top w:w="50" w:type="dxa"/>
+              <w:left w:w="80" w:type="dxa"/>
+              <w:bottom w:w="50" w:type="dxa"/>
+              <w:right w:w="80" w:type="dxa"/>
+            </w:tcMar>
+            <w:vAlign w:val="bottom"/>
+          </w:tcPr>
+          <w:p>
+            <w:pPr>
+              <w:jc w:val="center"/>
+              <w:rPr>
+                <w:rFonts w:asciiTheme="minorHAnsi" w:hAnsiTheme="minorHAnsi" w:cstheme="minorHAnsi"/>
+                <w:sz w:val="18"/>
+                <w:szCs w:val="18"/>
+              </w:rPr>
+            </w:pPr>
+            <w:r>
+              <w:rPr>
+                <w:rFonts w:asciiTheme="minorHAnsi" w:hAnsiTheme="minorHAnsi" w:cstheme="minorHAnsi"/>
+                <w:color w:val="000000"/>
+                <w:sz w:val="18"/>
+                <w:szCs w:val="18"/>
+              </w:rPr>
+              <w:t>99.17%</w:t>
+            </w:r>
+          </w:p>
+        </w:tc>
+        <w:tc>
+          <w:tcPr>
+            <w:tcW w:w="1064" w:type="dxa"/>
+            <w:tcMar>
+              <w:top w:w="50" w:type="dxa"/>
+              <w:left w:w="80" w:type="dxa"/>
+              <w:bottom w:w="50" w:type="dxa"/>
+              <w:right w:w="80" w:type="dxa"/>
+            </w:tcMar>
+            <w:vAlign w:val="bottom"/>
+          </w:tcPr>
+          <w:p>
+            <w:pPr>
+              <w:jc w:val="center"/>
+              <w:rPr>
+                <w:rFonts w:asciiTheme="minorHAnsi" w:hAnsiTheme="minorHAnsi" w:cstheme="minorHAnsi"/>
+                <w:sz w:val="18"/>
+                <w:szCs w:val="18"/>
+              </w:rPr>
+            </w:pPr>
+            <w:r>
+              <w:rPr>
+                <w:rFonts w:asciiTheme="minorHAnsi" w:hAnsiTheme="minorHAnsi" w:cstheme="minorHAnsi"/>
+                <w:color w:val="000000"/>
+                <w:sz w:val="18"/>
+                <w:szCs w:val="18"/>
+              </w:rPr>
+              <w:t>50.00%</w:t>
+            </w:r>
+          </w:p>
+        </w:tc>
+        <w:tc>
+          <w:tcPr>
+            <w:tcW w:w="1064" w:type="dxa"/>
+            <w:tcMar>
+              <w:top w:w="50" w:type="dxa"/>
+              <w:left w:w="80" w:type="dxa"/>
+              <w:bottom w:w="50" w:type="dxa"/>
+              <w:right w:w="80" w:type="dxa"/>
+            </w:tcMar>
+            <w:vAlign w:val="bottom"/>
+          </w:tcPr>
+          <w:p>
+            <w:pPr>
+              <w:jc w:val="center"/>
+              <w:rPr>
+                <w:rFonts w:asciiTheme="minorHAnsi" w:hAnsiTheme="minorHAnsi" w:cstheme="minorHAnsi"/>
+                <w:sz w:val="18"/>
+                <w:szCs w:val="18"/>
+              </w:rPr>
+            </w:pPr>
+            <w:r>
+              <w:rPr>
+                <w:rFonts w:asciiTheme="minorHAnsi" w:hAnsiTheme="minorHAnsi" w:cstheme="minorHAnsi"/>
+                <w:color w:val="000000"/>
+                <w:sz w:val="18"/>
+                <w:szCs w:val="18"/>
+              </w:rPr>
+              <w:t>20.00%</w:t>
+            </w:r>
+          </w:p>
+        </w:tc>
+        <w:tc>
+          <w:tcPr>
+            <w:tcW w:w="1019" w:type="dxa"/>
+            <w:tcMar>
+              <w:top w:w="50" w:type="dxa"/>
+              <w:left w:w="80" w:type="dxa"/>
+              <w:bottom w:w="50" w:type="dxa"/>
+              <w:right w:w="80" w:type="dxa"/>
+            </w:tcMar>
+            <w:vAlign w:val="bottom"/>
+          </w:tcPr>
+          <w:p>
+            <w:pPr>
+              <w:jc w:val="center"/>
+              <w:rPr>
+                <w:rFonts w:asciiTheme="minorHAnsi" w:hAnsiTheme="minorHAnsi" w:cstheme="minorHAnsi"/>
+                <w:sz w:val="18"/>
+                <w:szCs w:val="18"/>
+              </w:rPr>
+            </w:pPr>
+            <w:r>
+              <w:rPr>
+                <w:rFonts w:asciiTheme="minorHAnsi" w:hAnsiTheme="minorHAnsi" w:cstheme="minorHAnsi"/>
+                <w:color w:val="000000"/>
+                <w:sz w:val="18"/>
+                <w:szCs w:val="18"/>
+              </w:rPr>
+              <w:t>75.41%</w:t>
             </w:r>
           </w:p>
         </w:tc>
@@ -3934,38 +4206,52 @@
       <w:tr>
         <w:tc>
           <w:tcPr>
-            <w:tcW w:w="1800" w:type="dxa"/>
-            <w:tcMar>
-              <w:top w:w="50" w:type="dxa"/>
-              <w:left w:w="80" w:type="dxa"/>
-              <w:bottom w:w="50" w:type="dxa"/>
-              <w:right w:w="80" w:type="dxa"/>
-            </w:tcMar>
-            <w:vAlign w:val="center"/>
-          </w:tcPr>
-          <w:p>
-            <w:r>
-              <w:rPr>
-                <w:rFonts w:ascii="Calibri" w:eastAsia="Calibri" w:hAnsi="Calibri" w:cs="Calibri"/>
-                <w:sz w:val="18"/>
-                <w:szCs w:val="18"/>
-              </w:rPr>
-              <w:t>MobileNet</w:t>
-            </w:r>
-          </w:p>
-        </w:tc>
-        <w:tc>
-          <w:tcPr>
-            <w:tcW w:w="900" w:type="dxa"/>
-            <w:tcMar>
-              <w:top w:w="50" w:type="dxa"/>
-              <w:left w:w="80" w:type="dxa"/>
-              <w:bottom w:w="50" w:type="dxa"/>
-              <w:right w:w="80" w:type="dxa"/>
-            </w:tcMar>
-            <w:vAlign w:val="center"/>
-          </w:tcPr>
-          <w:p>
+            <w:tcW w:w="2014" w:type="dxa"/>
+            <w:tcMar>
+              <w:top w:w="50" w:type="dxa"/>
+              <w:left w:w="80" w:type="dxa"/>
+              <w:bottom w:w="50" w:type="dxa"/>
+              <w:right w:w="80" w:type="dxa"/>
+            </w:tcMar>
+            <w:vAlign w:val="center"/>
+          </w:tcPr>
+          <w:p>
+            <w:pPr>
+              <w:rPr>
+                <w:rFonts w:ascii="Calibri" w:eastAsia="Calibri" w:hAnsi="Calibri" w:cs="Calibri"/>
+                <w:sz w:val="18"/>
+                <w:szCs w:val="18"/>
+              </w:rPr>
+            </w:pPr>
+            <w:r>
+              <w:rPr>
+                <w:rFonts w:ascii="Calibri" w:eastAsia="Calibri" w:hAnsi="Calibri" w:cs="Calibri"/>
+                <w:sz w:val="18"/>
+                <w:szCs w:val="18"/>
+              </w:rPr>
+              <w:t>AlexNet</w:t>
+            </w:r>
+          </w:p>
+        </w:tc>
+        <w:tc>
+          <w:tcPr>
+            <w:tcW w:w="1007" w:type="dxa"/>
+            <w:tcMar>
+              <w:top w:w="50" w:type="dxa"/>
+              <w:left w:w="80" w:type="dxa"/>
+              <w:bottom w:w="50" w:type="dxa"/>
+              <w:right w:w="80" w:type="dxa"/>
+            </w:tcMar>
+            <w:vAlign w:val="center"/>
+          </w:tcPr>
+          <w:p>
+            <w:pPr>
+              <w:rPr>
+                <w:rFonts w:ascii="Calibri" w:eastAsia="Calibri" w:hAnsi="Calibri" w:cs="Calibri"/>
+                <w:sz w:val="18"/>
+                <w:szCs w:val="18"/>
+              </w:rPr>
+            </w:pPr>
             <w:r>
               <w:rPr>
                 <w:rFonts w:ascii="Calibri" w:eastAsia="Calibri" w:hAnsi="Calibri" w:cs="Calibri"/>
@@ -3978,133 +4264,187 @@
         </w:tc>
         <w:tc>
           <w:tcPr>
-            <w:tcW w:w="950" w:type="dxa"/>
-            <w:tcMar>
-              <w:top w:w="50" w:type="dxa"/>
-              <w:left w:w="80" w:type="dxa"/>
-              <w:bottom w:w="50" w:type="dxa"/>
-              <w:right w:w="80" w:type="dxa"/>
-            </w:tcMar>
-            <w:vAlign w:val="center"/>
-          </w:tcPr>
-          <w:p>
-            <w:r>
-              <w:rPr>
-                <w:rFonts w:ascii="Calibri" w:eastAsia="Calibri" w:hAnsi="Calibri" w:cs="Calibri"/>
-                <w:sz w:val="18"/>
-                <w:szCs w:val="18"/>
-              </w:rPr>
-              <w:t>—</w:t>
-            </w:r>
-          </w:p>
-        </w:tc>
-        <w:tc>
-          <w:tcPr>
-            <w:tcW w:w="950" w:type="dxa"/>
-            <w:tcMar>
-              <w:top w:w="50" w:type="dxa"/>
-              <w:left w:w="80" w:type="dxa"/>
-              <w:bottom w:w="50" w:type="dxa"/>
-              <w:right w:w="80" w:type="dxa"/>
-            </w:tcMar>
-            <w:vAlign w:val="center"/>
-          </w:tcPr>
-          <w:p>
-            <w:r>
-              <w:rPr>
-                <w:rFonts w:ascii="Calibri" w:eastAsia="Calibri" w:hAnsi="Calibri" w:cs="Calibri"/>
-                <w:sz w:val="18"/>
-                <w:szCs w:val="18"/>
-              </w:rPr>
-              <w:t>—</w:t>
-            </w:r>
-          </w:p>
-        </w:tc>
-        <w:tc>
-          <w:tcPr>
-            <w:tcW w:w="950" w:type="dxa"/>
-            <w:tcMar>
-              <w:top w:w="50" w:type="dxa"/>
-              <w:left w:w="80" w:type="dxa"/>
-              <w:bottom w:w="50" w:type="dxa"/>
-              <w:right w:w="80" w:type="dxa"/>
-            </w:tcMar>
-            <w:vAlign w:val="center"/>
-          </w:tcPr>
-          <w:p>
-            <w:r>
-              <w:rPr>
-                <w:rFonts w:ascii="Calibri" w:eastAsia="Calibri" w:hAnsi="Calibri" w:cs="Calibri"/>
-                <w:sz w:val="18"/>
-                <w:szCs w:val="18"/>
-              </w:rPr>
-              <w:t>—</w:t>
-            </w:r>
-          </w:p>
-        </w:tc>
-        <w:tc>
-          <w:tcPr>
-            <w:tcW w:w="950" w:type="dxa"/>
-            <w:tcMar>
-              <w:top w:w="50" w:type="dxa"/>
-              <w:left w:w="80" w:type="dxa"/>
-              <w:bottom w:w="50" w:type="dxa"/>
-              <w:right w:w="80" w:type="dxa"/>
-            </w:tcMar>
-            <w:vAlign w:val="center"/>
-          </w:tcPr>
-          <w:p>
-            <w:r>
-              <w:rPr>
-                <w:rFonts w:ascii="Calibri" w:eastAsia="Calibri" w:hAnsi="Calibri" w:cs="Calibri"/>
-                <w:sz w:val="18"/>
-                <w:szCs w:val="18"/>
-              </w:rPr>
-              <w:t>—</w:t>
-            </w:r>
-          </w:p>
-        </w:tc>
-        <w:tc>
-          <w:tcPr>
-            <w:tcW w:w="950" w:type="dxa"/>
-            <w:tcMar>
-              <w:top w:w="50" w:type="dxa"/>
-              <w:left w:w="80" w:type="dxa"/>
-              <w:bottom w:w="50" w:type="dxa"/>
-              <w:right w:w="80" w:type="dxa"/>
-            </w:tcMar>
-            <w:vAlign w:val="center"/>
-          </w:tcPr>
-          <w:p>
-            <w:r>
-              <w:rPr>
-                <w:rFonts w:ascii="Calibri" w:eastAsia="Calibri" w:hAnsi="Calibri" w:cs="Calibri"/>
-                <w:sz w:val="18"/>
-                <w:szCs w:val="18"/>
-              </w:rPr>
-              <w:t>—</w:t>
-            </w:r>
-          </w:p>
-        </w:tc>
-        <w:tc>
-          <w:tcPr>
-            <w:tcW w:w="910" w:type="dxa"/>
-            <w:tcMar>
-              <w:top w:w="50" w:type="dxa"/>
-              <w:left w:w="80" w:type="dxa"/>
-              <w:bottom w:w="50" w:type="dxa"/>
-              <w:right w:w="80" w:type="dxa"/>
-            </w:tcMar>
-            <w:vAlign w:val="center"/>
-          </w:tcPr>
-          <w:p>
-            <w:r>
-              <w:rPr>
-                <w:rFonts w:ascii="Calibri" w:eastAsia="Calibri" w:hAnsi="Calibri" w:cs="Calibri"/>
-                <w:sz w:val="18"/>
-                <w:szCs w:val="18"/>
-              </w:rPr>
-              <w:t>—</w:t>
+            <w:tcW w:w="1064" w:type="dxa"/>
+            <w:tcMar>
+              <w:top w:w="50" w:type="dxa"/>
+              <w:left w:w="80" w:type="dxa"/>
+              <w:bottom w:w="50" w:type="dxa"/>
+              <w:right w:w="80" w:type="dxa"/>
+            </w:tcMar>
+            <w:vAlign w:val="bottom"/>
+          </w:tcPr>
+          <w:p>
+            <w:pPr>
+              <w:jc w:val="center"/>
+              <w:rPr>
+                <w:rFonts w:asciiTheme="minorHAnsi" w:hAnsiTheme="minorHAnsi" w:cstheme="minorHAnsi"/>
+                <w:sz w:val="18"/>
+                <w:szCs w:val="18"/>
+              </w:rPr>
+            </w:pPr>
+            <w:r>
+              <w:rPr>
+                <w:rFonts w:asciiTheme="minorHAnsi" w:hAnsiTheme="minorHAnsi" w:cstheme="minorHAnsi"/>
+                <w:color w:val="000000"/>
+                <w:sz w:val="18"/>
+                <w:szCs w:val="18"/>
+              </w:rPr>
+              <w:t>32.48%</w:t>
+            </w:r>
+          </w:p>
+        </w:tc>
+        <w:tc>
+          <w:tcPr>
+            <w:tcW w:w="1064" w:type="dxa"/>
+            <w:tcMar>
+              <w:top w:w="50" w:type="dxa"/>
+              <w:left w:w="80" w:type="dxa"/>
+              <w:bottom w:w="50" w:type="dxa"/>
+              <w:right w:w="80" w:type="dxa"/>
+            </w:tcMar>
+            <w:vAlign w:val="bottom"/>
+          </w:tcPr>
+          <w:p>
+            <w:pPr>
+              <w:jc w:val="center"/>
+              <w:rPr>
+                <w:rFonts w:asciiTheme="minorHAnsi" w:hAnsiTheme="minorHAnsi" w:cstheme="minorHAnsi"/>
+                <w:sz w:val="18"/>
+                <w:szCs w:val="18"/>
+              </w:rPr>
+            </w:pPr>
+            <w:r>
+              <w:rPr>
+                <w:rFonts w:asciiTheme="minorHAnsi" w:hAnsiTheme="minorHAnsi" w:cstheme="minorHAnsi"/>
+                <w:color w:val="000000"/>
+                <w:sz w:val="18"/>
+                <w:szCs w:val="18"/>
+              </w:rPr>
+              <w:t>42.16%</w:t>
+            </w:r>
+          </w:p>
+        </w:tc>
+        <w:tc>
+          <w:tcPr>
+            <w:tcW w:w="1064" w:type="dxa"/>
+            <w:tcMar>
+              <w:top w:w="50" w:type="dxa"/>
+              <w:left w:w="80" w:type="dxa"/>
+              <w:bottom w:w="50" w:type="dxa"/>
+              <w:right w:w="80" w:type="dxa"/>
+            </w:tcMar>
+            <w:vAlign w:val="bottom"/>
+          </w:tcPr>
+          <w:p>
+            <w:pPr>
+              <w:jc w:val="center"/>
+              <w:rPr>
+                <w:rFonts w:asciiTheme="minorHAnsi" w:hAnsiTheme="minorHAnsi" w:cstheme="minorHAnsi"/>
+                <w:sz w:val="18"/>
+                <w:szCs w:val="18"/>
+              </w:rPr>
+            </w:pPr>
+            <w:r>
+              <w:rPr>
+                <w:rFonts w:asciiTheme="minorHAnsi" w:hAnsiTheme="minorHAnsi" w:cstheme="minorHAnsi"/>
+                <w:color w:val="000000"/>
+                <w:sz w:val="18"/>
+                <w:szCs w:val="18"/>
+              </w:rPr>
+              <w:t>88.73%</w:t>
+            </w:r>
+          </w:p>
+        </w:tc>
+        <w:tc>
+          <w:tcPr>
+            <w:tcW w:w="1064" w:type="dxa"/>
+            <w:tcMar>
+              <w:top w:w="50" w:type="dxa"/>
+              <w:left w:w="80" w:type="dxa"/>
+              <w:bottom w:w="50" w:type="dxa"/>
+              <w:right w:w="80" w:type="dxa"/>
+            </w:tcMar>
+            <w:vAlign w:val="bottom"/>
+          </w:tcPr>
+          <w:p>
+            <w:pPr>
+              <w:jc w:val="center"/>
+              <w:rPr>
+                <w:rFonts w:asciiTheme="minorHAnsi" w:hAnsiTheme="minorHAnsi" w:cstheme="minorHAnsi"/>
+                <w:sz w:val="18"/>
+                <w:szCs w:val="18"/>
+              </w:rPr>
+            </w:pPr>
+            <w:r>
+              <w:rPr>
+                <w:rFonts w:asciiTheme="minorHAnsi" w:hAnsiTheme="minorHAnsi" w:cstheme="minorHAnsi"/>
+                <w:color w:val="000000"/>
+                <w:sz w:val="18"/>
+                <w:szCs w:val="18"/>
+              </w:rPr>
+              <w:t>43.33%</w:t>
+            </w:r>
+          </w:p>
+        </w:tc>
+        <w:tc>
+          <w:tcPr>
+            <w:tcW w:w="1064" w:type="dxa"/>
+            <w:tcMar>
+              <w:top w:w="50" w:type="dxa"/>
+              <w:left w:w="80" w:type="dxa"/>
+              <w:bottom w:w="50" w:type="dxa"/>
+              <w:right w:w="80" w:type="dxa"/>
+            </w:tcMar>
+            <w:vAlign w:val="bottom"/>
+          </w:tcPr>
+          <w:p>
+            <w:pPr>
+              <w:jc w:val="center"/>
+              <w:rPr>
+                <w:rFonts w:asciiTheme="minorHAnsi" w:hAnsiTheme="minorHAnsi" w:cstheme="minorHAnsi"/>
+                <w:sz w:val="18"/>
+                <w:szCs w:val="18"/>
+              </w:rPr>
+            </w:pPr>
+            <w:r>
+              <w:rPr>
+                <w:rFonts w:asciiTheme="minorHAnsi" w:hAnsiTheme="minorHAnsi" w:cstheme="minorHAnsi"/>
+                <w:color w:val="000000"/>
+                <w:sz w:val="18"/>
+                <w:szCs w:val="18"/>
+              </w:rPr>
+              <w:t>39.92%</w:t>
+            </w:r>
+          </w:p>
+        </w:tc>
+        <w:tc>
+          <w:tcPr>
+            <w:tcW w:w="1019" w:type="dxa"/>
+            <w:tcMar>
+              <w:top w:w="50" w:type="dxa"/>
+              <w:left w:w="80" w:type="dxa"/>
+              <w:bottom w:w="50" w:type="dxa"/>
+              <w:right w:w="80" w:type="dxa"/>
+            </w:tcMar>
+            <w:vAlign w:val="bottom"/>
+          </w:tcPr>
+          <w:p>
+            <w:pPr>
+              <w:jc w:val="center"/>
+              <w:rPr>
+                <w:rFonts w:asciiTheme="minorHAnsi" w:hAnsiTheme="minorHAnsi" w:cstheme="minorHAnsi"/>
+                <w:sz w:val="18"/>
+                <w:szCs w:val="18"/>
+              </w:rPr>
+            </w:pPr>
+            <w:r>
+              <w:rPr>
+                <w:rFonts w:asciiTheme="minorHAnsi" w:hAnsiTheme="minorHAnsi" w:cstheme="minorHAnsi"/>
+                <w:color w:val="000000"/>
+                <w:sz w:val="18"/>
+                <w:szCs w:val="18"/>
+              </w:rPr>
+              <w:t>72.91%</w:t>
             </w:r>
           </w:p>
         </w:tc>
@@ -4112,38 +4452,52 @@
       <w:tr>
         <w:tc>
           <w:tcPr>
-            <w:tcW w:w="1800" w:type="dxa"/>
-            <w:tcMar>
-              <w:top w:w="50" w:type="dxa"/>
-              <w:left w:w="80" w:type="dxa"/>
-              <w:bottom w:w="50" w:type="dxa"/>
-              <w:right w:w="80" w:type="dxa"/>
-            </w:tcMar>
-            <w:vAlign w:val="center"/>
-          </w:tcPr>
-          <w:p>
-            <w:r>
-              <w:rPr>
-                <w:rFonts w:ascii="Calibri" w:eastAsia="Calibri" w:hAnsi="Calibri" w:cs="Calibri"/>
-                <w:sz w:val="18"/>
-                <w:szCs w:val="18"/>
-              </w:rPr>
-              <w:t>InceptionV3</w:t>
-            </w:r>
-          </w:p>
-        </w:tc>
-        <w:tc>
-          <w:tcPr>
-            <w:tcW w:w="900" w:type="dxa"/>
-            <w:tcMar>
-              <w:top w:w="50" w:type="dxa"/>
-              <w:left w:w="80" w:type="dxa"/>
-              <w:bottom w:w="50" w:type="dxa"/>
-              <w:right w:w="80" w:type="dxa"/>
-            </w:tcMar>
-            <w:vAlign w:val="center"/>
-          </w:tcPr>
-          <w:p>
+            <w:tcW w:w="2014" w:type="dxa"/>
+            <w:tcMar>
+              <w:top w:w="50" w:type="dxa"/>
+              <w:left w:w="80" w:type="dxa"/>
+              <w:bottom w:w="50" w:type="dxa"/>
+              <w:right w:w="80" w:type="dxa"/>
+            </w:tcMar>
+            <w:vAlign w:val="center"/>
+          </w:tcPr>
+          <w:p>
+            <w:pPr>
+              <w:rPr>
+                <w:rFonts w:ascii="Calibri" w:eastAsia="Calibri" w:hAnsi="Calibri" w:cs="Calibri"/>
+                <w:sz w:val="18"/>
+                <w:szCs w:val="18"/>
+              </w:rPr>
+            </w:pPr>
+            <w:r>
+              <w:rPr>
+                <w:rFonts w:ascii="Calibri" w:eastAsia="Calibri" w:hAnsi="Calibri" w:cs="Calibri"/>
+                <w:sz w:val="18"/>
+                <w:szCs w:val="18"/>
+              </w:rPr>
+              <w:t>MobileNet</w:t>
+            </w:r>
+          </w:p>
+        </w:tc>
+        <w:tc>
+          <w:tcPr>
+            <w:tcW w:w="1007" w:type="dxa"/>
+            <w:tcMar>
+              <w:top w:w="50" w:type="dxa"/>
+              <w:left w:w="80" w:type="dxa"/>
+              <w:bottom w:w="50" w:type="dxa"/>
+              <w:right w:w="80" w:type="dxa"/>
+            </w:tcMar>
+            <w:vAlign w:val="center"/>
+          </w:tcPr>
+          <w:p>
+            <w:pPr>
+              <w:rPr>
+                <w:rFonts w:ascii="Calibri" w:eastAsia="Calibri" w:hAnsi="Calibri" w:cs="Calibri"/>
+                <w:sz w:val="18"/>
+                <w:szCs w:val="18"/>
+              </w:rPr>
+            </w:pPr>
             <w:r>
               <w:rPr>
                 <w:rFonts w:ascii="Calibri" w:eastAsia="Calibri" w:hAnsi="Calibri" w:cs="Calibri"/>
@@ -4156,133 +4510,187 @@
         </w:tc>
         <w:tc>
           <w:tcPr>
-            <w:tcW w:w="950" w:type="dxa"/>
-            <w:tcMar>
-              <w:top w:w="50" w:type="dxa"/>
-              <w:left w:w="80" w:type="dxa"/>
-              <w:bottom w:w="50" w:type="dxa"/>
-              <w:right w:w="80" w:type="dxa"/>
-            </w:tcMar>
-            <w:vAlign w:val="center"/>
-          </w:tcPr>
-          <w:p>
-            <w:r>
-              <w:rPr>
-                <w:rFonts w:ascii="Calibri" w:eastAsia="Calibri" w:hAnsi="Calibri" w:cs="Calibri"/>
-                <w:sz w:val="18"/>
-                <w:szCs w:val="18"/>
-              </w:rPr>
-              <w:t>—</w:t>
-            </w:r>
-          </w:p>
-        </w:tc>
-        <w:tc>
-          <w:tcPr>
-            <w:tcW w:w="950" w:type="dxa"/>
-            <w:tcMar>
-              <w:top w:w="50" w:type="dxa"/>
-              <w:left w:w="80" w:type="dxa"/>
-              <w:bottom w:w="50" w:type="dxa"/>
-              <w:right w:w="80" w:type="dxa"/>
-            </w:tcMar>
-            <w:vAlign w:val="center"/>
-          </w:tcPr>
-          <w:p>
-            <w:r>
-              <w:rPr>
-                <w:rFonts w:ascii="Calibri" w:eastAsia="Calibri" w:hAnsi="Calibri" w:cs="Calibri"/>
-                <w:sz w:val="18"/>
-                <w:szCs w:val="18"/>
-              </w:rPr>
-              <w:t>—</w:t>
-            </w:r>
-          </w:p>
-        </w:tc>
-        <w:tc>
-          <w:tcPr>
-            <w:tcW w:w="950" w:type="dxa"/>
-            <w:tcMar>
-              <w:top w:w="50" w:type="dxa"/>
-              <w:left w:w="80" w:type="dxa"/>
-              <w:bottom w:w="50" w:type="dxa"/>
-              <w:right w:w="80" w:type="dxa"/>
-            </w:tcMar>
-            <w:vAlign w:val="center"/>
-          </w:tcPr>
-          <w:p>
-            <w:r>
-              <w:rPr>
-                <w:rFonts w:ascii="Calibri" w:eastAsia="Calibri" w:hAnsi="Calibri" w:cs="Calibri"/>
-                <w:sz w:val="18"/>
-                <w:szCs w:val="18"/>
-              </w:rPr>
-              <w:t>—</w:t>
-            </w:r>
-          </w:p>
-        </w:tc>
-        <w:tc>
-          <w:tcPr>
-            <w:tcW w:w="950" w:type="dxa"/>
-            <w:tcMar>
-              <w:top w:w="50" w:type="dxa"/>
-              <w:left w:w="80" w:type="dxa"/>
-              <w:bottom w:w="50" w:type="dxa"/>
-              <w:right w:w="80" w:type="dxa"/>
-            </w:tcMar>
-            <w:vAlign w:val="center"/>
-          </w:tcPr>
-          <w:p>
-            <w:r>
-              <w:rPr>
-                <w:rFonts w:ascii="Calibri" w:eastAsia="Calibri" w:hAnsi="Calibri" w:cs="Calibri"/>
-                <w:sz w:val="18"/>
-                <w:szCs w:val="18"/>
-              </w:rPr>
-              <w:t>—</w:t>
-            </w:r>
-          </w:p>
-        </w:tc>
-        <w:tc>
-          <w:tcPr>
-            <w:tcW w:w="950" w:type="dxa"/>
-            <w:tcMar>
-              <w:top w:w="50" w:type="dxa"/>
-              <w:left w:w="80" w:type="dxa"/>
-              <w:bottom w:w="50" w:type="dxa"/>
-              <w:right w:w="80" w:type="dxa"/>
-            </w:tcMar>
-            <w:vAlign w:val="center"/>
-          </w:tcPr>
-          <w:p>
-            <w:r>
-              <w:rPr>
-                <w:rFonts w:ascii="Calibri" w:eastAsia="Calibri" w:hAnsi="Calibri" w:cs="Calibri"/>
-                <w:sz w:val="18"/>
-                <w:szCs w:val="18"/>
-              </w:rPr>
-              <w:t>—</w:t>
-            </w:r>
-          </w:p>
-        </w:tc>
-        <w:tc>
-          <w:tcPr>
-            <w:tcW w:w="910" w:type="dxa"/>
-            <w:tcMar>
-              <w:top w:w="50" w:type="dxa"/>
-              <w:left w:w="80" w:type="dxa"/>
-              <w:bottom w:w="50" w:type="dxa"/>
-              <w:right w:w="80" w:type="dxa"/>
-            </w:tcMar>
-            <w:vAlign w:val="center"/>
-          </w:tcPr>
-          <w:p>
-            <w:r>
-              <w:rPr>
-                <w:rFonts w:ascii="Calibri" w:eastAsia="Calibri" w:hAnsi="Calibri" w:cs="Calibri"/>
-                <w:sz w:val="18"/>
-                <w:szCs w:val="18"/>
-              </w:rPr>
-              <w:t>—</w:t>
+            <w:tcW w:w="1064" w:type="dxa"/>
+            <w:tcMar>
+              <w:top w:w="50" w:type="dxa"/>
+              <w:left w:w="80" w:type="dxa"/>
+              <w:bottom w:w="50" w:type="dxa"/>
+              <w:right w:w="80" w:type="dxa"/>
+            </w:tcMar>
+            <w:vAlign w:val="bottom"/>
+          </w:tcPr>
+          <w:p>
+            <w:pPr>
+              <w:jc w:val="center"/>
+              <w:rPr>
+                <w:rFonts w:asciiTheme="minorHAnsi" w:hAnsiTheme="minorHAnsi" w:cstheme="minorHAnsi"/>
+                <w:sz w:val="18"/>
+                <w:szCs w:val="18"/>
+              </w:rPr>
+            </w:pPr>
+            <w:r>
+              <w:rPr>
+                <w:rFonts w:asciiTheme="minorHAnsi" w:hAnsiTheme="minorHAnsi" w:cstheme="minorHAnsi"/>
+                <w:color w:val="000000"/>
+                <w:sz w:val="18"/>
+                <w:szCs w:val="18"/>
+              </w:rPr>
+              <w:t>44.53%</w:t>
+            </w:r>
+          </w:p>
+        </w:tc>
+        <w:tc>
+          <w:tcPr>
+            <w:tcW w:w="1064" w:type="dxa"/>
+            <w:tcMar>
+              <w:top w:w="50" w:type="dxa"/>
+              <w:left w:w="80" w:type="dxa"/>
+              <w:bottom w:w="50" w:type="dxa"/>
+              <w:right w:w="80" w:type="dxa"/>
+            </w:tcMar>
+            <w:vAlign w:val="bottom"/>
+          </w:tcPr>
+          <w:p>
+            <w:pPr>
+              <w:jc w:val="center"/>
+              <w:rPr>
+                <w:rFonts w:asciiTheme="minorHAnsi" w:hAnsiTheme="minorHAnsi" w:cstheme="minorHAnsi"/>
+                <w:sz w:val="18"/>
+                <w:szCs w:val="18"/>
+              </w:rPr>
+            </w:pPr>
+            <w:r>
+              <w:rPr>
+                <w:rFonts w:asciiTheme="minorHAnsi" w:hAnsiTheme="minorHAnsi" w:cstheme="minorHAnsi"/>
+                <w:color w:val="000000"/>
+                <w:sz w:val="18"/>
+                <w:szCs w:val="18"/>
+              </w:rPr>
+              <w:t>46.42%</w:t>
+            </w:r>
+          </w:p>
+        </w:tc>
+        <w:tc>
+          <w:tcPr>
+            <w:tcW w:w="1064" w:type="dxa"/>
+            <w:tcMar>
+              <w:top w:w="50" w:type="dxa"/>
+              <w:left w:w="80" w:type="dxa"/>
+              <w:bottom w:w="50" w:type="dxa"/>
+              <w:right w:w="80" w:type="dxa"/>
+            </w:tcMar>
+            <w:vAlign w:val="bottom"/>
+          </w:tcPr>
+          <w:p>
+            <w:pPr>
+              <w:jc w:val="center"/>
+              <w:rPr>
+                <w:rFonts w:asciiTheme="minorHAnsi" w:hAnsiTheme="minorHAnsi" w:cstheme="minorHAnsi"/>
+                <w:sz w:val="18"/>
+                <w:szCs w:val="18"/>
+              </w:rPr>
+            </w:pPr>
+            <w:r>
+              <w:rPr>
+                <w:rFonts w:asciiTheme="minorHAnsi" w:hAnsiTheme="minorHAnsi" w:cstheme="minorHAnsi"/>
+                <w:color w:val="000000"/>
+                <w:sz w:val="18"/>
+                <w:szCs w:val="18"/>
+              </w:rPr>
+              <w:t>90.35%</w:t>
+            </w:r>
+          </w:p>
+        </w:tc>
+        <w:tc>
+          <w:tcPr>
+            <w:tcW w:w="1064" w:type="dxa"/>
+            <w:tcMar>
+              <w:top w:w="50" w:type="dxa"/>
+              <w:left w:w="80" w:type="dxa"/>
+              <w:bottom w:w="50" w:type="dxa"/>
+              <w:right w:w="80" w:type="dxa"/>
+            </w:tcMar>
+            <w:vAlign w:val="bottom"/>
+          </w:tcPr>
+          <w:p>
+            <w:pPr>
+              <w:jc w:val="center"/>
+              <w:rPr>
+                <w:rFonts w:asciiTheme="minorHAnsi" w:hAnsiTheme="minorHAnsi" w:cstheme="minorHAnsi"/>
+                <w:sz w:val="18"/>
+                <w:szCs w:val="18"/>
+              </w:rPr>
+            </w:pPr>
+            <w:r>
+              <w:rPr>
+                <w:rFonts w:asciiTheme="minorHAnsi" w:hAnsiTheme="minorHAnsi" w:cstheme="minorHAnsi"/>
+                <w:color w:val="000000"/>
+                <w:sz w:val="18"/>
+                <w:szCs w:val="18"/>
+              </w:rPr>
+              <w:t>47.76%</w:t>
+            </w:r>
+          </w:p>
+        </w:tc>
+        <w:tc>
+          <w:tcPr>
+            <w:tcW w:w="1064" w:type="dxa"/>
+            <w:tcMar>
+              <w:top w:w="50" w:type="dxa"/>
+              <w:left w:w="80" w:type="dxa"/>
+              <w:bottom w:w="50" w:type="dxa"/>
+              <w:right w:w="80" w:type="dxa"/>
+            </w:tcMar>
+            <w:vAlign w:val="bottom"/>
+          </w:tcPr>
+          <w:p>
+            <w:pPr>
+              <w:jc w:val="center"/>
+              <w:rPr>
+                <w:rFonts w:asciiTheme="minorHAnsi" w:hAnsiTheme="minorHAnsi" w:cstheme="minorHAnsi"/>
+                <w:sz w:val="18"/>
+                <w:szCs w:val="18"/>
+              </w:rPr>
+            </w:pPr>
+            <w:r>
+              <w:rPr>
+                <w:rFonts w:asciiTheme="minorHAnsi" w:hAnsiTheme="minorHAnsi" w:cstheme="minorHAnsi"/>
+                <w:color w:val="000000"/>
+                <w:sz w:val="18"/>
+                <w:szCs w:val="18"/>
+              </w:rPr>
+              <w:t>45.72%</w:t>
+            </w:r>
+          </w:p>
+        </w:tc>
+        <w:tc>
+          <w:tcPr>
+            <w:tcW w:w="1019" w:type="dxa"/>
+            <w:tcMar>
+              <w:top w:w="50" w:type="dxa"/>
+              <w:left w:w="80" w:type="dxa"/>
+              <w:bottom w:w="50" w:type="dxa"/>
+              <w:right w:w="80" w:type="dxa"/>
+            </w:tcMar>
+            <w:vAlign w:val="bottom"/>
+          </w:tcPr>
+          <w:p>
+            <w:pPr>
+              <w:jc w:val="center"/>
+              <w:rPr>
+                <w:rFonts w:asciiTheme="minorHAnsi" w:hAnsiTheme="minorHAnsi" w:cstheme="minorHAnsi"/>
+                <w:sz w:val="18"/>
+                <w:szCs w:val="18"/>
+              </w:rPr>
+            </w:pPr>
+            <w:r>
+              <w:rPr>
+                <w:rFonts w:asciiTheme="minorHAnsi" w:hAnsiTheme="minorHAnsi" w:cstheme="minorHAnsi"/>
+                <w:color w:val="000000"/>
+                <w:sz w:val="18"/>
+                <w:szCs w:val="18"/>
+              </w:rPr>
+              <w:t>79.36%</w:t>
             </w:r>
           </w:p>
         </w:tc>
@@ -4290,38 +4698,52 @@
       <w:tr>
         <w:tc>
           <w:tcPr>
-            <w:tcW w:w="1800" w:type="dxa"/>
-            <w:tcMar>
-              <w:top w:w="50" w:type="dxa"/>
-              <w:left w:w="80" w:type="dxa"/>
-              <w:bottom w:w="50" w:type="dxa"/>
-              <w:right w:w="80" w:type="dxa"/>
-            </w:tcMar>
-            <w:vAlign w:val="center"/>
-          </w:tcPr>
-          <w:p>
-            <w:r>
-              <w:rPr>
-                <w:rFonts w:ascii="Calibri" w:eastAsia="Calibri" w:hAnsi="Calibri" w:cs="Calibri"/>
-                <w:sz w:val="18"/>
-                <w:szCs w:val="18"/>
-              </w:rPr>
-              <w:t>ResNet</w:t>
-            </w:r>
-          </w:p>
-        </w:tc>
-        <w:tc>
-          <w:tcPr>
-            <w:tcW w:w="900" w:type="dxa"/>
-            <w:tcMar>
-              <w:top w:w="50" w:type="dxa"/>
-              <w:left w:w="80" w:type="dxa"/>
-              <w:bottom w:w="50" w:type="dxa"/>
-              <w:right w:w="80" w:type="dxa"/>
-            </w:tcMar>
-            <w:vAlign w:val="center"/>
-          </w:tcPr>
-          <w:p>
+            <w:tcW w:w="2014" w:type="dxa"/>
+            <w:tcMar>
+              <w:top w:w="50" w:type="dxa"/>
+              <w:left w:w="80" w:type="dxa"/>
+              <w:bottom w:w="50" w:type="dxa"/>
+              <w:right w:w="80" w:type="dxa"/>
+            </w:tcMar>
+            <w:vAlign w:val="center"/>
+          </w:tcPr>
+          <w:p>
+            <w:pPr>
+              <w:rPr>
+                <w:rFonts w:ascii="Calibri" w:eastAsia="Calibri" w:hAnsi="Calibri" w:cs="Calibri"/>
+                <w:sz w:val="18"/>
+                <w:szCs w:val="18"/>
+              </w:rPr>
+            </w:pPr>
+            <w:r>
+              <w:rPr>
+                <w:rFonts w:ascii="Calibri" w:eastAsia="Calibri" w:hAnsi="Calibri" w:cs="Calibri"/>
+                <w:sz w:val="18"/>
+                <w:szCs w:val="18"/>
+              </w:rPr>
+              <w:t>InceptionV3</w:t>
+            </w:r>
+          </w:p>
+        </w:tc>
+        <w:tc>
+          <w:tcPr>
+            <w:tcW w:w="1007" w:type="dxa"/>
+            <w:tcMar>
+              <w:top w:w="50" w:type="dxa"/>
+              <w:left w:w="80" w:type="dxa"/>
+              <w:bottom w:w="50" w:type="dxa"/>
+              <w:right w:w="80" w:type="dxa"/>
+            </w:tcMar>
+            <w:vAlign w:val="center"/>
+          </w:tcPr>
+          <w:p>
+            <w:pPr>
+              <w:rPr>
+                <w:rFonts w:ascii="Calibri" w:eastAsia="Calibri" w:hAnsi="Calibri" w:cs="Calibri"/>
+                <w:sz w:val="18"/>
+                <w:szCs w:val="18"/>
+              </w:rPr>
+            </w:pPr>
             <w:r>
               <w:rPr>
                 <w:rFonts w:ascii="Calibri" w:eastAsia="Calibri" w:hAnsi="Calibri" w:cs="Calibri"/>
@@ -4334,133 +4756,187 @@
         </w:tc>
         <w:tc>
           <w:tcPr>
-            <w:tcW w:w="950" w:type="dxa"/>
-            <w:tcMar>
-              <w:top w:w="50" w:type="dxa"/>
-              <w:left w:w="80" w:type="dxa"/>
-              <w:bottom w:w="50" w:type="dxa"/>
-              <w:right w:w="80" w:type="dxa"/>
-            </w:tcMar>
-            <w:vAlign w:val="center"/>
-          </w:tcPr>
-          <w:p>
-            <w:r>
-              <w:rPr>
-                <w:rFonts w:ascii="Calibri" w:eastAsia="Calibri" w:hAnsi="Calibri" w:cs="Calibri"/>
-                <w:sz w:val="18"/>
-                <w:szCs w:val="18"/>
-              </w:rPr>
-              <w:t>—</w:t>
-            </w:r>
-          </w:p>
-        </w:tc>
-        <w:tc>
-          <w:tcPr>
-            <w:tcW w:w="950" w:type="dxa"/>
-            <w:tcMar>
-              <w:top w:w="50" w:type="dxa"/>
-              <w:left w:w="80" w:type="dxa"/>
-              <w:bottom w:w="50" w:type="dxa"/>
-              <w:right w:w="80" w:type="dxa"/>
-            </w:tcMar>
-            <w:vAlign w:val="center"/>
-          </w:tcPr>
-          <w:p>
-            <w:r>
-              <w:rPr>
-                <w:rFonts w:ascii="Calibri" w:eastAsia="Calibri" w:hAnsi="Calibri" w:cs="Calibri"/>
-                <w:sz w:val="18"/>
-                <w:szCs w:val="18"/>
-              </w:rPr>
-              <w:t>—</w:t>
-            </w:r>
-          </w:p>
-        </w:tc>
-        <w:tc>
-          <w:tcPr>
-            <w:tcW w:w="950" w:type="dxa"/>
-            <w:tcMar>
-              <w:top w:w="50" w:type="dxa"/>
-              <w:left w:w="80" w:type="dxa"/>
-              <w:bottom w:w="50" w:type="dxa"/>
-              <w:right w:w="80" w:type="dxa"/>
-            </w:tcMar>
-            <w:vAlign w:val="center"/>
-          </w:tcPr>
-          <w:p>
-            <w:r>
-              <w:rPr>
-                <w:rFonts w:ascii="Calibri" w:eastAsia="Calibri" w:hAnsi="Calibri" w:cs="Calibri"/>
-                <w:sz w:val="18"/>
-                <w:szCs w:val="18"/>
-              </w:rPr>
-              <w:t>—</w:t>
-            </w:r>
-          </w:p>
-        </w:tc>
-        <w:tc>
-          <w:tcPr>
-            <w:tcW w:w="950" w:type="dxa"/>
-            <w:tcMar>
-              <w:top w:w="50" w:type="dxa"/>
-              <w:left w:w="80" w:type="dxa"/>
-              <w:bottom w:w="50" w:type="dxa"/>
-              <w:right w:w="80" w:type="dxa"/>
-            </w:tcMar>
-            <w:vAlign w:val="center"/>
-          </w:tcPr>
-          <w:p>
-            <w:r>
-              <w:rPr>
-                <w:rFonts w:ascii="Calibri" w:eastAsia="Calibri" w:hAnsi="Calibri" w:cs="Calibri"/>
-                <w:sz w:val="18"/>
-                <w:szCs w:val="18"/>
-              </w:rPr>
-              <w:t>—</w:t>
-            </w:r>
-          </w:p>
-        </w:tc>
-        <w:tc>
-          <w:tcPr>
-            <w:tcW w:w="950" w:type="dxa"/>
-            <w:tcMar>
-              <w:top w:w="50" w:type="dxa"/>
-              <w:left w:w="80" w:type="dxa"/>
-              <w:bottom w:w="50" w:type="dxa"/>
-              <w:right w:w="80" w:type="dxa"/>
-            </w:tcMar>
-            <w:vAlign w:val="center"/>
-          </w:tcPr>
-          <w:p>
-            <w:r>
-              <w:rPr>
-                <w:rFonts w:ascii="Calibri" w:eastAsia="Calibri" w:hAnsi="Calibri" w:cs="Calibri"/>
-                <w:sz w:val="18"/>
-                <w:szCs w:val="18"/>
-              </w:rPr>
-              <w:t>—</w:t>
-            </w:r>
-          </w:p>
-        </w:tc>
-        <w:tc>
-          <w:tcPr>
-            <w:tcW w:w="910" w:type="dxa"/>
-            <w:tcMar>
-              <w:top w:w="50" w:type="dxa"/>
-              <w:left w:w="80" w:type="dxa"/>
-              <w:bottom w:w="50" w:type="dxa"/>
-              <w:right w:w="80" w:type="dxa"/>
-            </w:tcMar>
-            <w:vAlign w:val="center"/>
-          </w:tcPr>
-          <w:p>
-            <w:r>
-              <w:rPr>
-                <w:rFonts w:ascii="Calibri" w:eastAsia="Calibri" w:hAnsi="Calibri" w:cs="Calibri"/>
-                <w:sz w:val="18"/>
-                <w:szCs w:val="18"/>
-              </w:rPr>
-              <w:t>—</w:t>
+            <w:tcW w:w="1064" w:type="dxa"/>
+            <w:tcMar>
+              <w:top w:w="50" w:type="dxa"/>
+              <w:left w:w="80" w:type="dxa"/>
+              <w:bottom w:w="50" w:type="dxa"/>
+              <w:right w:w="80" w:type="dxa"/>
+            </w:tcMar>
+            <w:vAlign w:val="bottom"/>
+          </w:tcPr>
+          <w:p>
+            <w:pPr>
+              <w:jc w:val="center"/>
+              <w:rPr>
+                <w:rFonts w:asciiTheme="minorHAnsi" w:hAnsiTheme="minorHAnsi" w:cstheme="minorHAnsi"/>
+                <w:sz w:val="18"/>
+                <w:szCs w:val="18"/>
+              </w:rPr>
+            </w:pPr>
+            <w:r>
+              <w:rPr>
+                <w:rFonts w:asciiTheme="minorHAnsi" w:hAnsiTheme="minorHAnsi" w:cstheme="minorHAnsi"/>
+                <w:color w:val="000000"/>
+                <w:sz w:val="18"/>
+                <w:szCs w:val="18"/>
+              </w:rPr>
+              <w:t>43.80%</w:t>
+            </w:r>
+          </w:p>
+        </w:tc>
+        <w:tc>
+          <w:tcPr>
+            <w:tcW w:w="1064" w:type="dxa"/>
+            <w:tcMar>
+              <w:top w:w="50" w:type="dxa"/>
+              <w:left w:w="80" w:type="dxa"/>
+              <w:bottom w:w="50" w:type="dxa"/>
+              <w:right w:w="80" w:type="dxa"/>
+            </w:tcMar>
+            <w:vAlign w:val="bottom"/>
+          </w:tcPr>
+          <w:p>
+            <w:pPr>
+              <w:jc w:val="center"/>
+              <w:rPr>
+                <w:rFonts w:asciiTheme="minorHAnsi" w:hAnsiTheme="minorHAnsi" w:cstheme="minorHAnsi"/>
+                <w:sz w:val="18"/>
+                <w:szCs w:val="18"/>
+              </w:rPr>
+            </w:pPr>
+            <w:r>
+              <w:rPr>
+                <w:rFonts w:asciiTheme="minorHAnsi" w:hAnsiTheme="minorHAnsi" w:cstheme="minorHAnsi"/>
+                <w:color w:val="000000"/>
+                <w:sz w:val="18"/>
+                <w:szCs w:val="18"/>
+              </w:rPr>
+              <w:t>47.78%</w:t>
+            </w:r>
+          </w:p>
+        </w:tc>
+        <w:tc>
+          <w:tcPr>
+            <w:tcW w:w="1064" w:type="dxa"/>
+            <w:tcMar>
+              <w:top w:w="50" w:type="dxa"/>
+              <w:left w:w="80" w:type="dxa"/>
+              <w:bottom w:w="50" w:type="dxa"/>
+              <w:right w:w="80" w:type="dxa"/>
+            </w:tcMar>
+            <w:vAlign w:val="bottom"/>
+          </w:tcPr>
+          <w:p>
+            <w:pPr>
+              <w:jc w:val="center"/>
+              <w:rPr>
+                <w:rFonts w:asciiTheme="minorHAnsi" w:hAnsiTheme="minorHAnsi" w:cstheme="minorHAnsi"/>
+                <w:sz w:val="18"/>
+                <w:szCs w:val="18"/>
+              </w:rPr>
+            </w:pPr>
+            <w:r>
+              <w:rPr>
+                <w:rFonts w:asciiTheme="minorHAnsi" w:hAnsiTheme="minorHAnsi" w:cstheme="minorHAnsi"/>
+                <w:color w:val="000000"/>
+                <w:sz w:val="18"/>
+                <w:szCs w:val="18"/>
+              </w:rPr>
+              <w:t>90.16%</w:t>
+            </w:r>
+          </w:p>
+        </w:tc>
+        <w:tc>
+          <w:tcPr>
+            <w:tcW w:w="1064" w:type="dxa"/>
+            <w:tcMar>
+              <w:top w:w="50" w:type="dxa"/>
+              <w:left w:w="80" w:type="dxa"/>
+              <w:bottom w:w="50" w:type="dxa"/>
+              <w:right w:w="80" w:type="dxa"/>
+            </w:tcMar>
+            <w:vAlign w:val="bottom"/>
+          </w:tcPr>
+          <w:p>
+            <w:pPr>
+              <w:jc w:val="center"/>
+              <w:rPr>
+                <w:rFonts w:asciiTheme="minorHAnsi" w:hAnsiTheme="minorHAnsi" w:cstheme="minorHAnsi"/>
+                <w:sz w:val="18"/>
+                <w:szCs w:val="18"/>
+              </w:rPr>
+            </w:pPr>
+            <w:r>
+              <w:rPr>
+                <w:rFonts w:asciiTheme="minorHAnsi" w:hAnsiTheme="minorHAnsi" w:cstheme="minorHAnsi"/>
+                <w:color w:val="000000"/>
+                <w:sz w:val="18"/>
+                <w:szCs w:val="18"/>
+              </w:rPr>
+              <w:t>52.90%</w:t>
+            </w:r>
+          </w:p>
+        </w:tc>
+        <w:tc>
+          <w:tcPr>
+            <w:tcW w:w="1064" w:type="dxa"/>
+            <w:tcMar>
+              <w:top w:w="50" w:type="dxa"/>
+              <w:left w:w="80" w:type="dxa"/>
+              <w:bottom w:w="50" w:type="dxa"/>
+              <w:right w:w="80" w:type="dxa"/>
+            </w:tcMar>
+            <w:vAlign w:val="bottom"/>
+          </w:tcPr>
+          <w:p>
+            <w:pPr>
+              <w:jc w:val="center"/>
+              <w:rPr>
+                <w:rFonts w:asciiTheme="minorHAnsi" w:hAnsiTheme="minorHAnsi" w:cstheme="minorHAnsi"/>
+                <w:sz w:val="18"/>
+                <w:szCs w:val="18"/>
+              </w:rPr>
+            </w:pPr>
+            <w:r>
+              <w:rPr>
+                <w:rFonts w:asciiTheme="minorHAnsi" w:hAnsiTheme="minorHAnsi" w:cstheme="minorHAnsi"/>
+                <w:color w:val="000000"/>
+                <w:sz w:val="18"/>
+                <w:szCs w:val="18"/>
+              </w:rPr>
+              <w:t>46.68%</w:t>
+            </w:r>
+          </w:p>
+        </w:tc>
+        <w:tc>
+          <w:tcPr>
+            <w:tcW w:w="1019" w:type="dxa"/>
+            <w:tcMar>
+              <w:top w:w="50" w:type="dxa"/>
+              <w:left w:w="80" w:type="dxa"/>
+              <w:bottom w:w="50" w:type="dxa"/>
+              <w:right w:w="80" w:type="dxa"/>
+            </w:tcMar>
+            <w:vAlign w:val="bottom"/>
+          </w:tcPr>
+          <w:p>
+            <w:pPr>
+              <w:jc w:val="center"/>
+              <w:rPr>
+                <w:rFonts w:asciiTheme="minorHAnsi" w:hAnsiTheme="minorHAnsi" w:cstheme="minorHAnsi"/>
+                <w:sz w:val="18"/>
+                <w:szCs w:val="18"/>
+              </w:rPr>
+            </w:pPr>
+            <w:r>
+              <w:rPr>
+                <w:rFonts w:asciiTheme="minorHAnsi" w:hAnsiTheme="minorHAnsi" w:cstheme="minorHAnsi"/>
+                <w:color w:val="000000"/>
+                <w:sz w:val="18"/>
+                <w:szCs w:val="18"/>
+              </w:rPr>
+              <w:t>81.42%</w:t>
             </w:r>
           </w:p>
         </w:tc>
@@ -4468,177 +4944,2162 @@
       <w:tr>
         <w:tc>
           <w:tcPr>
-            <w:tcW w:w="1800" w:type="dxa"/>
-            <w:tcMar>
-              <w:top w:w="50" w:type="dxa"/>
-              <w:left w:w="80" w:type="dxa"/>
-              <w:bottom w:w="50" w:type="dxa"/>
-              <w:right w:w="80" w:type="dxa"/>
-            </w:tcMar>
-            <w:vAlign w:val="center"/>
-          </w:tcPr>
-          <w:p>
-            <w:r>
-              <w:rPr>
-                <w:rFonts w:ascii="Calibri" w:eastAsia="Calibri" w:hAnsi="Calibri" w:cs="Calibri"/>
-                <w:sz w:val="18"/>
-                <w:szCs w:val="18"/>
-              </w:rPr>
-              <w:t>(Extensible a SIPaKMeD, RIVA)</w:t>
-            </w:r>
-          </w:p>
-        </w:tc>
-        <w:tc>
-          <w:tcPr>
-            <w:tcW w:w="900" w:type="dxa"/>
-            <w:tcMar>
-              <w:top w:w="50" w:type="dxa"/>
-              <w:left w:w="80" w:type="dxa"/>
-              <w:bottom w:w="50" w:type="dxa"/>
-              <w:right w:w="80" w:type="dxa"/>
-            </w:tcMar>
-            <w:vAlign w:val="center"/>
-          </w:tcPr>
-          <w:p>
-            <w:r>
-              <w:rPr>
-                <w:rFonts w:ascii="Calibri" w:eastAsia="Calibri" w:hAnsi="Calibri" w:cs="Calibri"/>
-                <w:sz w:val="18"/>
-                <w:szCs w:val="18"/>
-              </w:rPr>
-              <w:t>…</w:t>
-            </w:r>
-          </w:p>
-        </w:tc>
-        <w:tc>
-          <w:tcPr>
-            <w:tcW w:w="950" w:type="dxa"/>
-            <w:tcMar>
-              <w:top w:w="50" w:type="dxa"/>
-              <w:left w:w="80" w:type="dxa"/>
-              <w:bottom w:w="50" w:type="dxa"/>
-              <w:right w:w="80" w:type="dxa"/>
-            </w:tcMar>
-            <w:vAlign w:val="center"/>
-          </w:tcPr>
-          <w:p>
-            <w:r>
-              <w:rPr>
-                <w:rFonts w:ascii="Calibri" w:eastAsia="Calibri" w:hAnsi="Calibri" w:cs="Calibri"/>
-                <w:sz w:val="18"/>
-                <w:szCs w:val="18"/>
-              </w:rPr>
-              <w:t>…</w:t>
-            </w:r>
-          </w:p>
-        </w:tc>
-        <w:tc>
-          <w:tcPr>
-            <w:tcW w:w="950" w:type="dxa"/>
-            <w:tcMar>
-              <w:top w:w="50" w:type="dxa"/>
-              <w:left w:w="80" w:type="dxa"/>
-              <w:bottom w:w="50" w:type="dxa"/>
-              <w:right w:w="80" w:type="dxa"/>
-            </w:tcMar>
-            <w:vAlign w:val="center"/>
-          </w:tcPr>
-          <w:p>
-            <w:r>
-              <w:rPr>
-                <w:rFonts w:ascii="Calibri" w:eastAsia="Calibri" w:hAnsi="Calibri" w:cs="Calibri"/>
-                <w:sz w:val="18"/>
-                <w:szCs w:val="18"/>
-              </w:rPr>
-              <w:t>…</w:t>
-            </w:r>
-          </w:p>
-        </w:tc>
-        <w:tc>
-          <w:tcPr>
-            <w:tcW w:w="950" w:type="dxa"/>
-            <w:tcMar>
-              <w:top w:w="50" w:type="dxa"/>
-              <w:left w:w="80" w:type="dxa"/>
-              <w:bottom w:w="50" w:type="dxa"/>
-              <w:right w:w="80" w:type="dxa"/>
-            </w:tcMar>
-            <w:vAlign w:val="center"/>
-          </w:tcPr>
-          <w:p>
-            <w:r>
-              <w:rPr>
-                <w:rFonts w:ascii="Calibri" w:eastAsia="Calibri" w:hAnsi="Calibri" w:cs="Calibri"/>
-                <w:sz w:val="18"/>
-                <w:szCs w:val="18"/>
-              </w:rPr>
-              <w:t>…</w:t>
-            </w:r>
-          </w:p>
-        </w:tc>
-        <w:tc>
-          <w:tcPr>
-            <w:tcW w:w="950" w:type="dxa"/>
-            <w:tcMar>
-              <w:top w:w="50" w:type="dxa"/>
-              <w:left w:w="80" w:type="dxa"/>
-              <w:bottom w:w="50" w:type="dxa"/>
-              <w:right w:w="80" w:type="dxa"/>
-            </w:tcMar>
-            <w:vAlign w:val="center"/>
-          </w:tcPr>
-          <w:p>
-            <w:r>
-              <w:rPr>
-                <w:rFonts w:ascii="Calibri" w:eastAsia="Calibri" w:hAnsi="Calibri" w:cs="Calibri"/>
-                <w:sz w:val="18"/>
-                <w:szCs w:val="18"/>
-              </w:rPr>
-              <w:t>…</w:t>
-            </w:r>
-          </w:p>
-        </w:tc>
-        <w:tc>
-          <w:tcPr>
-            <w:tcW w:w="950" w:type="dxa"/>
-            <w:tcMar>
-              <w:top w:w="50" w:type="dxa"/>
-              <w:left w:w="80" w:type="dxa"/>
-              <w:bottom w:w="50" w:type="dxa"/>
-              <w:right w:w="80" w:type="dxa"/>
-            </w:tcMar>
-            <w:vAlign w:val="center"/>
-          </w:tcPr>
-          <w:p>
-            <w:r>
-              <w:rPr>
-                <w:rFonts w:ascii="Calibri" w:eastAsia="Calibri" w:hAnsi="Calibri" w:cs="Calibri"/>
-                <w:sz w:val="18"/>
-                <w:szCs w:val="18"/>
-              </w:rPr>
-              <w:t>…</w:t>
-            </w:r>
-          </w:p>
-        </w:tc>
-        <w:tc>
-          <w:tcPr>
-            <w:tcW w:w="910" w:type="dxa"/>
-            <w:tcMar>
-              <w:top w:w="50" w:type="dxa"/>
-              <w:left w:w="80" w:type="dxa"/>
-              <w:bottom w:w="50" w:type="dxa"/>
-              <w:right w:w="80" w:type="dxa"/>
-            </w:tcMar>
-            <w:vAlign w:val="center"/>
-          </w:tcPr>
-          <w:p>
-            <w:r>
-              <w:rPr>
-                <w:rFonts w:ascii="Calibri" w:eastAsia="Calibri" w:hAnsi="Calibri" w:cs="Calibri"/>
-                <w:sz w:val="18"/>
-                <w:szCs w:val="18"/>
-              </w:rPr>
-              <w:t>…</w:t>
+            <w:tcW w:w="2014" w:type="dxa"/>
+            <w:tcMar>
+              <w:top w:w="50" w:type="dxa"/>
+              <w:left w:w="80" w:type="dxa"/>
+              <w:bottom w:w="50" w:type="dxa"/>
+              <w:right w:w="80" w:type="dxa"/>
+            </w:tcMar>
+            <w:vAlign w:val="center"/>
+          </w:tcPr>
+          <w:p>
+            <w:r>
+              <w:rPr>
+                <w:rFonts w:ascii="Calibri" w:eastAsia="Calibri" w:hAnsi="Calibri" w:cs="Calibri"/>
+                <w:sz w:val="18"/>
+                <w:szCs w:val="18"/>
+              </w:rPr>
+              <w:t>ResNet</w:t>
+            </w:r>
+          </w:p>
+        </w:tc>
+        <w:tc>
+          <w:tcPr>
+            <w:tcW w:w="1007" w:type="dxa"/>
+            <w:tcMar>
+              <w:top w:w="50" w:type="dxa"/>
+              <w:left w:w="80" w:type="dxa"/>
+              <w:bottom w:w="50" w:type="dxa"/>
+              <w:right w:w="80" w:type="dxa"/>
+            </w:tcMar>
+            <w:vAlign w:val="center"/>
+          </w:tcPr>
+          <w:p>
+            <w:r>
+              <w:rPr>
+                <w:rFonts w:ascii="Calibri" w:eastAsia="Calibri" w:hAnsi="Calibri" w:cs="Calibri"/>
+                <w:sz w:val="18"/>
+                <w:szCs w:val="18"/>
+              </w:rPr>
+              <w:t>Herlev</w:t>
+            </w:r>
+          </w:p>
+        </w:tc>
+        <w:tc>
+          <w:tcPr>
+            <w:tcW w:w="1064" w:type="dxa"/>
+            <w:tcMar>
+              <w:top w:w="50" w:type="dxa"/>
+              <w:left w:w="80" w:type="dxa"/>
+              <w:bottom w:w="50" w:type="dxa"/>
+              <w:right w:w="80" w:type="dxa"/>
+            </w:tcMar>
+            <w:vAlign w:val="bottom"/>
+          </w:tcPr>
+          <w:p>
+            <w:pPr>
+              <w:jc w:val="center"/>
+              <w:rPr>
+                <w:rFonts w:asciiTheme="minorHAnsi" w:hAnsiTheme="minorHAnsi" w:cstheme="minorHAnsi"/>
+                <w:sz w:val="18"/>
+                <w:szCs w:val="18"/>
+              </w:rPr>
+            </w:pPr>
+            <w:r>
+              <w:rPr>
+                <w:rFonts w:asciiTheme="minorHAnsi" w:hAnsiTheme="minorHAnsi" w:cstheme="minorHAnsi"/>
+                <w:color w:val="000000"/>
+                <w:sz w:val="18"/>
+                <w:szCs w:val="18"/>
+              </w:rPr>
+              <w:t>21.53%</w:t>
+            </w:r>
+          </w:p>
+        </w:tc>
+        <w:tc>
+          <w:tcPr>
+            <w:tcW w:w="1064" w:type="dxa"/>
+            <w:tcMar>
+              <w:top w:w="50" w:type="dxa"/>
+              <w:left w:w="80" w:type="dxa"/>
+              <w:bottom w:w="50" w:type="dxa"/>
+              <w:right w:w="80" w:type="dxa"/>
+            </w:tcMar>
+            <w:vAlign w:val="bottom"/>
+          </w:tcPr>
+          <w:p>
+            <w:pPr>
+              <w:jc w:val="center"/>
+              <w:rPr>
+                <w:rFonts w:asciiTheme="minorHAnsi" w:hAnsiTheme="minorHAnsi" w:cstheme="minorHAnsi"/>
+                <w:sz w:val="18"/>
+                <w:szCs w:val="18"/>
+              </w:rPr>
+            </w:pPr>
+            <w:r>
+              <w:rPr>
+                <w:rFonts w:asciiTheme="minorHAnsi" w:hAnsiTheme="minorHAnsi" w:cstheme="minorHAnsi"/>
+                <w:color w:val="000000"/>
+                <w:sz w:val="18"/>
+                <w:szCs w:val="18"/>
+              </w:rPr>
+              <w:t>14.29%</w:t>
+            </w:r>
+          </w:p>
+        </w:tc>
+        <w:tc>
+          <w:tcPr>
+            <w:tcW w:w="1064" w:type="dxa"/>
+            <w:tcMar>
+              <w:top w:w="50" w:type="dxa"/>
+              <w:left w:w="80" w:type="dxa"/>
+              <w:bottom w:w="50" w:type="dxa"/>
+              <w:right w:w="80" w:type="dxa"/>
+            </w:tcMar>
+            <w:vAlign w:val="bottom"/>
+          </w:tcPr>
+          <w:p>
+            <w:pPr>
+              <w:jc w:val="center"/>
+              <w:rPr>
+                <w:rFonts w:asciiTheme="minorHAnsi" w:hAnsiTheme="minorHAnsi" w:cstheme="minorHAnsi"/>
+                <w:sz w:val="18"/>
+                <w:szCs w:val="18"/>
+              </w:rPr>
+            </w:pPr>
+            <w:r>
+              <w:rPr>
+                <w:rFonts w:asciiTheme="minorHAnsi" w:hAnsiTheme="minorHAnsi" w:cstheme="minorHAnsi"/>
+                <w:color w:val="000000"/>
+                <w:sz w:val="18"/>
+                <w:szCs w:val="18"/>
+              </w:rPr>
+              <w:t>85.71%</w:t>
+            </w:r>
+          </w:p>
+        </w:tc>
+        <w:tc>
+          <w:tcPr>
+            <w:tcW w:w="1064" w:type="dxa"/>
+            <w:tcMar>
+              <w:top w:w="50" w:type="dxa"/>
+              <w:left w:w="80" w:type="dxa"/>
+              <w:bottom w:w="50" w:type="dxa"/>
+              <w:right w:w="80" w:type="dxa"/>
+            </w:tcMar>
+            <w:vAlign w:val="bottom"/>
+          </w:tcPr>
+          <w:p>
+            <w:pPr>
+              <w:jc w:val="center"/>
+              <w:rPr>
+                <w:rFonts w:asciiTheme="minorHAnsi" w:hAnsiTheme="minorHAnsi" w:cstheme="minorHAnsi"/>
+                <w:sz w:val="18"/>
+                <w:szCs w:val="18"/>
+              </w:rPr>
+            </w:pPr>
+            <w:r>
+              <w:rPr>
+                <w:rFonts w:asciiTheme="minorHAnsi" w:hAnsiTheme="minorHAnsi" w:cstheme="minorHAnsi"/>
+                <w:color w:val="000000"/>
+                <w:sz w:val="18"/>
+                <w:szCs w:val="18"/>
+              </w:rPr>
+              <w:t>3.08%</w:t>
+            </w:r>
+          </w:p>
+        </w:tc>
+        <w:tc>
+          <w:tcPr>
+            <w:tcW w:w="1064" w:type="dxa"/>
+            <w:tcMar>
+              <w:top w:w="50" w:type="dxa"/>
+              <w:left w:w="80" w:type="dxa"/>
+              <w:bottom w:w="50" w:type="dxa"/>
+              <w:right w:w="80" w:type="dxa"/>
+            </w:tcMar>
+            <w:vAlign w:val="bottom"/>
+          </w:tcPr>
+          <w:p>
+            <w:pPr>
+              <w:jc w:val="center"/>
+              <w:rPr>
+                <w:rFonts w:asciiTheme="minorHAnsi" w:hAnsiTheme="minorHAnsi" w:cstheme="minorHAnsi"/>
+                <w:sz w:val="18"/>
+                <w:szCs w:val="18"/>
+              </w:rPr>
+            </w:pPr>
+            <w:r>
+              <w:rPr>
+                <w:rFonts w:asciiTheme="minorHAnsi" w:hAnsiTheme="minorHAnsi" w:cstheme="minorHAnsi"/>
+                <w:color w:val="000000"/>
+                <w:sz w:val="18"/>
+                <w:szCs w:val="18"/>
+              </w:rPr>
+              <w:t>5.06%</w:t>
+            </w:r>
+          </w:p>
+        </w:tc>
+        <w:tc>
+          <w:tcPr>
+            <w:tcW w:w="1019" w:type="dxa"/>
+            <w:tcMar>
+              <w:top w:w="50" w:type="dxa"/>
+              <w:left w:w="80" w:type="dxa"/>
+              <w:bottom w:w="50" w:type="dxa"/>
+              <w:right w:w="80" w:type="dxa"/>
+            </w:tcMar>
+            <w:vAlign w:val="bottom"/>
+          </w:tcPr>
+          <w:p>
+            <w:pPr>
+              <w:jc w:val="center"/>
+              <w:rPr>
+                <w:rFonts w:asciiTheme="minorHAnsi" w:hAnsiTheme="minorHAnsi" w:cstheme="minorHAnsi"/>
+                <w:sz w:val="18"/>
+                <w:szCs w:val="18"/>
+              </w:rPr>
+            </w:pPr>
+            <w:r>
+              <w:rPr>
+                <w:rFonts w:asciiTheme="minorHAnsi" w:hAnsiTheme="minorHAnsi" w:cstheme="minorHAnsi"/>
+                <w:color w:val="000000"/>
+                <w:sz w:val="18"/>
+                <w:szCs w:val="18"/>
+              </w:rPr>
+              <w:t>55.57%</w:t>
+            </w:r>
+          </w:p>
+        </w:tc>
+      </w:tr>
+      <w:tr>
+        <w:tc>
+          <w:tcPr>
+            <w:tcW w:w="2014" w:type="dxa"/>
+            <w:tcMar>
+              <w:top w:w="50" w:type="dxa"/>
+              <w:left w:w="80" w:type="dxa"/>
+              <w:bottom w:w="50" w:type="dxa"/>
+              <w:right w:w="80" w:type="dxa"/>
+            </w:tcMar>
+            <w:vAlign w:val="center"/>
+          </w:tcPr>
+          <w:p>
+            <w:pPr>
+              <w:rPr>
+                <w:rFonts w:asciiTheme="minorHAnsi" w:hAnsiTheme="minorHAnsi" w:cstheme="minorHAnsi"/>
+              </w:rPr>
+            </w:pPr>
+            <w:r>
+              <w:rPr>
+                <w:rFonts w:asciiTheme="minorHAnsi" w:hAnsiTheme="minorHAnsi" w:cstheme="minorHAnsi"/>
+                <w:sz w:val="18"/>
+                <w:szCs w:val="18"/>
+              </w:rPr>
+              <w:t>AlexNet</w:t>
+            </w:r>
+          </w:p>
+        </w:tc>
+        <w:tc>
+          <w:tcPr>
+            <w:tcW w:w="1007" w:type="dxa"/>
+            <w:tcMar>
+              <w:top w:w="50" w:type="dxa"/>
+              <w:left w:w="80" w:type="dxa"/>
+              <w:bottom w:w="50" w:type="dxa"/>
+              <w:right w:w="80" w:type="dxa"/>
+            </w:tcMar>
+            <w:vAlign w:val="center"/>
+          </w:tcPr>
+          <w:p>
+            <w:r>
+              <w:rPr>
+                <w:rFonts w:ascii="Calibri" w:eastAsia="Calibri" w:hAnsi="Calibri" w:cs="Calibri"/>
+                <w:sz w:val="18"/>
+                <w:szCs w:val="18"/>
+              </w:rPr>
+              <w:t>SIPaKMeD</w:t>
+            </w:r>
+          </w:p>
+        </w:tc>
+        <w:tc>
+          <w:tcPr>
+            <w:tcW w:w="1064" w:type="dxa"/>
+            <w:tcMar>
+              <w:top w:w="50" w:type="dxa"/>
+              <w:left w:w="80" w:type="dxa"/>
+              <w:bottom w:w="50" w:type="dxa"/>
+              <w:right w:w="80" w:type="dxa"/>
+            </w:tcMar>
+            <w:vAlign w:val="bottom"/>
+          </w:tcPr>
+          <w:p>
+            <w:pPr>
+              <w:jc w:val="center"/>
+              <w:rPr>
+                <w:rFonts w:asciiTheme="minorHAnsi" w:hAnsiTheme="minorHAnsi" w:cstheme="minorHAnsi"/>
+                <w:sz w:val="18"/>
+                <w:szCs w:val="18"/>
+              </w:rPr>
+            </w:pPr>
+            <w:r>
+              <w:rPr>
+                <w:rFonts w:asciiTheme="minorHAnsi" w:hAnsiTheme="minorHAnsi" w:cstheme="minorHAnsi"/>
+                <w:color w:val="000000"/>
+                <w:sz w:val="18"/>
+                <w:szCs w:val="18"/>
+              </w:rPr>
+              <w:t>90.84%</w:t>
+            </w:r>
+          </w:p>
+        </w:tc>
+        <w:tc>
+          <w:tcPr>
+            <w:tcW w:w="1064" w:type="dxa"/>
+            <w:tcMar>
+              <w:top w:w="50" w:type="dxa"/>
+              <w:left w:w="80" w:type="dxa"/>
+              <w:bottom w:w="50" w:type="dxa"/>
+              <w:right w:w="80" w:type="dxa"/>
+            </w:tcMar>
+            <w:vAlign w:val="bottom"/>
+          </w:tcPr>
+          <w:p>
+            <w:pPr>
+              <w:jc w:val="center"/>
+              <w:rPr>
+                <w:rFonts w:asciiTheme="minorHAnsi" w:hAnsiTheme="minorHAnsi" w:cstheme="minorHAnsi"/>
+                <w:sz w:val="18"/>
+                <w:szCs w:val="18"/>
+              </w:rPr>
+            </w:pPr>
+            <w:r>
+              <w:rPr>
+                <w:rFonts w:asciiTheme="minorHAnsi" w:hAnsiTheme="minorHAnsi" w:cstheme="minorHAnsi"/>
+                <w:color w:val="000000"/>
+                <w:sz w:val="18"/>
+                <w:szCs w:val="18"/>
+              </w:rPr>
+              <w:t>91.19%</w:t>
+            </w:r>
+          </w:p>
+        </w:tc>
+        <w:tc>
+          <w:tcPr>
+            <w:tcW w:w="1064" w:type="dxa"/>
+            <w:tcMar>
+              <w:top w:w="50" w:type="dxa"/>
+              <w:left w:w="80" w:type="dxa"/>
+              <w:bottom w:w="50" w:type="dxa"/>
+              <w:right w:w="80" w:type="dxa"/>
+            </w:tcMar>
+            <w:vAlign w:val="bottom"/>
+          </w:tcPr>
+          <w:p>
+            <w:pPr>
+              <w:jc w:val="center"/>
+              <w:rPr>
+                <w:rFonts w:asciiTheme="minorHAnsi" w:hAnsiTheme="minorHAnsi" w:cstheme="minorHAnsi"/>
+                <w:sz w:val="18"/>
+                <w:szCs w:val="18"/>
+              </w:rPr>
+            </w:pPr>
+            <w:r>
+              <w:rPr>
+                <w:rFonts w:asciiTheme="minorHAnsi" w:hAnsiTheme="minorHAnsi" w:cstheme="minorHAnsi"/>
+                <w:color w:val="000000"/>
+                <w:sz w:val="18"/>
+                <w:szCs w:val="18"/>
+              </w:rPr>
+              <w:t>97.69%</w:t>
+            </w:r>
+          </w:p>
+        </w:tc>
+        <w:tc>
+          <w:tcPr>
+            <w:tcW w:w="1064" w:type="dxa"/>
+            <w:tcMar>
+              <w:top w:w="50" w:type="dxa"/>
+              <w:left w:w="80" w:type="dxa"/>
+              <w:bottom w:w="50" w:type="dxa"/>
+              <w:right w:w="80" w:type="dxa"/>
+            </w:tcMar>
+            <w:vAlign w:val="bottom"/>
+          </w:tcPr>
+          <w:p>
+            <w:pPr>
+              <w:jc w:val="center"/>
+              <w:rPr>
+                <w:rFonts w:asciiTheme="minorHAnsi" w:hAnsiTheme="minorHAnsi" w:cstheme="minorHAnsi"/>
+                <w:sz w:val="18"/>
+                <w:szCs w:val="18"/>
+              </w:rPr>
+            </w:pPr>
+            <w:r>
+              <w:rPr>
+                <w:rFonts w:asciiTheme="minorHAnsi" w:hAnsiTheme="minorHAnsi" w:cstheme="minorHAnsi"/>
+                <w:color w:val="000000"/>
+                <w:sz w:val="18"/>
+                <w:szCs w:val="18"/>
+              </w:rPr>
+              <w:t>91.53%</w:t>
+            </w:r>
+          </w:p>
+        </w:tc>
+        <w:tc>
+          <w:tcPr>
+            <w:tcW w:w="1064" w:type="dxa"/>
+            <w:tcMar>
+              <w:top w:w="50" w:type="dxa"/>
+              <w:left w:w="80" w:type="dxa"/>
+              <w:bottom w:w="50" w:type="dxa"/>
+              <w:right w:w="80" w:type="dxa"/>
+            </w:tcMar>
+            <w:vAlign w:val="bottom"/>
+          </w:tcPr>
+          <w:p>
+            <w:pPr>
+              <w:jc w:val="center"/>
+              <w:rPr>
+                <w:rFonts w:asciiTheme="minorHAnsi" w:hAnsiTheme="minorHAnsi" w:cstheme="minorHAnsi"/>
+                <w:sz w:val="18"/>
+                <w:szCs w:val="18"/>
+              </w:rPr>
+            </w:pPr>
+            <w:r>
+              <w:rPr>
+                <w:rFonts w:asciiTheme="minorHAnsi" w:hAnsiTheme="minorHAnsi" w:cstheme="minorHAnsi"/>
+                <w:color w:val="000000"/>
+                <w:sz w:val="18"/>
+                <w:szCs w:val="18"/>
+              </w:rPr>
+              <w:t>91.04%</w:t>
+            </w:r>
+          </w:p>
+        </w:tc>
+        <w:tc>
+          <w:tcPr>
+            <w:tcW w:w="1019" w:type="dxa"/>
+            <w:tcMar>
+              <w:top w:w="50" w:type="dxa"/>
+              <w:left w:w="80" w:type="dxa"/>
+              <w:bottom w:w="50" w:type="dxa"/>
+              <w:right w:w="80" w:type="dxa"/>
+            </w:tcMar>
+            <w:vAlign w:val="bottom"/>
+          </w:tcPr>
+          <w:p>
+            <w:pPr>
+              <w:jc w:val="center"/>
+              <w:rPr>
+                <w:rFonts w:asciiTheme="minorHAnsi" w:hAnsiTheme="minorHAnsi" w:cstheme="minorHAnsi"/>
+                <w:sz w:val="18"/>
+                <w:szCs w:val="18"/>
+              </w:rPr>
+            </w:pPr>
+            <w:r>
+              <w:rPr>
+                <w:rFonts w:asciiTheme="minorHAnsi" w:hAnsiTheme="minorHAnsi" w:cstheme="minorHAnsi"/>
+                <w:color w:val="000000"/>
+                <w:sz w:val="18"/>
+                <w:szCs w:val="18"/>
+              </w:rPr>
+              <w:t>99.21%</w:t>
+            </w:r>
+          </w:p>
+        </w:tc>
+      </w:tr>
+      <w:tr>
+        <w:tc>
+          <w:tcPr>
+            <w:tcW w:w="2014" w:type="dxa"/>
+            <w:tcMar>
+              <w:top w:w="50" w:type="dxa"/>
+              <w:left w:w="80" w:type="dxa"/>
+              <w:bottom w:w="50" w:type="dxa"/>
+              <w:right w:w="80" w:type="dxa"/>
+            </w:tcMar>
+            <w:vAlign w:val="center"/>
+          </w:tcPr>
+          <w:p>
+            <w:r>
+              <w:rPr>
+                <w:rFonts w:ascii="Calibri" w:eastAsia="Calibri" w:hAnsi="Calibri" w:cs="Calibri"/>
+                <w:sz w:val="18"/>
+                <w:szCs w:val="18"/>
+              </w:rPr>
+              <w:t>MobileNet</w:t>
+            </w:r>
+          </w:p>
+        </w:tc>
+        <w:tc>
+          <w:tcPr>
+            <w:tcW w:w="1007" w:type="dxa"/>
+            <w:tcMar>
+              <w:top w:w="50" w:type="dxa"/>
+              <w:left w:w="80" w:type="dxa"/>
+              <w:bottom w:w="50" w:type="dxa"/>
+              <w:right w:w="80" w:type="dxa"/>
+            </w:tcMar>
+            <w:vAlign w:val="center"/>
+          </w:tcPr>
+          <w:p>
+            <w:r>
+              <w:rPr>
+                <w:rFonts w:ascii="Calibri" w:eastAsia="Calibri" w:hAnsi="Calibri" w:cs="Calibri"/>
+                <w:sz w:val="18"/>
+                <w:szCs w:val="18"/>
+              </w:rPr>
+              <w:t>SIPaKMeD</w:t>
+            </w:r>
+          </w:p>
+        </w:tc>
+        <w:tc>
+          <w:tcPr>
+            <w:tcW w:w="1064" w:type="dxa"/>
+            <w:tcMar>
+              <w:top w:w="50" w:type="dxa"/>
+              <w:left w:w="80" w:type="dxa"/>
+              <w:bottom w:w="50" w:type="dxa"/>
+              <w:right w:w="80" w:type="dxa"/>
+            </w:tcMar>
+            <w:vAlign w:val="bottom"/>
+          </w:tcPr>
+          <w:p>
+            <w:pPr>
+              <w:jc w:val="center"/>
+              <w:rPr>
+                <w:rFonts w:asciiTheme="minorHAnsi" w:hAnsiTheme="minorHAnsi" w:cstheme="minorHAnsi"/>
+                <w:sz w:val="18"/>
+                <w:szCs w:val="18"/>
+              </w:rPr>
+            </w:pPr>
+            <w:r>
+              <w:rPr>
+                <w:rFonts w:asciiTheme="minorHAnsi" w:hAnsiTheme="minorHAnsi" w:cstheme="minorHAnsi"/>
+                <w:color w:val="000000"/>
+                <w:sz w:val="18"/>
+                <w:szCs w:val="18"/>
+              </w:rPr>
+              <w:t>42.76%</w:t>
+            </w:r>
+          </w:p>
+        </w:tc>
+        <w:tc>
+          <w:tcPr>
+            <w:tcW w:w="1064" w:type="dxa"/>
+            <w:tcMar>
+              <w:top w:w="50" w:type="dxa"/>
+              <w:left w:w="80" w:type="dxa"/>
+              <w:bottom w:w="50" w:type="dxa"/>
+              <w:right w:w="80" w:type="dxa"/>
+            </w:tcMar>
+            <w:vAlign w:val="bottom"/>
+          </w:tcPr>
+          <w:p>
+            <w:pPr>
+              <w:jc w:val="center"/>
+              <w:rPr>
+                <w:rFonts w:asciiTheme="minorHAnsi" w:hAnsiTheme="minorHAnsi" w:cstheme="minorHAnsi"/>
+                <w:sz w:val="18"/>
+                <w:szCs w:val="18"/>
+              </w:rPr>
+            </w:pPr>
+            <w:r>
+              <w:rPr>
+                <w:rFonts w:asciiTheme="minorHAnsi" w:hAnsiTheme="minorHAnsi" w:cstheme="minorHAnsi"/>
+                <w:color w:val="000000"/>
+                <w:sz w:val="18"/>
+                <w:szCs w:val="18"/>
+              </w:rPr>
+              <w:t>42.44%</w:t>
+            </w:r>
+          </w:p>
+        </w:tc>
+        <w:tc>
+          <w:tcPr>
+            <w:tcW w:w="1064" w:type="dxa"/>
+            <w:tcMar>
+              <w:top w:w="50" w:type="dxa"/>
+              <w:left w:w="80" w:type="dxa"/>
+              <w:bottom w:w="50" w:type="dxa"/>
+              <w:right w:w="80" w:type="dxa"/>
+            </w:tcMar>
+            <w:vAlign w:val="bottom"/>
+          </w:tcPr>
+          <w:p>
+            <w:pPr>
+              <w:jc w:val="center"/>
+              <w:rPr>
+                <w:rFonts w:asciiTheme="minorHAnsi" w:hAnsiTheme="minorHAnsi" w:cstheme="minorHAnsi"/>
+                <w:sz w:val="18"/>
+                <w:szCs w:val="18"/>
+              </w:rPr>
+            </w:pPr>
+            <w:r>
+              <w:rPr>
+                <w:rFonts w:asciiTheme="minorHAnsi" w:hAnsiTheme="minorHAnsi" w:cstheme="minorHAnsi"/>
+                <w:color w:val="000000"/>
+                <w:sz w:val="18"/>
+                <w:szCs w:val="18"/>
+              </w:rPr>
+              <w:t>85.52%</w:t>
+            </w:r>
+          </w:p>
+        </w:tc>
+        <w:tc>
+          <w:tcPr>
+            <w:tcW w:w="1064" w:type="dxa"/>
+            <w:tcMar>
+              <w:top w:w="50" w:type="dxa"/>
+              <w:left w:w="80" w:type="dxa"/>
+              <w:bottom w:w="50" w:type="dxa"/>
+              <w:right w:w="80" w:type="dxa"/>
+            </w:tcMar>
+            <w:vAlign w:val="bottom"/>
+          </w:tcPr>
+          <w:p>
+            <w:pPr>
+              <w:jc w:val="center"/>
+              <w:rPr>
+                <w:rFonts w:asciiTheme="minorHAnsi" w:hAnsiTheme="minorHAnsi" w:cstheme="minorHAnsi"/>
+                <w:sz w:val="18"/>
+                <w:szCs w:val="18"/>
+              </w:rPr>
+            </w:pPr>
+            <w:r>
+              <w:rPr>
+                <w:rFonts w:asciiTheme="minorHAnsi" w:hAnsiTheme="minorHAnsi" w:cstheme="minorHAnsi"/>
+                <w:color w:val="000000"/>
+                <w:sz w:val="18"/>
+                <w:szCs w:val="18"/>
+              </w:rPr>
+              <w:t>56.24%</w:t>
+            </w:r>
+          </w:p>
+        </w:tc>
+        <w:tc>
+          <w:tcPr>
+            <w:tcW w:w="1064" w:type="dxa"/>
+            <w:tcMar>
+              <w:top w:w="50" w:type="dxa"/>
+              <w:left w:w="80" w:type="dxa"/>
+              <w:bottom w:w="50" w:type="dxa"/>
+              <w:right w:w="80" w:type="dxa"/>
+            </w:tcMar>
+            <w:vAlign w:val="bottom"/>
+          </w:tcPr>
+          <w:p>
+            <w:pPr>
+              <w:jc w:val="center"/>
+              <w:rPr>
+                <w:rFonts w:asciiTheme="minorHAnsi" w:hAnsiTheme="minorHAnsi" w:cstheme="minorHAnsi"/>
+                <w:sz w:val="18"/>
+                <w:szCs w:val="18"/>
+              </w:rPr>
+            </w:pPr>
+            <w:r>
+              <w:rPr>
+                <w:rFonts w:asciiTheme="minorHAnsi" w:hAnsiTheme="minorHAnsi" w:cstheme="minorHAnsi"/>
+                <w:color w:val="000000"/>
+                <w:sz w:val="18"/>
+                <w:szCs w:val="18"/>
+              </w:rPr>
+              <w:t>43.18%</w:t>
+            </w:r>
+          </w:p>
+        </w:tc>
+        <w:tc>
+          <w:tcPr>
+            <w:tcW w:w="1019" w:type="dxa"/>
+            <w:tcMar>
+              <w:top w:w="50" w:type="dxa"/>
+              <w:left w:w="80" w:type="dxa"/>
+              <w:bottom w:w="50" w:type="dxa"/>
+              <w:right w:w="80" w:type="dxa"/>
+            </w:tcMar>
+            <w:vAlign w:val="bottom"/>
+          </w:tcPr>
+          <w:p>
+            <w:pPr>
+              <w:jc w:val="center"/>
+              <w:rPr>
+                <w:rFonts w:asciiTheme="minorHAnsi" w:hAnsiTheme="minorHAnsi" w:cstheme="minorHAnsi"/>
+                <w:sz w:val="18"/>
+                <w:szCs w:val="18"/>
+              </w:rPr>
+            </w:pPr>
+            <w:r>
+              <w:rPr>
+                <w:rFonts w:asciiTheme="minorHAnsi" w:hAnsiTheme="minorHAnsi" w:cstheme="minorHAnsi"/>
+                <w:color w:val="000000"/>
+                <w:sz w:val="18"/>
+                <w:szCs w:val="18"/>
+              </w:rPr>
+              <w:t>75.07%</w:t>
+            </w:r>
+          </w:p>
+        </w:tc>
+      </w:tr>
+      <w:tr>
+        <w:tc>
+          <w:tcPr>
+            <w:tcW w:w="2014" w:type="dxa"/>
+            <w:tcMar>
+              <w:top w:w="50" w:type="dxa"/>
+              <w:left w:w="80" w:type="dxa"/>
+              <w:bottom w:w="50" w:type="dxa"/>
+              <w:right w:w="80" w:type="dxa"/>
+            </w:tcMar>
+            <w:vAlign w:val="center"/>
+          </w:tcPr>
+          <w:p>
+            <w:r>
+              <w:rPr>
+                <w:rFonts w:ascii="Calibri" w:eastAsia="Calibri" w:hAnsi="Calibri" w:cs="Calibri"/>
+                <w:sz w:val="18"/>
+                <w:szCs w:val="18"/>
+              </w:rPr>
+              <w:t>InceptionV3</w:t>
+            </w:r>
+          </w:p>
+        </w:tc>
+        <w:tc>
+          <w:tcPr>
+            <w:tcW w:w="1007" w:type="dxa"/>
+            <w:tcMar>
+              <w:top w:w="50" w:type="dxa"/>
+              <w:left w:w="80" w:type="dxa"/>
+              <w:bottom w:w="50" w:type="dxa"/>
+              <w:right w:w="80" w:type="dxa"/>
+            </w:tcMar>
+            <w:vAlign w:val="center"/>
+          </w:tcPr>
+          <w:p>
+            <w:r>
+              <w:rPr>
+                <w:rFonts w:ascii="Calibri" w:eastAsia="Calibri" w:hAnsi="Calibri" w:cs="Calibri"/>
+                <w:sz w:val="18"/>
+                <w:szCs w:val="18"/>
+              </w:rPr>
+              <w:t>SIPaKMeD</w:t>
+            </w:r>
+          </w:p>
+        </w:tc>
+        <w:tc>
+          <w:tcPr>
+            <w:tcW w:w="1064" w:type="dxa"/>
+            <w:tcMar>
+              <w:top w:w="50" w:type="dxa"/>
+              <w:left w:w="80" w:type="dxa"/>
+              <w:bottom w:w="50" w:type="dxa"/>
+              <w:right w:w="80" w:type="dxa"/>
+            </w:tcMar>
+            <w:vAlign w:val="bottom"/>
+          </w:tcPr>
+          <w:p>
+            <w:pPr>
+              <w:jc w:val="center"/>
+              <w:rPr>
+                <w:rFonts w:asciiTheme="minorHAnsi" w:hAnsiTheme="minorHAnsi" w:cstheme="minorHAnsi"/>
+                <w:sz w:val="18"/>
+                <w:szCs w:val="18"/>
+              </w:rPr>
+            </w:pPr>
+            <w:r>
+              <w:rPr>
+                <w:rFonts w:asciiTheme="minorHAnsi" w:hAnsiTheme="minorHAnsi" w:cstheme="minorHAnsi"/>
+                <w:color w:val="000000"/>
+                <w:sz w:val="18"/>
+                <w:szCs w:val="18"/>
+              </w:rPr>
+              <w:t>50.85%</w:t>
+            </w:r>
+          </w:p>
+        </w:tc>
+        <w:tc>
+          <w:tcPr>
+            <w:tcW w:w="1064" w:type="dxa"/>
+            <w:tcMar>
+              <w:top w:w="50" w:type="dxa"/>
+              <w:left w:w="80" w:type="dxa"/>
+              <w:bottom w:w="50" w:type="dxa"/>
+              <w:right w:w="80" w:type="dxa"/>
+            </w:tcMar>
+            <w:vAlign w:val="bottom"/>
+          </w:tcPr>
+          <w:p>
+            <w:pPr>
+              <w:jc w:val="center"/>
+              <w:rPr>
+                <w:rFonts w:asciiTheme="minorHAnsi" w:hAnsiTheme="minorHAnsi" w:cstheme="minorHAnsi"/>
+                <w:sz w:val="18"/>
+                <w:szCs w:val="18"/>
+              </w:rPr>
+            </w:pPr>
+            <w:r>
+              <w:rPr>
+                <w:rFonts w:asciiTheme="minorHAnsi" w:hAnsiTheme="minorHAnsi" w:cstheme="minorHAnsi"/>
+                <w:color w:val="000000"/>
+                <w:sz w:val="18"/>
+                <w:szCs w:val="18"/>
+              </w:rPr>
+              <w:t>50.75%</w:t>
+            </w:r>
+          </w:p>
+        </w:tc>
+        <w:tc>
+          <w:tcPr>
+            <w:tcW w:w="1064" w:type="dxa"/>
+            <w:tcMar>
+              <w:top w:w="50" w:type="dxa"/>
+              <w:left w:w="80" w:type="dxa"/>
+              <w:bottom w:w="50" w:type="dxa"/>
+              <w:right w:w="80" w:type="dxa"/>
+            </w:tcMar>
+            <w:vAlign w:val="bottom"/>
+          </w:tcPr>
+          <w:p>
+            <w:pPr>
+              <w:jc w:val="center"/>
+              <w:rPr>
+                <w:rFonts w:asciiTheme="minorHAnsi" w:hAnsiTheme="minorHAnsi" w:cstheme="minorHAnsi"/>
+                <w:sz w:val="18"/>
+                <w:szCs w:val="18"/>
+              </w:rPr>
+            </w:pPr>
+            <w:r>
+              <w:rPr>
+                <w:rFonts w:asciiTheme="minorHAnsi" w:hAnsiTheme="minorHAnsi" w:cstheme="minorHAnsi"/>
+                <w:color w:val="000000"/>
+                <w:sz w:val="18"/>
+                <w:szCs w:val="18"/>
+              </w:rPr>
+              <w:t>87.59%</w:t>
+            </w:r>
+          </w:p>
+        </w:tc>
+        <w:tc>
+          <w:tcPr>
+            <w:tcW w:w="1064" w:type="dxa"/>
+            <w:tcMar>
+              <w:top w:w="50" w:type="dxa"/>
+              <w:left w:w="80" w:type="dxa"/>
+              <w:bottom w:w="50" w:type="dxa"/>
+              <w:right w:w="80" w:type="dxa"/>
+            </w:tcMar>
+            <w:vAlign w:val="bottom"/>
+          </w:tcPr>
+          <w:p>
+            <w:pPr>
+              <w:jc w:val="center"/>
+              <w:rPr>
+                <w:rFonts w:asciiTheme="minorHAnsi" w:hAnsiTheme="minorHAnsi" w:cstheme="minorHAnsi"/>
+                <w:sz w:val="18"/>
+                <w:szCs w:val="18"/>
+              </w:rPr>
+            </w:pPr>
+            <w:r>
+              <w:rPr>
+                <w:rFonts w:asciiTheme="minorHAnsi" w:hAnsiTheme="minorHAnsi" w:cstheme="minorHAnsi"/>
+                <w:color w:val="000000"/>
+                <w:sz w:val="18"/>
+                <w:szCs w:val="18"/>
+              </w:rPr>
+              <w:t>60.61%</w:t>
+            </w:r>
+          </w:p>
+        </w:tc>
+        <w:tc>
+          <w:tcPr>
+            <w:tcW w:w="1064" w:type="dxa"/>
+            <w:tcMar>
+              <w:top w:w="50" w:type="dxa"/>
+              <w:left w:w="80" w:type="dxa"/>
+              <w:bottom w:w="50" w:type="dxa"/>
+              <w:right w:w="80" w:type="dxa"/>
+            </w:tcMar>
+            <w:vAlign w:val="bottom"/>
+          </w:tcPr>
+          <w:p>
+            <w:pPr>
+              <w:jc w:val="center"/>
+              <w:rPr>
+                <w:rFonts w:asciiTheme="minorHAnsi" w:hAnsiTheme="minorHAnsi" w:cstheme="minorHAnsi"/>
+                <w:sz w:val="18"/>
+                <w:szCs w:val="18"/>
+              </w:rPr>
+            </w:pPr>
+            <w:r>
+              <w:rPr>
+                <w:rFonts w:asciiTheme="minorHAnsi" w:hAnsiTheme="minorHAnsi" w:cstheme="minorHAnsi"/>
+                <w:color w:val="000000"/>
+                <w:sz w:val="18"/>
+                <w:szCs w:val="18"/>
+              </w:rPr>
+              <w:t>50.93%</w:t>
+            </w:r>
+          </w:p>
+        </w:tc>
+        <w:tc>
+          <w:tcPr>
+            <w:tcW w:w="1019" w:type="dxa"/>
+            <w:tcMar>
+              <w:top w:w="50" w:type="dxa"/>
+              <w:left w:w="80" w:type="dxa"/>
+              <w:bottom w:w="50" w:type="dxa"/>
+              <w:right w:w="80" w:type="dxa"/>
+            </w:tcMar>
+            <w:vAlign w:val="bottom"/>
+          </w:tcPr>
+          <w:p>
+            <w:pPr>
+              <w:jc w:val="center"/>
+              <w:rPr>
+                <w:rFonts w:asciiTheme="minorHAnsi" w:hAnsiTheme="minorHAnsi" w:cstheme="minorHAnsi"/>
+                <w:sz w:val="18"/>
+                <w:szCs w:val="18"/>
+              </w:rPr>
+            </w:pPr>
+            <w:r>
+              <w:rPr>
+                <w:rFonts w:asciiTheme="minorHAnsi" w:hAnsiTheme="minorHAnsi" w:cstheme="minorHAnsi"/>
+                <w:color w:val="000000"/>
+                <w:sz w:val="18"/>
+                <w:szCs w:val="18"/>
+              </w:rPr>
+              <w:t>77.90%</w:t>
+            </w:r>
+          </w:p>
+        </w:tc>
+      </w:tr>
+      <w:tr>
+        <w:tc>
+          <w:tcPr>
+            <w:tcW w:w="2014" w:type="dxa"/>
+            <w:tcMar>
+              <w:top w:w="50" w:type="dxa"/>
+              <w:left w:w="80" w:type="dxa"/>
+              <w:bottom w:w="50" w:type="dxa"/>
+              <w:right w:w="80" w:type="dxa"/>
+            </w:tcMar>
+            <w:vAlign w:val="center"/>
+          </w:tcPr>
+          <w:p>
+            <w:pPr>
+              <w:rPr>
+                <w:rFonts w:ascii="Calibri" w:eastAsia="Calibri" w:hAnsi="Calibri" w:cs="Calibri"/>
+                <w:sz w:val="18"/>
+                <w:szCs w:val="18"/>
+              </w:rPr>
+            </w:pPr>
+            <w:r>
+              <w:rPr>
+                <w:rFonts w:ascii="Calibri" w:eastAsia="Calibri" w:hAnsi="Calibri" w:cs="Calibri"/>
+                <w:sz w:val="18"/>
+                <w:szCs w:val="18"/>
+              </w:rPr>
+              <w:t>ResNet</w:t>
+            </w:r>
+          </w:p>
+        </w:tc>
+        <w:tc>
+          <w:tcPr>
+            <w:tcW w:w="1007" w:type="dxa"/>
+            <w:tcMar>
+              <w:top w:w="50" w:type="dxa"/>
+              <w:left w:w="80" w:type="dxa"/>
+              <w:bottom w:w="50" w:type="dxa"/>
+              <w:right w:w="80" w:type="dxa"/>
+            </w:tcMar>
+            <w:vAlign w:val="center"/>
+          </w:tcPr>
+          <w:p>
+            <w:pPr>
+              <w:rPr>
+                <w:rFonts w:ascii="Calibri" w:eastAsia="Calibri" w:hAnsi="Calibri" w:cs="Calibri"/>
+                <w:sz w:val="18"/>
+                <w:szCs w:val="18"/>
+              </w:rPr>
+            </w:pPr>
+            <w:r>
+              <w:rPr>
+                <w:rFonts w:ascii="Calibri" w:eastAsia="Calibri" w:hAnsi="Calibri" w:cs="Calibri"/>
+                <w:sz w:val="18"/>
+                <w:szCs w:val="18"/>
+              </w:rPr>
+              <w:t>SIPaKMeD</w:t>
+            </w:r>
+          </w:p>
+        </w:tc>
+        <w:tc>
+          <w:tcPr>
+            <w:tcW w:w="1064" w:type="dxa"/>
+            <w:tcMar>
+              <w:top w:w="50" w:type="dxa"/>
+              <w:left w:w="80" w:type="dxa"/>
+              <w:bottom w:w="50" w:type="dxa"/>
+              <w:right w:w="80" w:type="dxa"/>
+            </w:tcMar>
+            <w:vAlign w:val="bottom"/>
+          </w:tcPr>
+          <w:p>
+            <w:pPr>
+              <w:jc w:val="center"/>
+              <w:rPr>
+                <w:rFonts w:asciiTheme="minorHAnsi" w:eastAsia="Calibri" w:hAnsiTheme="minorHAnsi" w:cstheme="minorHAnsi"/>
+                <w:sz w:val="18"/>
+                <w:szCs w:val="18"/>
+              </w:rPr>
+            </w:pPr>
+            <w:r>
+              <w:rPr>
+                <w:rFonts w:asciiTheme="minorHAnsi" w:hAnsiTheme="minorHAnsi" w:cstheme="minorHAnsi"/>
+                <w:color w:val="000000"/>
+                <w:sz w:val="18"/>
+                <w:szCs w:val="18"/>
+              </w:rPr>
+              <w:t>21.58%</w:t>
+            </w:r>
+          </w:p>
+        </w:tc>
+        <w:tc>
+          <w:tcPr>
+            <w:tcW w:w="1064" w:type="dxa"/>
+            <w:tcMar>
+              <w:top w:w="50" w:type="dxa"/>
+              <w:left w:w="80" w:type="dxa"/>
+              <w:bottom w:w="50" w:type="dxa"/>
+              <w:right w:w="80" w:type="dxa"/>
+            </w:tcMar>
+            <w:vAlign w:val="bottom"/>
+          </w:tcPr>
+          <w:p>
+            <w:pPr>
+              <w:jc w:val="center"/>
+              <w:rPr>
+                <w:rFonts w:asciiTheme="minorHAnsi" w:eastAsia="Calibri" w:hAnsiTheme="minorHAnsi" w:cstheme="minorHAnsi"/>
+                <w:sz w:val="18"/>
+                <w:szCs w:val="18"/>
+              </w:rPr>
+            </w:pPr>
+            <w:r>
+              <w:rPr>
+                <w:rFonts w:asciiTheme="minorHAnsi" w:hAnsiTheme="minorHAnsi" w:cstheme="minorHAnsi"/>
+                <w:color w:val="000000"/>
+                <w:sz w:val="18"/>
+                <w:szCs w:val="18"/>
+              </w:rPr>
+              <w:t>20.38%</w:t>
+            </w:r>
+          </w:p>
+        </w:tc>
+        <w:tc>
+          <w:tcPr>
+            <w:tcW w:w="1064" w:type="dxa"/>
+            <w:tcMar>
+              <w:top w:w="50" w:type="dxa"/>
+              <w:left w:w="80" w:type="dxa"/>
+              <w:bottom w:w="50" w:type="dxa"/>
+              <w:right w:w="80" w:type="dxa"/>
+            </w:tcMar>
+            <w:vAlign w:val="bottom"/>
+          </w:tcPr>
+          <w:p>
+            <w:pPr>
+              <w:jc w:val="center"/>
+              <w:rPr>
+                <w:rFonts w:asciiTheme="minorHAnsi" w:eastAsia="Calibri" w:hAnsiTheme="minorHAnsi" w:cstheme="minorHAnsi"/>
+                <w:sz w:val="18"/>
+                <w:szCs w:val="18"/>
+              </w:rPr>
+            </w:pPr>
+            <w:r>
+              <w:rPr>
+                <w:rFonts w:asciiTheme="minorHAnsi" w:hAnsiTheme="minorHAnsi" w:cstheme="minorHAnsi"/>
+                <w:color w:val="000000"/>
+                <w:sz w:val="18"/>
+                <w:szCs w:val="18"/>
+              </w:rPr>
+              <w:t>80.12%</w:t>
+            </w:r>
+          </w:p>
+        </w:tc>
+        <w:tc>
+          <w:tcPr>
+            <w:tcW w:w="1064" w:type="dxa"/>
+            <w:tcMar>
+              <w:top w:w="50" w:type="dxa"/>
+              <w:left w:w="80" w:type="dxa"/>
+              <w:bottom w:w="50" w:type="dxa"/>
+              <w:right w:w="80" w:type="dxa"/>
+            </w:tcMar>
+            <w:vAlign w:val="bottom"/>
+          </w:tcPr>
+          <w:p>
+            <w:pPr>
+              <w:jc w:val="center"/>
+              <w:rPr>
+                <w:rFonts w:asciiTheme="minorHAnsi" w:eastAsia="Calibri" w:hAnsiTheme="minorHAnsi" w:cstheme="minorHAnsi"/>
+                <w:sz w:val="18"/>
+                <w:szCs w:val="18"/>
+              </w:rPr>
+            </w:pPr>
+            <w:r>
+              <w:rPr>
+                <w:rFonts w:asciiTheme="minorHAnsi" w:hAnsiTheme="minorHAnsi" w:cstheme="minorHAnsi"/>
+                <w:color w:val="000000"/>
+                <w:sz w:val="18"/>
+                <w:szCs w:val="18"/>
+              </w:rPr>
+              <w:t>7.75%</w:t>
+            </w:r>
+          </w:p>
+        </w:tc>
+        <w:tc>
+          <w:tcPr>
+            <w:tcW w:w="1064" w:type="dxa"/>
+            <w:tcMar>
+              <w:top w:w="50" w:type="dxa"/>
+              <w:left w:w="80" w:type="dxa"/>
+              <w:bottom w:w="50" w:type="dxa"/>
+              <w:right w:w="80" w:type="dxa"/>
+            </w:tcMar>
+            <w:vAlign w:val="bottom"/>
+          </w:tcPr>
+          <w:p>
+            <w:pPr>
+              <w:jc w:val="center"/>
+              <w:rPr>
+                <w:rFonts w:asciiTheme="minorHAnsi" w:eastAsia="Calibri" w:hAnsiTheme="minorHAnsi" w:cstheme="minorHAnsi"/>
+                <w:sz w:val="18"/>
+                <w:szCs w:val="18"/>
+              </w:rPr>
+            </w:pPr>
+            <w:r>
+              <w:rPr>
+                <w:rFonts w:asciiTheme="minorHAnsi" w:hAnsiTheme="minorHAnsi" w:cstheme="minorHAnsi"/>
+                <w:color w:val="000000"/>
+                <w:sz w:val="18"/>
+                <w:szCs w:val="18"/>
+              </w:rPr>
+              <w:t>10.20%</w:t>
+            </w:r>
+          </w:p>
+        </w:tc>
+        <w:tc>
+          <w:tcPr>
+            <w:tcW w:w="1019" w:type="dxa"/>
+            <w:tcMar>
+              <w:top w:w="50" w:type="dxa"/>
+              <w:left w:w="80" w:type="dxa"/>
+              <w:bottom w:w="50" w:type="dxa"/>
+              <w:right w:w="80" w:type="dxa"/>
+            </w:tcMar>
+            <w:vAlign w:val="bottom"/>
+          </w:tcPr>
+          <w:p>
+            <w:pPr>
+              <w:jc w:val="center"/>
+              <w:rPr>
+                <w:rFonts w:asciiTheme="minorHAnsi" w:eastAsia="Calibri" w:hAnsiTheme="minorHAnsi" w:cstheme="minorHAnsi"/>
+                <w:sz w:val="18"/>
+                <w:szCs w:val="18"/>
+              </w:rPr>
+            </w:pPr>
+            <w:r>
+              <w:rPr>
+                <w:rFonts w:asciiTheme="minorHAnsi" w:hAnsiTheme="minorHAnsi" w:cstheme="minorHAnsi"/>
+                <w:color w:val="000000"/>
+                <w:sz w:val="18"/>
+                <w:szCs w:val="18"/>
+              </w:rPr>
+              <w:t>61.77%</w:t>
+            </w:r>
+          </w:p>
+        </w:tc>
+      </w:tr>
+      <w:tr>
+        <w:tc>
+          <w:tcPr>
+            <w:tcW w:w="2014" w:type="dxa"/>
+            <w:tcMar>
+              <w:top w:w="50" w:type="dxa"/>
+              <w:left w:w="80" w:type="dxa"/>
+              <w:bottom w:w="50" w:type="dxa"/>
+              <w:right w:w="80" w:type="dxa"/>
+            </w:tcMar>
+            <w:vAlign w:val="center"/>
+          </w:tcPr>
+          <w:p>
+            <w:pPr>
+              <w:rPr>
+                <w:rFonts w:ascii="Calibri" w:eastAsia="Calibri" w:hAnsi="Calibri" w:cs="Calibri"/>
+                <w:sz w:val="18"/>
+                <w:szCs w:val="18"/>
+              </w:rPr>
+            </w:pPr>
+            <w:r>
+              <w:rPr>
+                <w:rFonts w:ascii="Calibri" w:eastAsia="Calibri" w:hAnsi="Calibri" w:cs="Calibri"/>
+                <w:sz w:val="18"/>
+                <w:szCs w:val="18"/>
+              </w:rPr>
+              <w:t>AlexNet</w:t>
+            </w:r>
+          </w:p>
+        </w:tc>
+        <w:tc>
+          <w:tcPr>
+            <w:tcW w:w="1007" w:type="dxa"/>
+            <w:tcMar>
+              <w:top w:w="50" w:type="dxa"/>
+              <w:left w:w="80" w:type="dxa"/>
+              <w:bottom w:w="50" w:type="dxa"/>
+              <w:right w:w="80" w:type="dxa"/>
+            </w:tcMar>
+            <w:vAlign w:val="center"/>
+          </w:tcPr>
+          <w:p>
+            <w:pPr>
+              <w:rPr>
+                <w:rFonts w:ascii="Calibri" w:eastAsia="Calibri" w:hAnsi="Calibri" w:cs="Calibri"/>
+                <w:sz w:val="18"/>
+                <w:szCs w:val="18"/>
+              </w:rPr>
+            </w:pPr>
+            <w:r>
+              <w:rPr>
+                <w:rFonts w:ascii="Calibri" w:eastAsia="Calibri" w:hAnsi="Calibri" w:cs="Calibri"/>
+                <w:sz w:val="18"/>
+                <w:szCs w:val="18"/>
+              </w:rPr>
+              <w:t>RIVA</w:t>
+            </w:r>
+          </w:p>
+        </w:tc>
+        <w:tc>
+          <w:tcPr>
+            <w:tcW w:w="1064" w:type="dxa"/>
+            <w:tcMar>
+              <w:top w:w="50" w:type="dxa"/>
+              <w:left w:w="80" w:type="dxa"/>
+              <w:bottom w:w="50" w:type="dxa"/>
+              <w:right w:w="80" w:type="dxa"/>
+            </w:tcMar>
+            <w:vAlign w:val="bottom"/>
+          </w:tcPr>
+          <w:p>
+            <w:pPr>
+              <w:jc w:val="center"/>
+              <w:rPr>
+                <w:rFonts w:asciiTheme="minorHAnsi" w:eastAsia="Calibri" w:hAnsiTheme="minorHAnsi" w:cstheme="minorHAnsi"/>
+                <w:sz w:val="18"/>
+                <w:szCs w:val="18"/>
+              </w:rPr>
+            </w:pPr>
+            <w:r>
+              <w:rPr>
+                <w:rFonts w:asciiTheme="minorHAnsi" w:hAnsiTheme="minorHAnsi" w:cstheme="minorHAnsi"/>
+                <w:color w:val="000000"/>
+                <w:sz w:val="18"/>
+                <w:szCs w:val="18"/>
+              </w:rPr>
+              <w:t>89.51%</w:t>
+            </w:r>
+          </w:p>
+        </w:tc>
+        <w:tc>
+          <w:tcPr>
+            <w:tcW w:w="1064" w:type="dxa"/>
+            <w:tcMar>
+              <w:top w:w="50" w:type="dxa"/>
+              <w:left w:w="80" w:type="dxa"/>
+              <w:bottom w:w="50" w:type="dxa"/>
+              <w:right w:w="80" w:type="dxa"/>
+            </w:tcMar>
+            <w:vAlign w:val="bottom"/>
+          </w:tcPr>
+          <w:p>
+            <w:pPr>
+              <w:jc w:val="center"/>
+              <w:rPr>
+                <w:rFonts w:asciiTheme="minorHAnsi" w:eastAsia="Calibri" w:hAnsiTheme="minorHAnsi" w:cstheme="minorHAnsi"/>
+                <w:sz w:val="18"/>
+                <w:szCs w:val="18"/>
+              </w:rPr>
+            </w:pPr>
+            <w:r>
+              <w:rPr>
+                <w:rFonts w:asciiTheme="minorHAnsi" w:hAnsiTheme="minorHAnsi" w:cstheme="minorHAnsi"/>
+                <w:color w:val="000000"/>
+                <w:sz w:val="18"/>
+                <w:szCs w:val="18"/>
+              </w:rPr>
+              <w:t>90.10%</w:t>
+            </w:r>
+          </w:p>
+        </w:tc>
+        <w:tc>
+          <w:tcPr>
+            <w:tcW w:w="1064" w:type="dxa"/>
+            <w:tcMar>
+              <w:top w:w="50" w:type="dxa"/>
+              <w:left w:w="80" w:type="dxa"/>
+              <w:bottom w:w="50" w:type="dxa"/>
+              <w:right w:w="80" w:type="dxa"/>
+            </w:tcMar>
+            <w:vAlign w:val="bottom"/>
+          </w:tcPr>
+          <w:p>
+            <w:pPr>
+              <w:jc w:val="center"/>
+              <w:rPr>
+                <w:rFonts w:asciiTheme="minorHAnsi" w:eastAsia="Calibri" w:hAnsiTheme="minorHAnsi" w:cstheme="minorHAnsi"/>
+                <w:sz w:val="18"/>
+                <w:szCs w:val="18"/>
+              </w:rPr>
+            </w:pPr>
+            <w:r>
+              <w:rPr>
+                <w:rFonts w:asciiTheme="minorHAnsi" w:hAnsiTheme="minorHAnsi" w:cstheme="minorHAnsi"/>
+                <w:color w:val="000000"/>
+                <w:sz w:val="18"/>
+                <w:szCs w:val="18"/>
+              </w:rPr>
+              <w:t>97.36%</w:t>
+            </w:r>
+          </w:p>
+        </w:tc>
+        <w:tc>
+          <w:tcPr>
+            <w:tcW w:w="1064" w:type="dxa"/>
+            <w:tcMar>
+              <w:top w:w="50" w:type="dxa"/>
+              <w:left w:w="80" w:type="dxa"/>
+              <w:bottom w:w="50" w:type="dxa"/>
+              <w:right w:w="80" w:type="dxa"/>
+            </w:tcMar>
+            <w:vAlign w:val="bottom"/>
+          </w:tcPr>
+          <w:p>
+            <w:pPr>
+              <w:jc w:val="center"/>
+              <w:rPr>
+                <w:rFonts w:asciiTheme="minorHAnsi" w:eastAsia="Calibri" w:hAnsiTheme="minorHAnsi" w:cstheme="minorHAnsi"/>
+                <w:sz w:val="18"/>
+                <w:szCs w:val="18"/>
+              </w:rPr>
+            </w:pPr>
+            <w:r>
+              <w:rPr>
+                <w:rFonts w:asciiTheme="minorHAnsi" w:hAnsiTheme="minorHAnsi" w:cstheme="minorHAnsi"/>
+                <w:color w:val="000000"/>
+                <w:sz w:val="18"/>
+                <w:szCs w:val="18"/>
+              </w:rPr>
+              <w:t>89.61%</w:t>
+            </w:r>
+          </w:p>
+        </w:tc>
+        <w:tc>
+          <w:tcPr>
+            <w:tcW w:w="1064" w:type="dxa"/>
+            <w:tcMar>
+              <w:top w:w="50" w:type="dxa"/>
+              <w:left w:w="80" w:type="dxa"/>
+              <w:bottom w:w="50" w:type="dxa"/>
+              <w:right w:w="80" w:type="dxa"/>
+            </w:tcMar>
+            <w:vAlign w:val="bottom"/>
+          </w:tcPr>
+          <w:p>
+            <w:pPr>
+              <w:jc w:val="center"/>
+              <w:rPr>
+                <w:rFonts w:asciiTheme="minorHAnsi" w:eastAsia="Calibri" w:hAnsiTheme="minorHAnsi" w:cstheme="minorHAnsi"/>
+                <w:sz w:val="18"/>
+                <w:szCs w:val="18"/>
+              </w:rPr>
+            </w:pPr>
+            <w:r>
+              <w:rPr>
+                <w:rFonts w:asciiTheme="minorHAnsi" w:hAnsiTheme="minorHAnsi" w:cstheme="minorHAnsi"/>
+                <w:color w:val="000000"/>
+                <w:sz w:val="18"/>
+                <w:szCs w:val="18"/>
+              </w:rPr>
+              <w:t>89.64%</w:t>
+            </w:r>
+          </w:p>
+        </w:tc>
+        <w:tc>
+          <w:tcPr>
+            <w:tcW w:w="1019" w:type="dxa"/>
+            <w:tcMar>
+              <w:top w:w="50" w:type="dxa"/>
+              <w:left w:w="80" w:type="dxa"/>
+              <w:bottom w:w="50" w:type="dxa"/>
+              <w:right w:w="80" w:type="dxa"/>
+            </w:tcMar>
+            <w:vAlign w:val="bottom"/>
+          </w:tcPr>
+          <w:p>
+            <w:pPr>
+              <w:jc w:val="center"/>
+              <w:rPr>
+                <w:rFonts w:asciiTheme="minorHAnsi" w:eastAsia="Calibri" w:hAnsiTheme="minorHAnsi" w:cstheme="minorHAnsi"/>
+                <w:sz w:val="18"/>
+                <w:szCs w:val="18"/>
+              </w:rPr>
+            </w:pPr>
+            <w:r>
+              <w:rPr>
+                <w:rFonts w:asciiTheme="minorHAnsi" w:hAnsiTheme="minorHAnsi" w:cstheme="minorHAnsi"/>
+                <w:color w:val="000000"/>
+                <w:sz w:val="18"/>
+                <w:szCs w:val="18"/>
+              </w:rPr>
+              <w:t>98.61%</w:t>
+            </w:r>
+          </w:p>
+        </w:tc>
+      </w:tr>
+      <w:tr>
+        <w:tc>
+          <w:tcPr>
+            <w:tcW w:w="2014" w:type="dxa"/>
+            <w:tcMar>
+              <w:top w:w="50" w:type="dxa"/>
+              <w:left w:w="80" w:type="dxa"/>
+              <w:bottom w:w="50" w:type="dxa"/>
+              <w:right w:w="80" w:type="dxa"/>
+            </w:tcMar>
+            <w:vAlign w:val="center"/>
+          </w:tcPr>
+          <w:p>
+            <w:pPr>
+              <w:rPr>
+                <w:rFonts w:ascii="Calibri" w:eastAsia="Calibri" w:hAnsi="Calibri" w:cs="Calibri"/>
+                <w:sz w:val="18"/>
+                <w:szCs w:val="18"/>
+              </w:rPr>
+            </w:pPr>
+            <w:r>
+              <w:rPr>
+                <w:rFonts w:ascii="Calibri" w:eastAsia="Calibri" w:hAnsi="Calibri" w:cs="Calibri"/>
+                <w:sz w:val="18"/>
+                <w:szCs w:val="18"/>
+              </w:rPr>
+              <w:t>MobileNet</w:t>
+            </w:r>
+          </w:p>
+        </w:tc>
+        <w:tc>
+          <w:tcPr>
+            <w:tcW w:w="1007" w:type="dxa"/>
+            <w:tcMar>
+              <w:top w:w="50" w:type="dxa"/>
+              <w:left w:w="80" w:type="dxa"/>
+              <w:bottom w:w="50" w:type="dxa"/>
+              <w:right w:w="80" w:type="dxa"/>
+            </w:tcMar>
+            <w:vAlign w:val="center"/>
+          </w:tcPr>
+          <w:p>
+            <w:pPr>
+              <w:rPr>
+                <w:rFonts w:ascii="Calibri" w:eastAsia="Calibri" w:hAnsi="Calibri" w:cs="Calibri"/>
+                <w:sz w:val="18"/>
+                <w:szCs w:val="18"/>
+              </w:rPr>
+            </w:pPr>
+            <w:r>
+              <w:rPr>
+                <w:rFonts w:ascii="Calibri" w:eastAsia="Calibri" w:hAnsi="Calibri" w:cs="Calibri"/>
+                <w:sz w:val="18"/>
+                <w:szCs w:val="18"/>
+              </w:rPr>
+              <w:t>RIVA</w:t>
+            </w:r>
+          </w:p>
+        </w:tc>
+        <w:tc>
+          <w:tcPr>
+            <w:tcW w:w="1064" w:type="dxa"/>
+            <w:tcMar>
+              <w:top w:w="50" w:type="dxa"/>
+              <w:left w:w="80" w:type="dxa"/>
+              <w:bottom w:w="50" w:type="dxa"/>
+              <w:right w:w="80" w:type="dxa"/>
+            </w:tcMar>
+            <w:vAlign w:val="bottom"/>
+          </w:tcPr>
+          <w:p>
+            <w:pPr>
+              <w:jc w:val="center"/>
+              <w:rPr>
+                <w:rFonts w:asciiTheme="minorHAnsi" w:eastAsia="Calibri" w:hAnsiTheme="minorHAnsi" w:cstheme="minorHAnsi"/>
+                <w:sz w:val="18"/>
+                <w:szCs w:val="18"/>
+              </w:rPr>
+            </w:pPr>
+            <w:r>
+              <w:rPr>
+                <w:rFonts w:asciiTheme="minorHAnsi" w:hAnsiTheme="minorHAnsi" w:cstheme="minorHAnsi"/>
+                <w:color w:val="000000"/>
+                <w:sz w:val="18"/>
+                <w:szCs w:val="18"/>
+              </w:rPr>
+              <w:t>47.15%</w:t>
+            </w:r>
+          </w:p>
+        </w:tc>
+        <w:tc>
+          <w:tcPr>
+            <w:tcW w:w="1064" w:type="dxa"/>
+            <w:tcMar>
+              <w:top w:w="50" w:type="dxa"/>
+              <w:left w:w="80" w:type="dxa"/>
+              <w:bottom w:w="50" w:type="dxa"/>
+              <w:right w:w="80" w:type="dxa"/>
+            </w:tcMar>
+            <w:vAlign w:val="bottom"/>
+          </w:tcPr>
+          <w:p>
+            <w:pPr>
+              <w:jc w:val="center"/>
+              <w:rPr>
+                <w:rFonts w:asciiTheme="minorHAnsi" w:eastAsia="Calibri" w:hAnsiTheme="minorHAnsi" w:cstheme="minorHAnsi"/>
+                <w:sz w:val="18"/>
+                <w:szCs w:val="18"/>
+              </w:rPr>
+            </w:pPr>
+            <w:r>
+              <w:rPr>
+                <w:rFonts w:asciiTheme="minorHAnsi" w:hAnsiTheme="minorHAnsi" w:cstheme="minorHAnsi"/>
+                <w:color w:val="000000"/>
+                <w:sz w:val="18"/>
+                <w:szCs w:val="18"/>
+              </w:rPr>
+              <w:t>46.75%</w:t>
+            </w:r>
+          </w:p>
+        </w:tc>
+        <w:tc>
+          <w:tcPr>
+            <w:tcW w:w="1064" w:type="dxa"/>
+            <w:tcMar>
+              <w:top w:w="50" w:type="dxa"/>
+              <w:left w:w="80" w:type="dxa"/>
+              <w:bottom w:w="50" w:type="dxa"/>
+              <w:right w:w="80" w:type="dxa"/>
+            </w:tcMar>
+            <w:vAlign w:val="bottom"/>
+          </w:tcPr>
+          <w:p>
+            <w:pPr>
+              <w:jc w:val="center"/>
+              <w:rPr>
+                <w:rFonts w:asciiTheme="minorHAnsi" w:eastAsia="Calibri" w:hAnsiTheme="minorHAnsi" w:cstheme="minorHAnsi"/>
+                <w:sz w:val="18"/>
+                <w:szCs w:val="18"/>
+              </w:rPr>
+            </w:pPr>
+            <w:r>
+              <w:rPr>
+                <w:rFonts w:asciiTheme="minorHAnsi" w:hAnsiTheme="minorHAnsi" w:cstheme="minorHAnsi"/>
+                <w:color w:val="000000"/>
+                <w:sz w:val="18"/>
+                <w:szCs w:val="18"/>
+              </w:rPr>
+              <w:t>86.65%</w:t>
+            </w:r>
+          </w:p>
+        </w:tc>
+        <w:tc>
+          <w:tcPr>
+            <w:tcW w:w="1064" w:type="dxa"/>
+            <w:tcMar>
+              <w:top w:w="50" w:type="dxa"/>
+              <w:left w:w="80" w:type="dxa"/>
+              <w:bottom w:w="50" w:type="dxa"/>
+              <w:right w:w="80" w:type="dxa"/>
+            </w:tcMar>
+            <w:vAlign w:val="bottom"/>
+          </w:tcPr>
+          <w:p>
+            <w:pPr>
+              <w:jc w:val="center"/>
+              <w:rPr>
+                <w:rFonts w:asciiTheme="minorHAnsi" w:eastAsia="Calibri" w:hAnsiTheme="minorHAnsi" w:cstheme="minorHAnsi"/>
+                <w:sz w:val="18"/>
+                <w:szCs w:val="18"/>
+              </w:rPr>
+            </w:pPr>
+            <w:r>
+              <w:rPr>
+                <w:rFonts w:asciiTheme="minorHAnsi" w:hAnsiTheme="minorHAnsi" w:cstheme="minorHAnsi"/>
+                <w:color w:val="000000"/>
+                <w:sz w:val="18"/>
+                <w:szCs w:val="18"/>
+              </w:rPr>
+              <w:t>59.65%</w:t>
+            </w:r>
+          </w:p>
+        </w:tc>
+        <w:tc>
+          <w:tcPr>
+            <w:tcW w:w="1064" w:type="dxa"/>
+            <w:tcMar>
+              <w:top w:w="50" w:type="dxa"/>
+              <w:left w:w="80" w:type="dxa"/>
+              <w:bottom w:w="50" w:type="dxa"/>
+              <w:right w:w="80" w:type="dxa"/>
+            </w:tcMar>
+            <w:vAlign w:val="bottom"/>
+          </w:tcPr>
+          <w:p>
+            <w:pPr>
+              <w:jc w:val="center"/>
+              <w:rPr>
+                <w:rFonts w:asciiTheme="minorHAnsi" w:eastAsia="Calibri" w:hAnsiTheme="minorHAnsi" w:cstheme="minorHAnsi"/>
+                <w:sz w:val="18"/>
+                <w:szCs w:val="18"/>
+              </w:rPr>
+            </w:pPr>
+            <w:r>
+              <w:rPr>
+                <w:rFonts w:asciiTheme="minorHAnsi" w:hAnsiTheme="minorHAnsi" w:cstheme="minorHAnsi"/>
+                <w:color w:val="000000"/>
+                <w:sz w:val="18"/>
+                <w:szCs w:val="18"/>
+              </w:rPr>
+              <w:t>45.89%</w:t>
+            </w:r>
+          </w:p>
+        </w:tc>
+        <w:tc>
+          <w:tcPr>
+            <w:tcW w:w="1019" w:type="dxa"/>
+            <w:tcMar>
+              <w:top w:w="50" w:type="dxa"/>
+              <w:left w:w="80" w:type="dxa"/>
+              <w:bottom w:w="50" w:type="dxa"/>
+              <w:right w:w="80" w:type="dxa"/>
+            </w:tcMar>
+            <w:vAlign w:val="bottom"/>
+          </w:tcPr>
+          <w:p>
+            <w:pPr>
+              <w:jc w:val="center"/>
+              <w:rPr>
+                <w:rFonts w:asciiTheme="minorHAnsi" w:eastAsia="Calibri" w:hAnsiTheme="minorHAnsi" w:cstheme="minorHAnsi"/>
+                <w:sz w:val="18"/>
+                <w:szCs w:val="18"/>
+              </w:rPr>
+            </w:pPr>
+            <w:r>
+              <w:rPr>
+                <w:rFonts w:asciiTheme="minorHAnsi" w:hAnsiTheme="minorHAnsi" w:cstheme="minorHAnsi"/>
+                <w:color w:val="000000"/>
+                <w:sz w:val="18"/>
+                <w:szCs w:val="18"/>
+              </w:rPr>
+              <w:t>76.46%</w:t>
+            </w:r>
+          </w:p>
+        </w:tc>
+      </w:tr>
+      <w:tr>
+        <w:tc>
+          <w:tcPr>
+            <w:tcW w:w="2014" w:type="dxa"/>
+            <w:tcMar>
+              <w:top w:w="50" w:type="dxa"/>
+              <w:left w:w="80" w:type="dxa"/>
+              <w:bottom w:w="50" w:type="dxa"/>
+              <w:right w:w="80" w:type="dxa"/>
+            </w:tcMar>
+            <w:vAlign w:val="center"/>
+          </w:tcPr>
+          <w:p>
+            <w:pPr>
+              <w:rPr>
+                <w:rFonts w:ascii="Calibri" w:eastAsia="Calibri" w:hAnsi="Calibri" w:cs="Calibri"/>
+                <w:sz w:val="18"/>
+                <w:szCs w:val="18"/>
+              </w:rPr>
+            </w:pPr>
+            <w:r>
+              <w:rPr>
+                <w:rFonts w:ascii="Calibri" w:eastAsia="Calibri" w:hAnsi="Calibri" w:cs="Calibri"/>
+                <w:sz w:val="18"/>
+                <w:szCs w:val="18"/>
+              </w:rPr>
+              <w:t>InceptionV3</w:t>
+            </w:r>
+          </w:p>
+        </w:tc>
+        <w:tc>
+          <w:tcPr>
+            <w:tcW w:w="1007" w:type="dxa"/>
+            <w:tcMar>
+              <w:top w:w="50" w:type="dxa"/>
+              <w:left w:w="80" w:type="dxa"/>
+              <w:bottom w:w="50" w:type="dxa"/>
+              <w:right w:w="80" w:type="dxa"/>
+            </w:tcMar>
+            <w:vAlign w:val="center"/>
+          </w:tcPr>
+          <w:p>
+            <w:pPr>
+              <w:rPr>
+                <w:rFonts w:ascii="Calibri" w:eastAsia="Calibri" w:hAnsi="Calibri" w:cs="Calibri"/>
+                <w:sz w:val="18"/>
+                <w:szCs w:val="18"/>
+              </w:rPr>
+            </w:pPr>
+            <w:r>
+              <w:rPr>
+                <w:rFonts w:ascii="Calibri" w:eastAsia="Calibri" w:hAnsi="Calibri" w:cs="Calibri"/>
+                <w:sz w:val="18"/>
+                <w:szCs w:val="18"/>
+              </w:rPr>
+              <w:t>RIVA</w:t>
+            </w:r>
+          </w:p>
+        </w:tc>
+        <w:tc>
+          <w:tcPr>
+            <w:tcW w:w="1064" w:type="dxa"/>
+            <w:tcMar>
+              <w:top w:w="50" w:type="dxa"/>
+              <w:left w:w="80" w:type="dxa"/>
+              <w:bottom w:w="50" w:type="dxa"/>
+              <w:right w:w="80" w:type="dxa"/>
+            </w:tcMar>
+            <w:vAlign w:val="bottom"/>
+          </w:tcPr>
+          <w:p>
+            <w:pPr>
+              <w:jc w:val="center"/>
+              <w:rPr>
+                <w:rFonts w:asciiTheme="minorHAnsi" w:eastAsia="Calibri" w:hAnsiTheme="minorHAnsi" w:cstheme="minorHAnsi"/>
+                <w:sz w:val="18"/>
+                <w:szCs w:val="18"/>
+              </w:rPr>
+            </w:pPr>
+            <w:r>
+              <w:rPr>
+                <w:rFonts w:asciiTheme="minorHAnsi" w:hAnsiTheme="minorHAnsi" w:cstheme="minorHAnsi"/>
+                <w:color w:val="000000"/>
+                <w:sz w:val="18"/>
+                <w:szCs w:val="18"/>
+              </w:rPr>
+              <w:t>54.35%</w:t>
+            </w:r>
+          </w:p>
+        </w:tc>
+        <w:tc>
+          <w:tcPr>
+            <w:tcW w:w="1064" w:type="dxa"/>
+            <w:tcMar>
+              <w:top w:w="50" w:type="dxa"/>
+              <w:left w:w="80" w:type="dxa"/>
+              <w:bottom w:w="50" w:type="dxa"/>
+              <w:right w:w="80" w:type="dxa"/>
+            </w:tcMar>
+            <w:vAlign w:val="bottom"/>
+          </w:tcPr>
+          <w:p>
+            <w:pPr>
+              <w:jc w:val="center"/>
+              <w:rPr>
+                <w:rFonts w:asciiTheme="minorHAnsi" w:eastAsia="Calibri" w:hAnsiTheme="minorHAnsi" w:cstheme="minorHAnsi"/>
+                <w:sz w:val="18"/>
+                <w:szCs w:val="18"/>
+              </w:rPr>
+            </w:pPr>
+            <w:r>
+              <w:rPr>
+                <w:rFonts w:asciiTheme="minorHAnsi" w:hAnsiTheme="minorHAnsi" w:cstheme="minorHAnsi"/>
+                <w:color w:val="000000"/>
+                <w:sz w:val="18"/>
+                <w:szCs w:val="18"/>
+              </w:rPr>
+              <w:t>53.86%</w:t>
+            </w:r>
+          </w:p>
+        </w:tc>
+        <w:tc>
+          <w:tcPr>
+            <w:tcW w:w="1064" w:type="dxa"/>
+            <w:tcMar>
+              <w:top w:w="50" w:type="dxa"/>
+              <w:left w:w="80" w:type="dxa"/>
+              <w:bottom w:w="50" w:type="dxa"/>
+              <w:right w:w="80" w:type="dxa"/>
+            </w:tcMar>
+            <w:vAlign w:val="bottom"/>
+          </w:tcPr>
+          <w:p>
+            <w:pPr>
+              <w:jc w:val="center"/>
+              <w:rPr>
+                <w:rFonts w:asciiTheme="minorHAnsi" w:eastAsia="Calibri" w:hAnsiTheme="minorHAnsi" w:cstheme="minorHAnsi"/>
+                <w:sz w:val="18"/>
+                <w:szCs w:val="18"/>
+              </w:rPr>
+            </w:pPr>
+            <w:r>
+              <w:rPr>
+                <w:rFonts w:asciiTheme="minorHAnsi" w:hAnsiTheme="minorHAnsi" w:cstheme="minorHAnsi"/>
+                <w:color w:val="000000"/>
+                <w:sz w:val="18"/>
+                <w:szCs w:val="18"/>
+              </w:rPr>
+              <w:t>88.44%</w:t>
+            </w:r>
+          </w:p>
+        </w:tc>
+        <w:tc>
+          <w:tcPr>
+            <w:tcW w:w="1064" w:type="dxa"/>
+            <w:tcMar>
+              <w:top w:w="50" w:type="dxa"/>
+              <w:left w:w="80" w:type="dxa"/>
+              <w:bottom w:w="50" w:type="dxa"/>
+              <w:right w:w="80" w:type="dxa"/>
+            </w:tcMar>
+            <w:vAlign w:val="bottom"/>
+          </w:tcPr>
+          <w:p>
+            <w:pPr>
+              <w:jc w:val="center"/>
+              <w:rPr>
+                <w:rFonts w:asciiTheme="minorHAnsi" w:eastAsia="Calibri" w:hAnsiTheme="minorHAnsi" w:cstheme="minorHAnsi"/>
+                <w:sz w:val="18"/>
+                <w:szCs w:val="18"/>
+              </w:rPr>
+            </w:pPr>
+            <w:r>
+              <w:rPr>
+                <w:rFonts w:asciiTheme="minorHAnsi" w:hAnsiTheme="minorHAnsi" w:cstheme="minorHAnsi"/>
+                <w:color w:val="000000"/>
+                <w:sz w:val="18"/>
+                <w:szCs w:val="18"/>
+              </w:rPr>
+              <w:t>69.08%</w:t>
+            </w:r>
+          </w:p>
+        </w:tc>
+        <w:tc>
+          <w:tcPr>
+            <w:tcW w:w="1064" w:type="dxa"/>
+            <w:tcMar>
+              <w:top w:w="50" w:type="dxa"/>
+              <w:left w:w="80" w:type="dxa"/>
+              <w:bottom w:w="50" w:type="dxa"/>
+              <w:right w:w="80" w:type="dxa"/>
+            </w:tcMar>
+            <w:vAlign w:val="bottom"/>
+          </w:tcPr>
+          <w:p>
+            <w:pPr>
+              <w:jc w:val="center"/>
+              <w:rPr>
+                <w:rFonts w:asciiTheme="minorHAnsi" w:eastAsia="Calibri" w:hAnsiTheme="minorHAnsi" w:cstheme="minorHAnsi"/>
+                <w:sz w:val="18"/>
+                <w:szCs w:val="18"/>
+              </w:rPr>
+            </w:pPr>
+            <w:r>
+              <w:rPr>
+                <w:rFonts w:asciiTheme="minorHAnsi" w:hAnsiTheme="minorHAnsi" w:cstheme="minorHAnsi"/>
+                <w:color w:val="000000"/>
+                <w:sz w:val="18"/>
+                <w:szCs w:val="18"/>
+              </w:rPr>
+              <w:t>54.55%</w:t>
+            </w:r>
+          </w:p>
+        </w:tc>
+        <w:tc>
+          <w:tcPr>
+            <w:tcW w:w="1019" w:type="dxa"/>
+            <w:tcMar>
+              <w:top w:w="50" w:type="dxa"/>
+              <w:left w:w="80" w:type="dxa"/>
+              <w:bottom w:w="50" w:type="dxa"/>
+              <w:right w:w="80" w:type="dxa"/>
+            </w:tcMar>
+            <w:vAlign w:val="bottom"/>
+          </w:tcPr>
+          <w:p>
+            <w:pPr>
+              <w:jc w:val="center"/>
+              <w:rPr>
+                <w:rFonts w:asciiTheme="minorHAnsi" w:eastAsia="Calibri" w:hAnsiTheme="minorHAnsi" w:cstheme="minorHAnsi"/>
+                <w:sz w:val="18"/>
+                <w:szCs w:val="18"/>
+              </w:rPr>
+            </w:pPr>
+            <w:r>
+              <w:rPr>
+                <w:rFonts w:asciiTheme="minorHAnsi" w:hAnsiTheme="minorHAnsi" w:cstheme="minorHAnsi"/>
+                <w:color w:val="000000"/>
+                <w:sz w:val="18"/>
+                <w:szCs w:val="18"/>
+              </w:rPr>
+              <w:t>77.83%</w:t>
+            </w:r>
+          </w:p>
+        </w:tc>
+      </w:tr>
+      <w:tr>
+        <w:tc>
+          <w:tcPr>
+            <w:tcW w:w="2014" w:type="dxa"/>
+            <w:tcMar>
+              <w:top w:w="50" w:type="dxa"/>
+              <w:left w:w="80" w:type="dxa"/>
+              <w:bottom w:w="50" w:type="dxa"/>
+              <w:right w:w="80" w:type="dxa"/>
+            </w:tcMar>
+            <w:vAlign w:val="center"/>
+          </w:tcPr>
+          <w:p>
+            <w:pPr>
+              <w:rPr>
+                <w:rFonts w:ascii="Calibri" w:eastAsia="Calibri" w:hAnsi="Calibri" w:cs="Calibri"/>
+                <w:sz w:val="18"/>
+                <w:szCs w:val="18"/>
+              </w:rPr>
+            </w:pPr>
+            <w:r>
+              <w:rPr>
+                <w:rFonts w:ascii="Calibri" w:eastAsia="Calibri" w:hAnsi="Calibri" w:cs="Calibri"/>
+                <w:sz w:val="18"/>
+                <w:szCs w:val="18"/>
+              </w:rPr>
+              <w:t>ResNet</w:t>
+            </w:r>
+          </w:p>
+        </w:tc>
+        <w:tc>
+          <w:tcPr>
+            <w:tcW w:w="1007" w:type="dxa"/>
+            <w:tcMar>
+              <w:top w:w="50" w:type="dxa"/>
+              <w:left w:w="80" w:type="dxa"/>
+              <w:bottom w:w="50" w:type="dxa"/>
+              <w:right w:w="80" w:type="dxa"/>
+            </w:tcMar>
+            <w:vAlign w:val="center"/>
+          </w:tcPr>
+          <w:p>
+            <w:pPr>
+              <w:rPr>
+                <w:rFonts w:ascii="Calibri" w:eastAsia="Calibri" w:hAnsi="Calibri" w:cs="Calibri"/>
+                <w:sz w:val="18"/>
+                <w:szCs w:val="18"/>
+              </w:rPr>
+            </w:pPr>
+            <w:r>
+              <w:rPr>
+                <w:rFonts w:ascii="Calibri" w:eastAsia="Calibri" w:hAnsi="Calibri" w:cs="Calibri"/>
+                <w:sz w:val="18"/>
+                <w:szCs w:val="18"/>
+              </w:rPr>
+              <w:t>RIVA</w:t>
+            </w:r>
+          </w:p>
+        </w:tc>
+        <w:tc>
+          <w:tcPr>
+            <w:tcW w:w="1064" w:type="dxa"/>
+            <w:tcMar>
+              <w:top w:w="50" w:type="dxa"/>
+              <w:left w:w="80" w:type="dxa"/>
+              <w:bottom w:w="50" w:type="dxa"/>
+              <w:right w:w="80" w:type="dxa"/>
+            </w:tcMar>
+            <w:vAlign w:val="bottom"/>
+          </w:tcPr>
+          <w:p>
+            <w:pPr>
+              <w:jc w:val="center"/>
+              <w:rPr>
+                <w:rFonts w:asciiTheme="minorHAnsi" w:eastAsia="Calibri" w:hAnsiTheme="minorHAnsi" w:cstheme="minorHAnsi"/>
+                <w:sz w:val="18"/>
+                <w:szCs w:val="18"/>
+              </w:rPr>
+            </w:pPr>
+            <w:r>
+              <w:rPr>
+                <w:rFonts w:asciiTheme="minorHAnsi" w:hAnsiTheme="minorHAnsi" w:cstheme="minorHAnsi"/>
+                <w:color w:val="000000"/>
+                <w:sz w:val="18"/>
+                <w:szCs w:val="18"/>
+              </w:rPr>
+              <w:t>15.88%</w:t>
+            </w:r>
+          </w:p>
+        </w:tc>
+        <w:tc>
+          <w:tcPr>
+            <w:tcW w:w="1064" w:type="dxa"/>
+            <w:tcMar>
+              <w:top w:w="50" w:type="dxa"/>
+              <w:left w:w="80" w:type="dxa"/>
+              <w:bottom w:w="50" w:type="dxa"/>
+              <w:right w:w="80" w:type="dxa"/>
+            </w:tcMar>
+            <w:vAlign w:val="bottom"/>
+          </w:tcPr>
+          <w:p>
+            <w:pPr>
+              <w:jc w:val="center"/>
+              <w:rPr>
+                <w:rFonts w:asciiTheme="minorHAnsi" w:eastAsia="Calibri" w:hAnsiTheme="minorHAnsi" w:cstheme="minorHAnsi"/>
+                <w:sz w:val="18"/>
+                <w:szCs w:val="18"/>
+              </w:rPr>
+            </w:pPr>
+            <w:r>
+              <w:rPr>
+                <w:rFonts w:asciiTheme="minorHAnsi" w:hAnsiTheme="minorHAnsi" w:cstheme="minorHAnsi"/>
+                <w:color w:val="000000"/>
+                <w:sz w:val="18"/>
+                <w:szCs w:val="18"/>
+              </w:rPr>
+              <w:t>15.09%</w:t>
+            </w:r>
+          </w:p>
+        </w:tc>
+        <w:tc>
+          <w:tcPr>
+            <w:tcW w:w="1064" w:type="dxa"/>
+            <w:tcMar>
+              <w:top w:w="50" w:type="dxa"/>
+              <w:left w:w="80" w:type="dxa"/>
+              <w:bottom w:w="50" w:type="dxa"/>
+              <w:right w:w="80" w:type="dxa"/>
+            </w:tcMar>
+            <w:vAlign w:val="bottom"/>
+          </w:tcPr>
+          <w:p>
+            <w:pPr>
+              <w:jc w:val="center"/>
+              <w:rPr>
+                <w:rFonts w:asciiTheme="minorHAnsi" w:eastAsia="Calibri" w:hAnsiTheme="minorHAnsi" w:cstheme="minorHAnsi"/>
+                <w:sz w:val="18"/>
+                <w:szCs w:val="18"/>
+              </w:rPr>
+            </w:pPr>
+            <w:r>
+              <w:rPr>
+                <w:rFonts w:asciiTheme="minorHAnsi" w:hAnsiTheme="minorHAnsi" w:cstheme="minorHAnsi"/>
+                <w:color w:val="000000"/>
+                <w:sz w:val="18"/>
+                <w:szCs w:val="18"/>
+              </w:rPr>
+              <w:t>78.77%</w:t>
+            </w:r>
+          </w:p>
+        </w:tc>
+        <w:tc>
+          <w:tcPr>
+            <w:tcW w:w="1064" w:type="dxa"/>
+            <w:tcMar>
+              <w:top w:w="50" w:type="dxa"/>
+              <w:left w:w="80" w:type="dxa"/>
+              <w:bottom w:w="50" w:type="dxa"/>
+              <w:right w:w="80" w:type="dxa"/>
+            </w:tcMar>
+            <w:vAlign w:val="bottom"/>
+          </w:tcPr>
+          <w:p>
+            <w:pPr>
+              <w:jc w:val="center"/>
+              <w:rPr>
+                <w:rFonts w:asciiTheme="minorHAnsi" w:eastAsia="Calibri" w:hAnsiTheme="minorHAnsi" w:cstheme="minorHAnsi"/>
+                <w:sz w:val="18"/>
+                <w:szCs w:val="18"/>
+              </w:rPr>
+            </w:pPr>
+            <w:r>
+              <w:rPr>
+                <w:rFonts w:asciiTheme="minorHAnsi" w:hAnsiTheme="minorHAnsi" w:cstheme="minorHAnsi"/>
+                <w:color w:val="000000"/>
+                <w:sz w:val="18"/>
+                <w:szCs w:val="18"/>
+              </w:rPr>
+              <w:t>8.59%</w:t>
+            </w:r>
+          </w:p>
+        </w:tc>
+        <w:tc>
+          <w:tcPr>
+            <w:tcW w:w="1064" w:type="dxa"/>
+            <w:tcMar>
+              <w:top w:w="50" w:type="dxa"/>
+              <w:left w:w="80" w:type="dxa"/>
+              <w:bottom w:w="50" w:type="dxa"/>
+              <w:right w:w="80" w:type="dxa"/>
+            </w:tcMar>
+            <w:vAlign w:val="bottom"/>
+          </w:tcPr>
+          <w:p>
+            <w:pPr>
+              <w:jc w:val="center"/>
+              <w:rPr>
+                <w:rFonts w:asciiTheme="minorHAnsi" w:eastAsia="Calibri" w:hAnsiTheme="minorHAnsi" w:cstheme="minorHAnsi"/>
+                <w:sz w:val="18"/>
+                <w:szCs w:val="18"/>
+              </w:rPr>
+            </w:pPr>
+            <w:r>
+              <w:rPr>
+                <w:rFonts w:asciiTheme="minorHAnsi" w:hAnsiTheme="minorHAnsi" w:cstheme="minorHAnsi"/>
+                <w:color w:val="000000"/>
+                <w:sz w:val="18"/>
+                <w:szCs w:val="18"/>
+              </w:rPr>
+              <w:t>10.25%</w:t>
+            </w:r>
+          </w:p>
+        </w:tc>
+        <w:tc>
+          <w:tcPr>
+            <w:tcW w:w="1019" w:type="dxa"/>
+            <w:tcMar>
+              <w:top w:w="50" w:type="dxa"/>
+              <w:left w:w="80" w:type="dxa"/>
+              <w:bottom w:w="50" w:type="dxa"/>
+              <w:right w:w="80" w:type="dxa"/>
+            </w:tcMar>
+            <w:vAlign w:val="bottom"/>
+          </w:tcPr>
+          <w:p>
+            <w:pPr>
+              <w:jc w:val="center"/>
+              <w:rPr>
+                <w:rFonts w:asciiTheme="minorHAnsi" w:eastAsia="Calibri" w:hAnsiTheme="minorHAnsi" w:cstheme="minorHAnsi"/>
+                <w:sz w:val="18"/>
+                <w:szCs w:val="18"/>
+              </w:rPr>
+            </w:pPr>
+            <w:r>
+              <w:rPr>
+                <w:rFonts w:asciiTheme="minorHAnsi" w:hAnsiTheme="minorHAnsi" w:cstheme="minorHAnsi"/>
+                <w:color w:val="000000"/>
+                <w:sz w:val="18"/>
+                <w:szCs w:val="18"/>
+              </w:rPr>
+              <w:t>60.37%</w:t>
             </w:r>
           </w:p>
         </w:tc>
@@ -4673,6 +7134,7 @@
           <w:sz w:val="32"/>
           <w:szCs w:val="32"/>
         </w:rPr>
+        <w:lastRenderedPageBreak/>
         <w:t>ANÁLISIS DE EXPLICABILIDAD DE LOS ALGORITMOS</w:t>
       </w:r>
     </w:p>
@@ -4720,16 +7182,7 @@
           <w:sz w:val="24"/>
           <w:szCs w:val="24"/>
         </w:rPr>
-        <w:t xml:space="preserve">: Transparencia (Transparency), capacidad del modelo para ser comprendido en su totalidad por un experto humano, incluyendo la simplicidad estructural y la posibilidad de inspeccionar los parámetros internos; Interpretabilidad (Interpretability), capacidad del modelo para </w:t>
-      </w:r>
-      <w:r>
-        <w:rPr>
-          <w:rFonts w:ascii="Calibri" w:eastAsia="Calibri" w:hAnsi="Calibri" w:cs="Calibri"/>
-          <w:sz w:val="24"/>
-          <w:szCs w:val="24"/>
-        </w:rPr>
-        <w:lastRenderedPageBreak/>
-        <w:t>proporcionar explicaciones comprensibles sobre sus predicciones, ya sea a nivel global (qué características son más importantes en general) o local (por qué se hizo una predicción específica); y Auditabilidad (Auditability), capacidad del modelo para ser verificado y validado por terceros, incluyendo la trazabilidad de las decisiones y la posibilidad de generar explicaciones post-hoc mediante técnicas como SHAP</w:t>
+        <w:t>: Transparencia (Transparency), capacidad del modelo para ser comprendido en su totalidad por un experto humano, incluyendo la simplicidad estructural y la posibilidad de inspeccionar los parámetros internos; Interpretabilidad (Interpretability), capacidad del modelo para proporcionar explicaciones comprensibles sobre sus predicciones, ya sea a nivel global (qué características son más importantes en general) o local (por qué se hizo una predicción específica); y Auditabilidad (Auditability), capacidad del modelo para ser verificado y validado por terceros, incluyendo la trazabilidad de las decisiones y la posibilidad de generar explicaciones post-hoc mediante técnicas como SHAP</w:t>
       </w:r>
       <w:r>
         <w:rPr>
@@ -5878,7 +8331,16 @@
           <w:sz w:val="24"/>
           <w:szCs w:val="24"/>
         </w:rPr>
-        <w:t>La elección del modelo debe considerar un balance entre rendimiento técnico y explicabilidad, dependiendo del contexto de aplicación. Para el tamizaje poblacional, modelos con alta sensibilidad y AUC (como XGBoost o CNN) son prioritarios, complementados con herramientas XAI para la auditoría de casos límite. Para el apoyo a la decisión clínica individual, modelos interpretables (como árboles de decisión o regresión logística) pueden ser preferibles, ya que facilitan la comprensión y aceptación por parte del personal médico</w:t>
+        <w:t xml:space="preserve">La elección del modelo debe considerar un balance entre rendimiento técnico y explicabilidad, dependiendo del contexto de aplicación. Para el tamizaje poblacional, modelos con alta sensibilidad y AUC (como XGBoost o CNN) son prioritarios, complementados con herramientas XAI para la auditoría de casos límite. Para el apoyo a la decisión clínica individual, modelos interpretables (como árboles de decisión o regresión logística) pueden ser preferibles, ya que </w:t>
+      </w:r>
+      <w:r>
+        <w:rPr>
+          <w:rFonts w:ascii="Calibri" w:eastAsia="Calibri" w:hAnsi="Calibri" w:cs="Calibri"/>
+          <w:sz w:val="24"/>
+          <w:szCs w:val="24"/>
+        </w:rPr>
+        <w:lastRenderedPageBreak/>
+        <w:t>facilitan la comprensión y aceptación por parte del personal médico</w:t>
       </w:r>
       <w:r>
         <w:rPr>
@@ -5942,16 +8404,7 @@
           <w:sz w:val="24"/>
           <w:szCs w:val="24"/>
         </w:rPr>
-        <w:t xml:space="preserve">Este artículo ha presentado un marco teórico y un análisis comparativo de métodos de machine learning aplicados a la detección temprana del cáncer cervicouterino, identificando las </w:t>
-      </w:r>
-      <w:r>
-        <w:rPr>
-          <w:rFonts w:ascii="Calibri" w:eastAsia="Calibri" w:hAnsi="Calibri" w:cs="Calibri"/>
-          <w:sz w:val="24"/>
-          <w:szCs w:val="24"/>
-        </w:rPr>
-        <w:lastRenderedPageBreak/>
-        <w:t>principales brechas en el estado del arte y proponiendo un marco para la comparación empírica sistemática. Los hallazgos principales son los siguientes.</w:t>
+        <w:t>Este artículo ha presentado un marco teórico y un análisis comparativo de métodos de machine learning aplicados a la detección temprana del cáncer cervicouterino, identificando las principales brechas en el estado del arte y proponiendo un marco para la comparación empírica sistemática. Los hallazgos principales son los siguientes.</w:t>
       </w:r>
     </w:p>
     <w:p>
@@ -6207,6 +8660,7 @@
           <w:sz w:val="18"/>
           <w:szCs w:val="18"/>
         </w:rPr>
+        <w:lastRenderedPageBreak/>
         <w:t>[1] H. Sung, J. Ferlay, R. L. Siegel, M. Laversanne, I. Soerjomataram, A. Jemal, and F. Bray, "Global Cancer Statistics 2020: GLOBOCAN Estimates of Incidence and Mortality Worldwide for 36 Cancers in 185 Countries," CA: A Cancer Journal for Clinicians, vol. 71, no. 3, pp. 209–249, 2021.</w:t>
       </w:r>
     </w:p>
@@ -6282,7 +8736,6 @@
           <w:sz w:val="18"/>
           <w:szCs w:val="18"/>
         </w:rPr>
-        <w:lastRenderedPageBreak/>
         <w:t>[6] M. K. Abiodun et al., "Variance Threshold Feature Selection for Early Risk Analysis of Cervical Cancer: A Comparative Analysis of Machine Learning Models," Journal of Science and Technology Research, vol. 7, no. 4, 2025.</w:t>
       </w:r>
     </w:p>
@@ -6628,6 +9081,7 @@
           <w:sz w:val="18"/>
           <w:szCs w:val="18"/>
         </w:rPr>
+        <w:lastRenderedPageBreak/>
         <w:t>[29] "BiCervi: Cervical Cytology Image Dataset for Pap Smear Classification," Zenodo, Jan. 2026.</w:t>
       </w:r>
     </w:p>
@@ -6718,7 +9172,6 @@
           <w:sz w:val="18"/>
           <w:szCs w:val="18"/>
         </w:rPr>
-        <w:lastRenderedPageBreak/>
         <w:t>[35] B. Vázquez et al., "Machine and deep learning for the diagnosis, prognosis, and treatment of cervical cancer: A scoping review," Diagnostics, vol. 15, no. 12, p. 1543, 2025.</w:t>
       </w:r>
     </w:p>
@@ -7946,13 +10399,8 @@
         <w:jc w:val="both"/>
       </w:pPr>
       <w:r>
-        <w:rPr>
-          <w:noProof/>
-        </w:rPr>
-      </w:r>
-      <w:r>
-        <w:pict w14:anchorId="66A0BACE">
-          <v:rect id="Horizontal Line 6" o:spid="_x0000_s1026" style="width:316.5pt;height:.35pt;visibility:visible;mso-wrap-style:square;mso-left-percent:-10001;mso-top-percent:-10001;mso-position-horizontal:absolute;mso-position-horizontal-relative:char;mso-position-vertical:absolute;mso-position-vertical-relative:line;mso-left-percent:-10001;mso-top-percent:-10001;v-text-anchor:top" o:gfxdata="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" filled="f">
+        <w:pict w14:anchorId="491435F1">
+          <v:rect id="Horizontal Line 6" o:spid="_x0000_s1026" alt="" style="width:316.5pt;height:.35pt;visibility:visible;mso-wrap-style:square;mso-width-percent:0;mso-height-percent:0;mso-left-percent:-10001;mso-top-percent:-10001;mso-position-horizontal:absolute;mso-position-horizontal-relative:char;mso-position-vertical:absolute;mso-position-vertical-relative:line;mso-width-percent:0;mso-height-percent:0;mso-left-percent:-10001;mso-top-percent:-10001;v-text-anchor:top" filled="f">
             <o:lock v:ext="edit" rotation="t" aspectratio="t" verticies="t" text="t" shapetype="t"/>
             <w10:anchorlock/>
           </v:rect>
@@ -8226,6 +10674,16 @@
         <w:ind w:left="340" w:hanging="340"/>
         <w:jc w:val="both"/>
       </w:pPr>
+    </w:p>
+    <w:p>
+      <w:pPr>
+        <w:spacing w:after="50" w:line="210" w:lineRule="auto"/>
+        <w:ind w:left="340" w:hanging="340"/>
+        <w:jc w:val="both"/>
+      </w:pPr>
+      <w:r>
+        <w:t>Transfer Learning con cancer de cuello uterino</w:t>
+      </w:r>
     </w:p>
     <w:sectPr>
       <w:pgSz w:w="12240" w:h="15840"/>

--- a/Paper_INFONOR_Acosta_Meneses_CaCu_ML_v2.docx
+++ b/Paper_INFONOR_Acosta_Meneses_CaCu_ML_v2.docx
@@ -12086,9 +12086,956 @@
     <w:p>
       <w:pPr>
         <w:spacing w:before="220" w:after="150"/>
+        <w:jc w:val="both"/>
+        <w:rPr>
+          <w:rFonts w:ascii="Calibri" w:eastAsia="Calibri" w:hAnsi="Calibri" w:cs="Calibri"/>
+          <w:b/>
+          <w:bCs/>
+          <w:sz w:val="24"/>
+          <w:szCs w:val="24"/>
+          <w:highlight w:val="yellow"/>
+        </w:rPr>
+      </w:pPr>
+      <w:r>
+        <w:rPr>
+          <w:rFonts w:ascii="Calibri" w:eastAsia="Calibri" w:hAnsi="Calibri" w:cs="Calibri"/>
+          <w:b/>
+          <w:bCs/>
+          <w:sz w:val="24"/>
+          <w:szCs w:val="24"/>
+          <w:highlight w:val="yellow"/>
+        </w:rPr>
+        <w:lastRenderedPageBreak/>
+        <w:t>1. Análisis de Modelos Tabulares (Datos Clínicos)</w:t>
+      </w:r>
+    </w:p>
+    <w:p>
+      <w:pPr>
+        <w:spacing w:before="220" w:after="150"/>
+        <w:jc w:val="both"/>
+        <w:rPr>
+          <w:rFonts w:ascii="Calibri" w:eastAsia="Calibri" w:hAnsi="Calibri" w:cs="Calibri"/>
+          <w:sz w:val="24"/>
+          <w:szCs w:val="24"/>
+          <w:highlight w:val="yellow"/>
+        </w:rPr>
+      </w:pPr>
+      <w:r>
+        <w:rPr>
+          <w:rFonts w:ascii="Calibri" w:eastAsia="Calibri" w:hAnsi="Calibri" w:cs="Calibri"/>
+          <w:sz w:val="24"/>
+          <w:szCs w:val="24"/>
+          <w:highlight w:val="yellow"/>
+        </w:rPr>
+        <w:t xml:space="preserve">La evaluación de los modelos de inferencia clínica entrenados sobre el </w:t>
+      </w:r>
+      <w:proofErr w:type="spellStart"/>
+      <w:r>
+        <w:rPr>
+          <w:rFonts w:ascii="Calibri" w:eastAsia="Calibri" w:hAnsi="Calibri" w:cs="Calibri"/>
+          <w:sz w:val="24"/>
+          <w:szCs w:val="24"/>
+          <w:highlight w:val="yellow"/>
+        </w:rPr>
+        <w:t>dataset</w:t>
+      </w:r>
+      <w:proofErr w:type="spellEnd"/>
+      <w:r>
+        <w:rPr>
+          <w:rFonts w:ascii="Calibri" w:eastAsia="Calibri" w:hAnsi="Calibri" w:cs="Calibri"/>
+          <w:sz w:val="24"/>
+          <w:szCs w:val="24"/>
+          <w:highlight w:val="yellow"/>
+        </w:rPr>
+        <w:t xml:space="preserve"> UCI revela un fenómeno denominado "paradoja del </w:t>
+      </w:r>
+      <w:proofErr w:type="spellStart"/>
+      <w:r>
+        <w:rPr>
+          <w:rFonts w:ascii="Calibri" w:eastAsia="Calibri" w:hAnsi="Calibri" w:cs="Calibri"/>
+          <w:sz w:val="24"/>
+          <w:szCs w:val="24"/>
+          <w:highlight w:val="yellow"/>
+        </w:rPr>
+        <w:t>Accuracy</w:t>
+      </w:r>
+      <w:proofErr w:type="spellEnd"/>
+      <w:r>
+        <w:rPr>
+          <w:rFonts w:ascii="Calibri" w:eastAsia="Calibri" w:hAnsi="Calibri" w:cs="Calibri"/>
+          <w:sz w:val="24"/>
+          <w:szCs w:val="24"/>
+          <w:highlight w:val="yellow"/>
+        </w:rPr>
+        <w:t xml:space="preserve">". </w:t>
+      </w:r>
+    </w:p>
+    <w:p>
+      <w:pPr>
+        <w:numPr>
+          <w:ilvl w:val="0"/>
+          <w:numId w:val="5"/>
+        </w:numPr>
+        <w:spacing w:before="220" w:after="150"/>
+        <w:jc w:val="both"/>
+        <w:rPr>
+          <w:rFonts w:ascii="Calibri" w:eastAsia="Calibri" w:hAnsi="Calibri" w:cs="Calibri"/>
+          <w:sz w:val="24"/>
+          <w:szCs w:val="24"/>
+          <w:highlight w:val="yellow"/>
+        </w:rPr>
+      </w:pPr>
+      <w:r>
+        <w:rPr>
+          <w:rFonts w:ascii="Calibri" w:eastAsia="Calibri" w:hAnsi="Calibri" w:cs="Calibri"/>
+          <w:b/>
+          <w:bCs/>
+          <w:sz w:val="24"/>
+          <w:szCs w:val="24"/>
+          <w:highlight w:val="yellow"/>
+        </w:rPr>
+        <w:t>Alta Exactitud, Baja Sensibilidad:</w:t>
+      </w:r>
+      <w:r>
+        <w:rPr>
+          <w:rFonts w:ascii="Calibri" w:eastAsia="Calibri" w:hAnsi="Calibri" w:cs="Calibri"/>
+          <w:sz w:val="24"/>
+          <w:szCs w:val="24"/>
+          <w:highlight w:val="yellow"/>
+        </w:rPr>
+        <w:t xml:space="preserve"> Algoritmos como </w:t>
+      </w:r>
+      <w:proofErr w:type="spellStart"/>
+      <w:r>
+        <w:rPr>
+          <w:rFonts w:ascii="Calibri" w:eastAsia="Calibri" w:hAnsi="Calibri" w:cs="Calibri"/>
+          <w:sz w:val="24"/>
+          <w:szCs w:val="24"/>
+          <w:highlight w:val="yellow"/>
+        </w:rPr>
+        <w:t>XGBoost</w:t>
+      </w:r>
+      <w:proofErr w:type="spellEnd"/>
+      <w:r>
+        <w:rPr>
+          <w:rFonts w:ascii="Calibri" w:eastAsia="Calibri" w:hAnsi="Calibri" w:cs="Calibri"/>
+          <w:sz w:val="24"/>
+          <w:szCs w:val="24"/>
+          <w:highlight w:val="yellow"/>
+        </w:rPr>
+        <w:t xml:space="preserve"> alcanzan una alta Exactitud (</w:t>
+      </w:r>
+      <w:proofErr w:type="spellStart"/>
+      <w:r>
+        <w:rPr>
+          <w:rFonts w:ascii="Calibri" w:eastAsia="Calibri" w:hAnsi="Calibri" w:cs="Calibri"/>
+          <w:sz w:val="24"/>
+          <w:szCs w:val="24"/>
+          <w:highlight w:val="yellow"/>
+        </w:rPr>
+        <w:t>Accuracy</w:t>
+      </w:r>
+      <w:proofErr w:type="spellEnd"/>
+      <w:r>
+        <w:rPr>
+          <w:rFonts w:ascii="Calibri" w:eastAsia="Calibri" w:hAnsi="Calibri" w:cs="Calibri"/>
+          <w:sz w:val="24"/>
+          <w:szCs w:val="24"/>
+          <w:highlight w:val="yellow"/>
+        </w:rPr>
+        <w:t>) del 93.80%. Sin embargo, su Sensibilidad (</w:t>
+      </w:r>
+      <w:proofErr w:type="spellStart"/>
+      <w:r>
+        <w:rPr>
+          <w:rFonts w:ascii="Calibri" w:eastAsia="Calibri" w:hAnsi="Calibri" w:cs="Calibri"/>
+          <w:sz w:val="24"/>
+          <w:szCs w:val="24"/>
+          <w:highlight w:val="yellow"/>
+        </w:rPr>
+        <w:t>Recall</w:t>
+      </w:r>
+      <w:proofErr w:type="spellEnd"/>
+      <w:r>
+        <w:rPr>
+          <w:rFonts w:ascii="Calibri" w:eastAsia="Calibri" w:hAnsi="Calibri" w:cs="Calibri"/>
+          <w:sz w:val="24"/>
+          <w:szCs w:val="24"/>
+          <w:highlight w:val="yellow"/>
+        </w:rPr>
+        <w:t xml:space="preserve">) es críticamente baja, llegando apenas al 12.50%. </w:t>
+      </w:r>
+    </w:p>
+    <w:p>
+      <w:pPr>
+        <w:numPr>
+          <w:ilvl w:val="0"/>
+          <w:numId w:val="5"/>
+        </w:numPr>
+        <w:spacing w:before="220" w:after="150"/>
+        <w:jc w:val="both"/>
+        <w:rPr>
+          <w:rFonts w:ascii="Calibri" w:eastAsia="Calibri" w:hAnsi="Calibri" w:cs="Calibri"/>
+          <w:sz w:val="24"/>
+          <w:szCs w:val="24"/>
+          <w:highlight w:val="yellow"/>
+        </w:rPr>
+      </w:pPr>
+      <w:r>
+        <w:rPr>
+          <w:rFonts w:ascii="Calibri" w:eastAsia="Calibri" w:hAnsi="Calibri" w:cs="Calibri"/>
+          <w:b/>
+          <w:bCs/>
+          <w:sz w:val="24"/>
+          <w:szCs w:val="24"/>
+          <w:highlight w:val="yellow"/>
+        </w:rPr>
+        <w:t>Riesgo Clínico de Falsos Negativos:</w:t>
+      </w:r>
+      <w:r>
+        <w:rPr>
+          <w:rFonts w:ascii="Calibri" w:eastAsia="Calibri" w:hAnsi="Calibri" w:cs="Calibri"/>
+          <w:sz w:val="24"/>
+          <w:szCs w:val="24"/>
+          <w:highlight w:val="yellow"/>
+        </w:rPr>
+        <w:t xml:space="preserve"> Esta disparidad significa que, aunque el modelo acierta en la mayoría de los casos generales, falla sistemáticamente en detectar a las pacientes que realmente presentan riesgo de cáncer. </w:t>
+      </w:r>
+    </w:p>
+    <w:p>
+      <w:pPr>
+        <w:numPr>
+          <w:ilvl w:val="0"/>
+          <w:numId w:val="5"/>
+        </w:numPr>
+        <w:spacing w:before="220" w:after="150"/>
+        <w:jc w:val="both"/>
+        <w:rPr>
+          <w:rFonts w:ascii="Calibri" w:eastAsia="Calibri" w:hAnsi="Calibri" w:cs="Calibri"/>
+          <w:sz w:val="24"/>
+          <w:szCs w:val="24"/>
+          <w:highlight w:val="yellow"/>
+        </w:rPr>
+      </w:pPr>
+      <w:r>
+        <w:rPr>
+          <w:rFonts w:ascii="Calibri" w:eastAsia="Calibri" w:hAnsi="Calibri" w:cs="Calibri"/>
+          <w:b/>
+          <w:bCs/>
+          <w:sz w:val="24"/>
+          <w:szCs w:val="24"/>
+          <w:highlight w:val="yellow"/>
+        </w:rPr>
+        <w:t>Falla del modelo SVM y Random Forest:</w:t>
+      </w:r>
+      <w:r>
+        <w:rPr>
+          <w:rFonts w:ascii="Calibri" w:eastAsia="Calibri" w:hAnsi="Calibri" w:cs="Calibri"/>
+          <w:sz w:val="24"/>
+          <w:szCs w:val="24"/>
+          <w:highlight w:val="yellow"/>
+        </w:rPr>
+        <w:t xml:space="preserve"> Modelos como SVM y Random Forest presentan una especificidad extremadamente alta (97.52% y 95.04% respectivamente), pero una sensibilidad y precisión nulas o casi nulas. Esto indica que están ignorando por completo la clase minoritaria ("enferma") y prediciendo sistemáticamente la clase mayoritaria ("sana"). </w:t>
+      </w:r>
+    </w:p>
+    <w:p>
+      <w:pPr>
+        <w:spacing w:before="220" w:after="150"/>
+        <w:jc w:val="both"/>
+        <w:rPr>
+          <w:rFonts w:ascii="Calibri" w:eastAsia="Calibri" w:hAnsi="Calibri" w:cs="Calibri"/>
+          <w:b/>
+          <w:bCs/>
+          <w:sz w:val="24"/>
+          <w:szCs w:val="24"/>
+          <w:highlight w:val="yellow"/>
+        </w:rPr>
+      </w:pPr>
+      <w:r>
+        <w:rPr>
+          <w:rFonts w:ascii="Calibri" w:eastAsia="Calibri" w:hAnsi="Calibri" w:cs="Calibri"/>
+          <w:b/>
+          <w:bCs/>
+          <w:sz w:val="24"/>
+          <w:szCs w:val="24"/>
+          <w:highlight w:val="yellow"/>
+        </w:rPr>
+        <w:t>2. Análisis de Modelos de Visión por Computadora (Imágenes de Citología)</w:t>
+      </w:r>
+    </w:p>
+    <w:p>
+      <w:pPr>
+        <w:spacing w:before="220" w:after="150"/>
+        <w:jc w:val="both"/>
+        <w:rPr>
+          <w:rFonts w:ascii="Calibri" w:eastAsia="Calibri" w:hAnsi="Calibri" w:cs="Calibri"/>
+          <w:sz w:val="24"/>
+          <w:szCs w:val="24"/>
+          <w:highlight w:val="yellow"/>
+        </w:rPr>
+      </w:pPr>
+      <w:r>
+        <w:rPr>
+          <w:rFonts w:ascii="Calibri" w:eastAsia="Calibri" w:hAnsi="Calibri" w:cs="Calibri"/>
+          <w:sz w:val="24"/>
+          <w:szCs w:val="24"/>
+          <w:highlight w:val="yellow"/>
+        </w:rPr>
+        <w:t xml:space="preserve">El análisis de las Redes Neuronales Convolucionales (CNN) sobre los </w:t>
+      </w:r>
+      <w:proofErr w:type="spellStart"/>
+      <w:r>
+        <w:rPr>
+          <w:rFonts w:ascii="Calibri" w:eastAsia="Calibri" w:hAnsi="Calibri" w:cs="Calibri"/>
+          <w:sz w:val="24"/>
+          <w:szCs w:val="24"/>
+          <w:highlight w:val="yellow"/>
+        </w:rPr>
+        <w:t>datasets</w:t>
+      </w:r>
+      <w:proofErr w:type="spellEnd"/>
+      <w:r>
+        <w:rPr>
+          <w:rFonts w:ascii="Calibri" w:eastAsia="Calibri" w:hAnsi="Calibri" w:cs="Calibri"/>
+          <w:sz w:val="24"/>
+          <w:szCs w:val="24"/>
+          <w:highlight w:val="yellow"/>
+        </w:rPr>
+        <w:t xml:space="preserve"> Herlev, </w:t>
+      </w:r>
+      <w:proofErr w:type="spellStart"/>
+      <w:r>
+        <w:rPr>
+          <w:rFonts w:ascii="Calibri" w:eastAsia="Calibri" w:hAnsi="Calibri" w:cs="Calibri"/>
+          <w:sz w:val="24"/>
+          <w:szCs w:val="24"/>
+          <w:highlight w:val="yellow"/>
+        </w:rPr>
+        <w:t>SIPaKMeD</w:t>
+      </w:r>
+      <w:proofErr w:type="spellEnd"/>
+      <w:r>
+        <w:rPr>
+          <w:rFonts w:ascii="Calibri" w:eastAsia="Calibri" w:hAnsi="Calibri" w:cs="Calibri"/>
+          <w:sz w:val="24"/>
+          <w:szCs w:val="24"/>
+          <w:highlight w:val="yellow"/>
+        </w:rPr>
+        <w:t xml:space="preserve"> y RIVA demuestra comportamientos muy dispares según la arquitectura y el </w:t>
+      </w:r>
+      <w:proofErr w:type="spellStart"/>
+      <w:r>
+        <w:rPr>
+          <w:rFonts w:ascii="Calibri" w:eastAsia="Calibri" w:hAnsi="Calibri" w:cs="Calibri"/>
+          <w:sz w:val="24"/>
+          <w:szCs w:val="24"/>
+          <w:highlight w:val="yellow"/>
+        </w:rPr>
+        <w:t>framework</w:t>
+      </w:r>
+      <w:proofErr w:type="spellEnd"/>
+      <w:r>
+        <w:rPr>
+          <w:rFonts w:ascii="Calibri" w:eastAsia="Calibri" w:hAnsi="Calibri" w:cs="Calibri"/>
+          <w:sz w:val="24"/>
+          <w:szCs w:val="24"/>
+          <w:highlight w:val="yellow"/>
+        </w:rPr>
+        <w:t xml:space="preserve"> utilizado.</w:t>
+      </w:r>
+    </w:p>
+    <w:p>
+      <w:pPr>
+        <w:numPr>
+          <w:ilvl w:val="0"/>
+          <w:numId w:val="6"/>
+        </w:numPr>
+        <w:spacing w:before="220" w:after="150"/>
+        <w:jc w:val="both"/>
+        <w:rPr>
+          <w:rFonts w:ascii="Calibri" w:eastAsia="Calibri" w:hAnsi="Calibri" w:cs="Calibri"/>
+          <w:sz w:val="24"/>
+          <w:szCs w:val="24"/>
+          <w:highlight w:val="yellow"/>
+        </w:rPr>
+      </w:pPr>
+      <w:r>
+        <w:rPr>
+          <w:rFonts w:ascii="Calibri" w:eastAsia="Calibri" w:hAnsi="Calibri" w:cs="Calibri"/>
+          <w:b/>
+          <w:bCs/>
+          <w:sz w:val="24"/>
+          <w:szCs w:val="24"/>
+          <w:highlight w:val="yellow"/>
+        </w:rPr>
+        <w:t xml:space="preserve">Superioridad de </w:t>
+      </w:r>
+      <w:proofErr w:type="spellStart"/>
+      <w:r>
+        <w:rPr>
+          <w:rFonts w:ascii="Calibri" w:eastAsia="Calibri" w:hAnsi="Calibri" w:cs="Calibri"/>
+          <w:b/>
+          <w:bCs/>
+          <w:sz w:val="24"/>
+          <w:szCs w:val="24"/>
+          <w:highlight w:val="yellow"/>
+        </w:rPr>
+        <w:t>AlexNet</w:t>
+      </w:r>
+      <w:proofErr w:type="spellEnd"/>
+      <w:r>
+        <w:rPr>
+          <w:rFonts w:ascii="Calibri" w:eastAsia="Calibri" w:hAnsi="Calibri" w:cs="Calibri"/>
+          <w:b/>
+          <w:bCs/>
+          <w:sz w:val="24"/>
+          <w:szCs w:val="24"/>
+          <w:highlight w:val="yellow"/>
+        </w:rPr>
+        <w:t xml:space="preserve"> (</w:t>
+      </w:r>
+      <w:proofErr w:type="spellStart"/>
+      <w:r>
+        <w:rPr>
+          <w:rFonts w:ascii="Calibri" w:eastAsia="Calibri" w:hAnsi="Calibri" w:cs="Calibri"/>
+          <w:b/>
+          <w:bCs/>
+          <w:sz w:val="24"/>
+          <w:szCs w:val="24"/>
+          <w:highlight w:val="yellow"/>
+        </w:rPr>
+        <w:t>PyTorch</w:t>
+      </w:r>
+      <w:proofErr w:type="spellEnd"/>
+      <w:r>
+        <w:rPr>
+          <w:rFonts w:ascii="Calibri" w:eastAsia="Calibri" w:hAnsi="Calibri" w:cs="Calibri"/>
+          <w:b/>
+          <w:bCs/>
+          <w:sz w:val="24"/>
+          <w:szCs w:val="24"/>
+          <w:highlight w:val="yellow"/>
+        </w:rPr>
+        <w:t>):</w:t>
+      </w:r>
+      <w:r>
+        <w:rPr>
+          <w:rFonts w:ascii="Calibri" w:eastAsia="Calibri" w:hAnsi="Calibri" w:cs="Calibri"/>
+          <w:sz w:val="24"/>
+          <w:szCs w:val="24"/>
+          <w:highlight w:val="yellow"/>
+        </w:rPr>
+        <w:t xml:space="preserve"> La arquitectura </w:t>
+      </w:r>
+      <w:proofErr w:type="spellStart"/>
+      <w:r>
+        <w:rPr>
+          <w:rFonts w:ascii="Calibri" w:eastAsia="Calibri" w:hAnsi="Calibri" w:cs="Calibri"/>
+          <w:sz w:val="24"/>
+          <w:szCs w:val="24"/>
+          <w:highlight w:val="yellow"/>
+        </w:rPr>
+        <w:t>AlexNet</w:t>
+      </w:r>
+      <w:proofErr w:type="spellEnd"/>
+      <w:r>
+        <w:rPr>
+          <w:rFonts w:ascii="Calibri" w:eastAsia="Calibri" w:hAnsi="Calibri" w:cs="Calibri"/>
+          <w:sz w:val="24"/>
+          <w:szCs w:val="24"/>
+          <w:highlight w:val="yellow"/>
+        </w:rPr>
+        <w:t xml:space="preserve"> demostró ser la red con mejor convergencia y desempeño general. Logró coronarse como el modelo definitivo en el </w:t>
+      </w:r>
+      <w:proofErr w:type="spellStart"/>
+      <w:r>
+        <w:rPr>
+          <w:rFonts w:ascii="Calibri" w:eastAsia="Calibri" w:hAnsi="Calibri" w:cs="Calibri"/>
+          <w:sz w:val="24"/>
+          <w:szCs w:val="24"/>
+          <w:highlight w:val="yellow"/>
+        </w:rPr>
+        <w:t>dataset</w:t>
+      </w:r>
+      <w:proofErr w:type="spellEnd"/>
+      <w:r>
+        <w:rPr>
+          <w:rFonts w:ascii="Calibri" w:eastAsia="Calibri" w:hAnsi="Calibri" w:cs="Calibri"/>
+          <w:sz w:val="24"/>
+          <w:szCs w:val="24"/>
+          <w:highlight w:val="yellow"/>
+        </w:rPr>
+        <w:t xml:space="preserve"> </w:t>
+      </w:r>
+      <w:proofErr w:type="spellStart"/>
+      <w:r>
+        <w:rPr>
+          <w:rFonts w:ascii="Calibri" w:eastAsia="Calibri" w:hAnsi="Calibri" w:cs="Calibri"/>
+          <w:sz w:val="24"/>
+          <w:szCs w:val="24"/>
+          <w:highlight w:val="yellow"/>
+        </w:rPr>
+        <w:t>SIPaKMeD</w:t>
+      </w:r>
+      <w:proofErr w:type="spellEnd"/>
+      <w:r>
+        <w:rPr>
+          <w:rFonts w:ascii="Calibri" w:eastAsia="Calibri" w:hAnsi="Calibri" w:cs="Calibri"/>
+          <w:sz w:val="24"/>
+          <w:szCs w:val="24"/>
+          <w:highlight w:val="yellow"/>
+        </w:rPr>
+        <w:t xml:space="preserve">, alcanzando una Exactitud del 93.63% y un AUC-ROC del 99.65%. En el </w:t>
+      </w:r>
+      <w:proofErr w:type="spellStart"/>
+      <w:r>
+        <w:rPr>
+          <w:rFonts w:ascii="Calibri" w:eastAsia="Calibri" w:hAnsi="Calibri" w:cs="Calibri"/>
+          <w:sz w:val="24"/>
+          <w:szCs w:val="24"/>
+          <w:highlight w:val="yellow"/>
+        </w:rPr>
+        <w:t>dataset</w:t>
+      </w:r>
+      <w:proofErr w:type="spellEnd"/>
+      <w:r>
+        <w:rPr>
+          <w:rFonts w:ascii="Calibri" w:eastAsia="Calibri" w:hAnsi="Calibri" w:cs="Calibri"/>
+          <w:sz w:val="24"/>
+          <w:szCs w:val="24"/>
+          <w:highlight w:val="yellow"/>
+        </w:rPr>
+        <w:t xml:space="preserve"> RIVA mantuvo un rendimiento sobresaliente con una Exactitud del 92.83% y un AUC-ROC del 99.47%. </w:t>
+      </w:r>
+    </w:p>
+    <w:p>
+      <w:pPr>
+        <w:numPr>
+          <w:ilvl w:val="0"/>
+          <w:numId w:val="6"/>
+        </w:numPr>
+        <w:spacing w:before="220" w:after="150"/>
+        <w:jc w:val="both"/>
+        <w:rPr>
+          <w:rFonts w:ascii="Calibri" w:eastAsia="Calibri" w:hAnsi="Calibri" w:cs="Calibri"/>
+          <w:sz w:val="24"/>
+          <w:szCs w:val="24"/>
+          <w:highlight w:val="yellow"/>
+        </w:rPr>
+      </w:pPr>
+      <w:r>
+        <w:rPr>
+          <w:rFonts w:ascii="Calibri" w:eastAsia="Calibri" w:hAnsi="Calibri" w:cs="Calibri"/>
+          <w:b/>
+          <w:bCs/>
+          <w:sz w:val="24"/>
+          <w:szCs w:val="24"/>
+          <w:highlight w:val="yellow"/>
+        </w:rPr>
+        <w:t xml:space="preserve">Rendimiento Moderado de </w:t>
+      </w:r>
+      <w:proofErr w:type="spellStart"/>
+      <w:r>
+        <w:rPr>
+          <w:rFonts w:ascii="Calibri" w:eastAsia="Calibri" w:hAnsi="Calibri" w:cs="Calibri"/>
+          <w:b/>
+          <w:bCs/>
+          <w:sz w:val="24"/>
+          <w:szCs w:val="24"/>
+          <w:highlight w:val="yellow"/>
+        </w:rPr>
+        <w:t>MobileNet</w:t>
+      </w:r>
+      <w:proofErr w:type="spellEnd"/>
+      <w:r>
+        <w:rPr>
+          <w:rFonts w:ascii="Calibri" w:eastAsia="Calibri" w:hAnsi="Calibri" w:cs="Calibri"/>
+          <w:b/>
+          <w:bCs/>
+          <w:sz w:val="24"/>
+          <w:szCs w:val="24"/>
+          <w:highlight w:val="yellow"/>
+        </w:rPr>
+        <w:t xml:space="preserve"> e InceptionV3:</w:t>
+      </w:r>
+      <w:r>
+        <w:rPr>
+          <w:rFonts w:ascii="Calibri" w:eastAsia="Calibri" w:hAnsi="Calibri" w:cs="Calibri"/>
+          <w:sz w:val="24"/>
+          <w:szCs w:val="24"/>
+          <w:highlight w:val="yellow"/>
+        </w:rPr>
+        <w:t xml:space="preserve"> En el entorno </w:t>
+      </w:r>
+      <w:proofErr w:type="spellStart"/>
+      <w:r>
+        <w:rPr>
+          <w:rFonts w:ascii="Calibri" w:eastAsia="Calibri" w:hAnsi="Calibri" w:cs="Calibri"/>
+          <w:sz w:val="24"/>
+          <w:szCs w:val="24"/>
+          <w:highlight w:val="yellow"/>
+        </w:rPr>
+        <w:t>Keras</w:t>
+      </w:r>
+      <w:proofErr w:type="spellEnd"/>
+      <w:r>
+        <w:rPr>
+          <w:rFonts w:ascii="Calibri" w:eastAsia="Calibri" w:hAnsi="Calibri" w:cs="Calibri"/>
+          <w:sz w:val="24"/>
+          <w:szCs w:val="24"/>
+          <w:highlight w:val="yellow"/>
+        </w:rPr>
+        <w:t xml:space="preserve">, </w:t>
+      </w:r>
+      <w:proofErr w:type="spellStart"/>
+      <w:r>
+        <w:rPr>
+          <w:rFonts w:ascii="Calibri" w:eastAsia="Calibri" w:hAnsi="Calibri" w:cs="Calibri"/>
+          <w:sz w:val="24"/>
+          <w:szCs w:val="24"/>
+          <w:highlight w:val="yellow"/>
+        </w:rPr>
+        <w:t>MobileNet</w:t>
+      </w:r>
+      <w:proofErr w:type="spellEnd"/>
+      <w:r>
+        <w:rPr>
+          <w:rFonts w:ascii="Calibri" w:eastAsia="Calibri" w:hAnsi="Calibri" w:cs="Calibri"/>
+          <w:sz w:val="24"/>
+          <w:szCs w:val="24"/>
+          <w:highlight w:val="yellow"/>
+        </w:rPr>
+        <w:t xml:space="preserve"> e InceptionV3 demostraron estabilidad en su entrenamiento, pero se estancaron en exactitudes moderadas. InceptionV3 logró un 49.35% en </w:t>
+      </w:r>
+      <w:proofErr w:type="spellStart"/>
+      <w:r>
+        <w:rPr>
+          <w:rFonts w:ascii="Calibri" w:eastAsia="Calibri" w:hAnsi="Calibri" w:cs="Calibri"/>
+          <w:sz w:val="24"/>
+          <w:szCs w:val="24"/>
+          <w:highlight w:val="yellow"/>
+        </w:rPr>
+        <w:t>SIPaKMeD</w:t>
+      </w:r>
+      <w:proofErr w:type="spellEnd"/>
+      <w:r>
+        <w:rPr>
+          <w:rFonts w:ascii="Calibri" w:eastAsia="Calibri" w:hAnsi="Calibri" w:cs="Calibri"/>
+          <w:sz w:val="24"/>
+          <w:szCs w:val="24"/>
+          <w:highlight w:val="yellow"/>
+        </w:rPr>
+        <w:t xml:space="preserve"> y un 47.55% en RIVA, mientras que </w:t>
+      </w:r>
+      <w:proofErr w:type="spellStart"/>
+      <w:r>
+        <w:rPr>
+          <w:rFonts w:ascii="Calibri" w:eastAsia="Calibri" w:hAnsi="Calibri" w:cs="Calibri"/>
+          <w:sz w:val="24"/>
+          <w:szCs w:val="24"/>
+          <w:highlight w:val="yellow"/>
+        </w:rPr>
+        <w:t>MobileNet</w:t>
+      </w:r>
+      <w:proofErr w:type="spellEnd"/>
+      <w:r>
+        <w:rPr>
+          <w:rFonts w:ascii="Calibri" w:eastAsia="Calibri" w:hAnsi="Calibri" w:cs="Calibri"/>
+          <w:sz w:val="24"/>
+          <w:szCs w:val="24"/>
+          <w:highlight w:val="yellow"/>
+        </w:rPr>
+        <w:t xml:space="preserve"> se mantuvo en el rango del 40-42% en la mayoría de los escenarios. </w:t>
+      </w:r>
+    </w:p>
+    <w:p>
+      <w:pPr>
+        <w:numPr>
+          <w:ilvl w:val="0"/>
+          <w:numId w:val="6"/>
+        </w:numPr>
+        <w:spacing w:before="220" w:after="150"/>
+        <w:jc w:val="both"/>
+        <w:rPr>
+          <w:rFonts w:ascii="Calibri" w:eastAsia="Calibri" w:hAnsi="Calibri" w:cs="Calibri"/>
+          <w:sz w:val="24"/>
+          <w:szCs w:val="24"/>
+          <w:highlight w:val="yellow"/>
+        </w:rPr>
+      </w:pPr>
+      <w:r>
+        <w:rPr>
+          <w:rFonts w:ascii="Calibri" w:eastAsia="Calibri" w:hAnsi="Calibri" w:cs="Calibri"/>
+          <w:b/>
+          <w:bCs/>
+          <w:sz w:val="24"/>
+          <w:szCs w:val="24"/>
+          <w:highlight w:val="yellow"/>
+        </w:rPr>
+        <w:t>Deficiencia Arquitectónica en ResNet50:</w:t>
+      </w:r>
+      <w:r>
+        <w:rPr>
+          <w:rFonts w:ascii="Calibri" w:eastAsia="Calibri" w:hAnsi="Calibri" w:cs="Calibri"/>
+          <w:sz w:val="24"/>
+          <w:szCs w:val="24"/>
+          <w:highlight w:val="yellow"/>
+        </w:rPr>
+        <w:t xml:space="preserve"> El modelo ResNet50 presentó un colapso prematuro durante el entrenamiento, siendo detenido por el mecanismo de </w:t>
+      </w:r>
+      <w:r>
+        <w:rPr>
+          <w:rFonts w:ascii="Calibri" w:eastAsia="Calibri" w:hAnsi="Calibri" w:cs="Calibri"/>
+          <w:i/>
+          <w:iCs/>
+          <w:sz w:val="24"/>
+          <w:szCs w:val="24"/>
+          <w:highlight w:val="yellow"/>
+        </w:rPr>
+        <w:t xml:space="preserve">Early </w:t>
+      </w:r>
+      <w:proofErr w:type="spellStart"/>
+      <w:r>
+        <w:rPr>
+          <w:rFonts w:ascii="Calibri" w:eastAsia="Calibri" w:hAnsi="Calibri" w:cs="Calibri"/>
+          <w:i/>
+          <w:iCs/>
+          <w:sz w:val="24"/>
+          <w:szCs w:val="24"/>
+          <w:highlight w:val="yellow"/>
+        </w:rPr>
+        <w:t>Stopping</w:t>
+      </w:r>
+      <w:proofErr w:type="spellEnd"/>
+      <w:r>
+        <w:rPr>
+          <w:rFonts w:ascii="Calibri" w:eastAsia="Calibri" w:hAnsi="Calibri" w:cs="Calibri"/>
+          <w:sz w:val="24"/>
+          <w:szCs w:val="24"/>
+          <w:highlight w:val="yellow"/>
+        </w:rPr>
+        <w:t xml:space="preserve"> en etapas muy tempranas (época 6). Esto limitó severamente su rendimiento, dejándolo con exactitudes deficientes como el 33.17% en </w:t>
+      </w:r>
+      <w:proofErr w:type="spellStart"/>
+      <w:r>
+        <w:rPr>
+          <w:rFonts w:ascii="Calibri" w:eastAsia="Calibri" w:hAnsi="Calibri" w:cs="Calibri"/>
+          <w:sz w:val="24"/>
+          <w:szCs w:val="24"/>
+          <w:highlight w:val="yellow"/>
+        </w:rPr>
+        <w:t>SIPaKMeD</w:t>
+      </w:r>
+      <w:proofErr w:type="spellEnd"/>
+      <w:r>
+        <w:rPr>
+          <w:rFonts w:ascii="Calibri" w:eastAsia="Calibri" w:hAnsi="Calibri" w:cs="Calibri"/>
+          <w:sz w:val="24"/>
+          <w:szCs w:val="24"/>
+          <w:highlight w:val="yellow"/>
+        </w:rPr>
+        <w:t xml:space="preserve"> y el 16.79% en Herlev. Este comportamiento sugiere que congelar las capas densas base impidió la correcta extracción de características morfológicas del tejido cervical. </w:t>
+      </w:r>
+    </w:p>
+    <w:p>
+      <w:pPr>
+        <w:spacing w:before="220" w:after="150"/>
+        <w:jc w:val="both"/>
+        <w:rPr>
+          <w:rFonts w:ascii="Calibri" w:eastAsia="Calibri" w:hAnsi="Calibri" w:cs="Calibri"/>
+          <w:b/>
+          <w:bCs/>
+          <w:sz w:val="24"/>
+          <w:szCs w:val="24"/>
+          <w:highlight w:val="yellow"/>
+        </w:rPr>
+      </w:pPr>
+      <w:r>
+        <w:rPr>
+          <w:rFonts w:ascii="Calibri" w:eastAsia="Calibri" w:hAnsi="Calibri" w:cs="Calibri"/>
+          <w:b/>
+          <w:bCs/>
+          <w:sz w:val="24"/>
+          <w:szCs w:val="24"/>
+          <w:highlight w:val="yellow"/>
+        </w:rPr>
+        <w:t>3. Conclusiones y Recomendaciones</w:t>
+      </w:r>
+    </w:p>
+    <w:p>
+      <w:pPr>
+        <w:numPr>
+          <w:ilvl w:val="0"/>
+          <w:numId w:val="7"/>
+        </w:numPr>
+        <w:spacing w:before="220" w:after="150"/>
+        <w:jc w:val="both"/>
+        <w:rPr>
+          <w:rFonts w:ascii="Calibri" w:eastAsia="Calibri" w:hAnsi="Calibri" w:cs="Calibri"/>
+          <w:sz w:val="24"/>
+          <w:szCs w:val="24"/>
+          <w:highlight w:val="yellow"/>
+        </w:rPr>
+      </w:pPr>
+      <w:r>
+        <w:rPr>
+          <w:rFonts w:ascii="Calibri" w:eastAsia="Calibri" w:hAnsi="Calibri" w:cs="Calibri"/>
+          <w:b/>
+          <w:bCs/>
+          <w:sz w:val="24"/>
+          <w:szCs w:val="24"/>
+          <w:highlight w:val="yellow"/>
+        </w:rPr>
+        <w:lastRenderedPageBreak/>
+        <w:t>Ajuste de Umbrales Clínicos:</w:t>
+      </w:r>
+      <w:r>
+        <w:rPr>
+          <w:rFonts w:ascii="Calibri" w:eastAsia="Calibri" w:hAnsi="Calibri" w:cs="Calibri"/>
+          <w:sz w:val="24"/>
+          <w:szCs w:val="24"/>
+          <w:highlight w:val="yellow"/>
+        </w:rPr>
+        <w:t xml:space="preserve"> Dado que modelos como </w:t>
+      </w:r>
+      <w:proofErr w:type="spellStart"/>
+      <w:r>
+        <w:rPr>
+          <w:rFonts w:ascii="Calibri" w:eastAsia="Calibri" w:hAnsi="Calibri" w:cs="Calibri"/>
+          <w:sz w:val="24"/>
+          <w:szCs w:val="24"/>
+          <w:highlight w:val="yellow"/>
+        </w:rPr>
+        <w:t>XGBoost</w:t>
+      </w:r>
+      <w:proofErr w:type="spellEnd"/>
+      <w:r>
+        <w:rPr>
+          <w:rFonts w:ascii="Calibri" w:eastAsia="Calibri" w:hAnsi="Calibri" w:cs="Calibri"/>
+          <w:sz w:val="24"/>
+          <w:szCs w:val="24"/>
+          <w:highlight w:val="yellow"/>
+        </w:rPr>
+        <w:t xml:space="preserve"> logran un AUC-ROC decente (75.41%), es imperativo ajustar el umbral de decisión (</w:t>
+      </w:r>
+      <w:proofErr w:type="spellStart"/>
+      <w:r>
+        <w:rPr>
+          <w:rFonts w:ascii="Calibri" w:eastAsia="Calibri" w:hAnsi="Calibri" w:cs="Calibri"/>
+          <w:i/>
+          <w:iCs/>
+          <w:sz w:val="24"/>
+          <w:szCs w:val="24"/>
+          <w:highlight w:val="yellow"/>
+        </w:rPr>
+        <w:t>threshold</w:t>
+      </w:r>
+      <w:proofErr w:type="spellEnd"/>
+      <w:r>
+        <w:rPr>
+          <w:rFonts w:ascii="Calibri" w:eastAsia="Calibri" w:hAnsi="Calibri" w:cs="Calibri"/>
+          <w:sz w:val="24"/>
+          <w:szCs w:val="24"/>
+          <w:highlight w:val="yellow"/>
+        </w:rPr>
+        <w:t xml:space="preserve">) clínico para tolerar un mayor número de falsos positivos a cambio de mejorar drásticamente la captura de verdaderos positivos (sensibilidad). </w:t>
+      </w:r>
+    </w:p>
+    <w:p>
+      <w:pPr>
+        <w:numPr>
+          <w:ilvl w:val="0"/>
+          <w:numId w:val="7"/>
+        </w:numPr>
+        <w:spacing w:before="220" w:after="150"/>
+        <w:jc w:val="both"/>
+        <w:rPr>
+          <w:rFonts w:ascii="Calibri" w:eastAsia="Calibri" w:hAnsi="Calibri" w:cs="Calibri"/>
+          <w:sz w:val="24"/>
+          <w:szCs w:val="24"/>
+          <w:highlight w:val="yellow"/>
+        </w:rPr>
+      </w:pPr>
+      <w:r>
+        <w:rPr>
+          <w:rFonts w:ascii="Calibri" w:eastAsia="Calibri" w:hAnsi="Calibri" w:cs="Calibri"/>
+          <w:b/>
+          <w:bCs/>
+          <w:sz w:val="24"/>
+          <w:szCs w:val="24"/>
+          <w:highlight w:val="yellow"/>
+        </w:rPr>
+        <w:t xml:space="preserve">Fine-Tuning para </w:t>
+      </w:r>
+      <w:proofErr w:type="spellStart"/>
+      <w:r>
+        <w:rPr>
+          <w:rFonts w:ascii="Calibri" w:eastAsia="Calibri" w:hAnsi="Calibri" w:cs="Calibri"/>
+          <w:b/>
+          <w:bCs/>
+          <w:sz w:val="24"/>
+          <w:szCs w:val="24"/>
+          <w:highlight w:val="yellow"/>
+        </w:rPr>
+        <w:t>Keras</w:t>
+      </w:r>
+      <w:proofErr w:type="spellEnd"/>
+      <w:r>
+        <w:rPr>
+          <w:rFonts w:ascii="Calibri" w:eastAsia="Calibri" w:hAnsi="Calibri" w:cs="Calibri"/>
+          <w:b/>
+          <w:bCs/>
+          <w:sz w:val="24"/>
+          <w:szCs w:val="24"/>
+          <w:highlight w:val="yellow"/>
+        </w:rPr>
+        <w:t>:</w:t>
+      </w:r>
+      <w:r>
+        <w:rPr>
+          <w:rFonts w:ascii="Calibri" w:eastAsia="Calibri" w:hAnsi="Calibri" w:cs="Calibri"/>
+          <w:sz w:val="24"/>
+          <w:szCs w:val="24"/>
+          <w:highlight w:val="yellow"/>
+        </w:rPr>
+        <w:t xml:space="preserve"> Para arquitecturas como </w:t>
+      </w:r>
+      <w:proofErr w:type="spellStart"/>
+      <w:r>
+        <w:rPr>
+          <w:rFonts w:ascii="Calibri" w:eastAsia="Calibri" w:hAnsi="Calibri" w:cs="Calibri"/>
+          <w:sz w:val="24"/>
+          <w:szCs w:val="24"/>
+          <w:highlight w:val="yellow"/>
+        </w:rPr>
+        <w:t>MobileNet</w:t>
+      </w:r>
+      <w:proofErr w:type="spellEnd"/>
+      <w:r>
+        <w:rPr>
+          <w:rFonts w:ascii="Calibri" w:eastAsia="Calibri" w:hAnsi="Calibri" w:cs="Calibri"/>
+          <w:sz w:val="24"/>
+          <w:szCs w:val="24"/>
+          <w:highlight w:val="yellow"/>
+        </w:rPr>
+        <w:t xml:space="preserve"> e InceptionV3, se recomienda no solo entrenar las últimas capas densas, sino descongelar un porcentaje de sus capas base superiores para realizar un re-entrenamiento más profundo y mejorar así su capacidad de clasificar las imágenes.</w:t>
+      </w:r>
+    </w:p>
+    <w:p>
+      <w:pPr>
+        <w:spacing w:before="220" w:after="150"/>
+        <w:jc w:val="both"/>
+        <w:rPr>
+          <w:rFonts w:ascii="Calibri" w:eastAsia="Calibri" w:hAnsi="Calibri" w:cs="Calibri"/>
+          <w:sz w:val="24"/>
+          <w:szCs w:val="24"/>
+        </w:rPr>
+      </w:pPr>
+    </w:p>
+    <w:p>
+      <w:pPr>
+        <w:spacing w:before="220" w:after="150"/>
         <w:jc w:val="center"/>
-      </w:pPr>
-      <w:r>
         <w:rPr>
           <w:rFonts w:ascii="Calibri" w:eastAsia="Calibri" w:hAnsi="Calibri" w:cs="Calibri"/>
           <w:b/>
@@ -12096,7 +13043,21 @@
           <w:sz w:val="32"/>
           <w:szCs w:val="32"/>
         </w:rPr>
-        <w:lastRenderedPageBreak/>
+      </w:pPr>
+    </w:p>
+    <w:p>
+      <w:pPr>
+        <w:spacing w:before="220" w:after="150"/>
+        <w:jc w:val="center"/>
+      </w:pPr>
+      <w:r>
+        <w:rPr>
+          <w:rFonts w:ascii="Calibri" w:eastAsia="Calibri" w:hAnsi="Calibri" w:cs="Calibri"/>
+          <w:b/>
+          <w:bCs/>
+          <w:sz w:val="32"/>
+          <w:szCs w:val="32"/>
+        </w:rPr>
         <w:t>ANÁLISIS DE EXPLICABILIDAD DE LOS ALGORITMOS</w:t>
       </w:r>
     </w:p>
@@ -13499,7 +14460,16 @@
           <w:sz w:val="24"/>
           <w:szCs w:val="24"/>
         </w:rPr>
-        <w:t xml:space="preserve"> ofrecen un equilibrio entre rendimiento y </w:t>
+        <w:t xml:space="preserve"> ofrecen un </w:t>
+      </w:r>
+      <w:r>
+        <w:rPr>
+          <w:rFonts w:ascii="Calibri" w:eastAsia="Calibri" w:hAnsi="Calibri" w:cs="Calibri"/>
+          <w:sz w:val="24"/>
+          <w:szCs w:val="24"/>
+        </w:rPr>
+        <w:lastRenderedPageBreak/>
+        <w:t xml:space="preserve">equilibrio entre rendimiento y </w:t>
       </w:r>
       <w:proofErr w:type="spellStart"/>
       <w:r>
@@ -13705,16 +14675,7 @@
           <w:sz w:val="24"/>
           <w:szCs w:val="24"/>
         </w:rPr>
-        <w:t xml:space="preserve"> o CNN) son prioritarios, complementados con herramientas XAI para la auditoría de casos límite. Para el apoyo a la decisión clínica individual, modelos interpretables (como árboles de decisión o regresión logística) pueden ser preferibles, ya que </w:t>
-      </w:r>
-      <w:r>
-        <w:rPr>
-          <w:rFonts w:ascii="Calibri" w:eastAsia="Calibri" w:hAnsi="Calibri" w:cs="Calibri"/>
-          <w:sz w:val="24"/>
-          <w:szCs w:val="24"/>
-        </w:rPr>
-        <w:lastRenderedPageBreak/>
-        <w:t>facilitan la comprensión y aceptación por parte del personal médico</w:t>
+        <w:t xml:space="preserve"> o CNN) son prioritarios, complementados con herramientas XAI para la auditoría de casos límite. Para el apoyo a la decisión clínica individual, modelos interpretables (como árboles de decisión o regresión logística) pueden ser preferibles, ya que facilitan la comprensión y aceptación por parte del personal médico</w:t>
       </w:r>
       <w:r>
         <w:rPr>
@@ -14098,7 +15059,16 @@
           <w:sz w:val="24"/>
           <w:szCs w:val="24"/>
         </w:rPr>
-        <w:t xml:space="preserve"> mediante métricas como la fidelidad de las explicaciones y el impacto en la confianza del usuario. Adicionalmente, se explorará la integración de mecanismos Human-in-</w:t>
+        <w:t xml:space="preserve"> mediante métricas como la fidelidad de las </w:t>
+      </w:r>
+      <w:r>
+        <w:rPr>
+          <w:rFonts w:ascii="Calibri" w:eastAsia="Calibri" w:hAnsi="Calibri" w:cs="Calibri"/>
+          <w:sz w:val="24"/>
+          <w:szCs w:val="24"/>
+        </w:rPr>
+        <w:lastRenderedPageBreak/>
+        <w:t>explicaciones y el impacto en la confianza del usuario. Adicionalmente, se explorará la integración de mecanismos Human-in-</w:t>
       </w:r>
       <w:proofErr w:type="spellStart"/>
       <w:r>
@@ -14194,7 +15164,6 @@
           <w:sz w:val="18"/>
           <w:szCs w:val="18"/>
         </w:rPr>
-        <w:lastRenderedPageBreak/>
         <w:t xml:space="preserve">[1] H. Sung, J. </w:t>
       </w:r>
       <w:proofErr w:type="spellStart"/>
@@ -14567,25 +15536,7 @@
           <w:sz w:val="18"/>
           <w:szCs w:val="18"/>
         </w:rPr>
-        <w:t xml:space="preserve"> </w:t>
-      </w:r>
-      <w:proofErr w:type="spellStart"/>
-      <w:r>
-        <w:rPr>
-          <w:rFonts w:ascii="Calibri" w:eastAsia="Calibri" w:hAnsi="Calibri" w:cs="Calibri"/>
-          <w:sz w:val="18"/>
-          <w:szCs w:val="18"/>
-        </w:rPr>
-        <w:t>is</w:t>
-      </w:r>
-      <w:proofErr w:type="spellEnd"/>
-      <w:r>
-        <w:rPr>
-          <w:rFonts w:ascii="Calibri" w:eastAsia="Calibri" w:hAnsi="Calibri" w:cs="Calibri"/>
-          <w:sz w:val="18"/>
-          <w:szCs w:val="18"/>
-        </w:rPr>
-        <w:t xml:space="preserve"> a </w:t>
+        <w:t xml:space="preserve"> is a </w:t>
       </w:r>
       <w:proofErr w:type="spellStart"/>
       <w:r>
@@ -18080,6 +19031,7 @@
           <w:sz w:val="18"/>
           <w:szCs w:val="18"/>
         </w:rPr>
+        <w:lastRenderedPageBreak/>
         <w:t xml:space="preserve">[20] K. He, X. Zhang, S. Ren, and J. </w:t>
       </w:r>
       <w:proofErr w:type="spellStart"/>
@@ -19961,7 +20913,6 @@
           <w:sz w:val="18"/>
           <w:szCs w:val="18"/>
         </w:rPr>
-        <w:lastRenderedPageBreak/>
         <w:t>[29] "</w:t>
       </w:r>
       <w:proofErr w:type="spellStart"/>
@@ -21949,6 +22900,304 @@
 <file path=word/numbering.xml><?xml version="1.0" encoding="utf-8"?>
 <w:numbering xmlns:wpc="http://schemas.microsoft.com/office/word/2010/wordprocessingCanvas" xmlns:cx="http://schemas.microsoft.com/office/drawing/2014/chartex" xmlns:cx1="http://schemas.microsoft.com/office/drawing/2015/9/8/chartex" xmlns:cx2="http://schemas.microsoft.com/office/drawing/2015/10/21/chartex" xmlns:cx3="http://schemas.microsoft.com/office/drawing/2016/5/9/chartex" xmlns:cx4="http://schemas.microsoft.com/office/drawing/2016/5/10/chartex" xmlns:cx5="http://schemas.microsoft.com/office/drawing/2016/5/11/chartex" xmlns:cx6="http://schemas.microsoft.com/office/drawing/2016/5/12/chartex" xmlns:cx7="http://schemas.microsoft.com/office/drawing/2016/5/13/chartex" xmlns:cx8="http://schemas.microsoft.com/office/drawing/2016/5/14/chartex" xmlns:mc="http://schemas.openxmlformats.org/markup-compatibility/2006" xmlns:m="http://schemas.openxmlformats.org/officeDocument/2006/math" xmlns:aink="http://schemas.microsoft.com/office/drawing/2016/ink" xmlns:am3d="http://schemas.microsoft.com/office/drawing/2017/model3d" xmlns:oel="http://schemas.microsoft.com/office/2019/extlst" xmlns:r="http://schemas.openxmlformats.org/officeDocument/2006/relationships" xmlns:wp14="http://schemas.microsoft.com/office/word/2010/wordprocessingDrawing" xmlns:wp="http://schemas.openxmlformats.org/drawingml/2006/wordprocessingDrawing" xmlns:wpg="http://schemas.microsoft.com/office/word/2010/wordprocessingGroup" xmlns:wpi="http://schemas.microsoft.com/office/word/2010/wordprocessingInk" xmlns:wps="http://schemas.microsoft.com/office/word/2010/wordprocessingShape" xmlns:o="urn:schemas-microsoft-com:office:office" xmlns:v="urn:schemas-microsoft-com:vml" xmlns:w10="urn:schemas-microsoft-com:office:word" xmlns:w="http://schemas.openxmlformats.org/wordprocessingml/2006/main" xmlns:w14="http://schemas.microsoft.com/office/word/2010/wordml" xmlns:w15="http://schemas.microsoft.com/office/word/2012/wordml" xmlns:w16cex="http://schemas.microsoft.com/office/word/2018/wordml/cex" xmlns:w16cid="http://schemas.microsoft.com/office/word/2016/wordml/cid" xmlns:w16="http://schemas.microsoft.com/office/word/2018/wordml" xmlns:w16sdtdh="http://schemas.microsoft.com/office/word/2020/wordml/sdtdatahash" xmlns:w16sdtfl="http://schemas.microsoft.com/office/word/2024/wordml/sdtformatlock" xmlns:w16se="http://schemas.microsoft.com/office/word/2015/wordml/symex" xmlns:w16du="http://schemas.microsoft.com/office/word/2023/wordml/word16du" xmlns:wne="http://schemas.microsoft.com/office/word/2006/wordml" mc:Ignorable="w14 w15 w16se w16cid w16 w16cex w16sdtdh w16sdtfl w16du wp14">
   <w:abstractNum w:abstractNumId="0" w15:restartNumberingAfterBreak="0">
+    <w:nsid w:val="07EC228B"/>
+    <w:multiLevelType w:val="multilevel"/>
+    <w:tmpl w:val="B5B444A8"/>
+    <w:lvl w:ilvl="0">
+      <w:start w:val="1"/>
+      <w:numFmt w:val="bullet"/>
+      <w:lvlText w:val=""/>
+      <w:lvlJc w:val="left"/>
+      <w:pPr>
+        <w:tabs>
+          <w:tab w:val="num" w:pos="720"/>
+        </w:tabs>
+        <w:ind w:left="720" w:hanging="360"/>
+      </w:pPr>
+      <w:rPr>
+        <w:rFonts w:ascii="Symbol" w:hAnsi="Symbol" w:hint="default"/>
+        <w:sz w:val="20"/>
+      </w:rPr>
+    </w:lvl>
+    <w:lvl w:ilvl="1" w:tentative="1">
+      <w:start w:val="1"/>
+      <w:numFmt w:val="bullet"/>
+      <w:lvlText w:val="o"/>
+      <w:lvlJc w:val="left"/>
+      <w:pPr>
+        <w:tabs>
+          <w:tab w:val="num" w:pos="1440"/>
+        </w:tabs>
+        <w:ind w:left="1440" w:hanging="360"/>
+      </w:pPr>
+      <w:rPr>
+        <w:rFonts w:ascii="Courier New" w:hAnsi="Courier New" w:hint="default"/>
+        <w:sz w:val="20"/>
+      </w:rPr>
+    </w:lvl>
+    <w:lvl w:ilvl="2" w:tentative="1">
+      <w:start w:val="1"/>
+      <w:numFmt w:val="bullet"/>
+      <w:lvlText w:val=""/>
+      <w:lvlJc w:val="left"/>
+      <w:pPr>
+        <w:tabs>
+          <w:tab w:val="num" w:pos="2160"/>
+        </w:tabs>
+        <w:ind w:left="2160" w:hanging="360"/>
+      </w:pPr>
+      <w:rPr>
+        <w:rFonts w:ascii="Wingdings" w:hAnsi="Wingdings" w:hint="default"/>
+        <w:sz w:val="20"/>
+      </w:rPr>
+    </w:lvl>
+    <w:lvl w:ilvl="3" w:tentative="1">
+      <w:start w:val="1"/>
+      <w:numFmt w:val="bullet"/>
+      <w:lvlText w:val=""/>
+      <w:lvlJc w:val="left"/>
+      <w:pPr>
+        <w:tabs>
+          <w:tab w:val="num" w:pos="2880"/>
+        </w:tabs>
+        <w:ind w:left="2880" w:hanging="360"/>
+      </w:pPr>
+      <w:rPr>
+        <w:rFonts w:ascii="Wingdings" w:hAnsi="Wingdings" w:hint="default"/>
+        <w:sz w:val="20"/>
+      </w:rPr>
+    </w:lvl>
+    <w:lvl w:ilvl="4" w:tentative="1">
+      <w:start w:val="1"/>
+      <w:numFmt w:val="bullet"/>
+      <w:lvlText w:val=""/>
+      <w:lvlJc w:val="left"/>
+      <w:pPr>
+        <w:tabs>
+          <w:tab w:val="num" w:pos="3600"/>
+        </w:tabs>
+        <w:ind w:left="3600" w:hanging="360"/>
+      </w:pPr>
+      <w:rPr>
+        <w:rFonts w:ascii="Wingdings" w:hAnsi="Wingdings" w:hint="default"/>
+        <w:sz w:val="20"/>
+      </w:rPr>
+    </w:lvl>
+    <w:lvl w:ilvl="5" w:tentative="1">
+      <w:start w:val="1"/>
+      <w:numFmt w:val="bullet"/>
+      <w:lvlText w:val=""/>
+      <w:lvlJc w:val="left"/>
+      <w:pPr>
+        <w:tabs>
+          <w:tab w:val="num" w:pos="4320"/>
+        </w:tabs>
+        <w:ind w:left="4320" w:hanging="360"/>
+      </w:pPr>
+      <w:rPr>
+        <w:rFonts w:ascii="Wingdings" w:hAnsi="Wingdings" w:hint="default"/>
+        <w:sz w:val="20"/>
+      </w:rPr>
+    </w:lvl>
+    <w:lvl w:ilvl="6" w:tentative="1">
+      <w:start w:val="1"/>
+      <w:numFmt w:val="bullet"/>
+      <w:lvlText w:val=""/>
+      <w:lvlJc w:val="left"/>
+      <w:pPr>
+        <w:tabs>
+          <w:tab w:val="num" w:pos="5040"/>
+        </w:tabs>
+        <w:ind w:left="5040" w:hanging="360"/>
+      </w:pPr>
+      <w:rPr>
+        <w:rFonts w:ascii="Wingdings" w:hAnsi="Wingdings" w:hint="default"/>
+        <w:sz w:val="20"/>
+      </w:rPr>
+    </w:lvl>
+    <w:lvl w:ilvl="7" w:tentative="1">
+      <w:start w:val="1"/>
+      <w:numFmt w:val="bullet"/>
+      <w:lvlText w:val=""/>
+      <w:lvlJc w:val="left"/>
+      <w:pPr>
+        <w:tabs>
+          <w:tab w:val="num" w:pos="5760"/>
+        </w:tabs>
+        <w:ind w:left="5760" w:hanging="360"/>
+      </w:pPr>
+      <w:rPr>
+        <w:rFonts w:ascii="Wingdings" w:hAnsi="Wingdings" w:hint="default"/>
+        <w:sz w:val="20"/>
+      </w:rPr>
+    </w:lvl>
+    <w:lvl w:ilvl="8" w:tentative="1">
+      <w:start w:val="1"/>
+      <w:numFmt w:val="bullet"/>
+      <w:lvlText w:val=""/>
+      <w:lvlJc w:val="left"/>
+      <w:pPr>
+        <w:tabs>
+          <w:tab w:val="num" w:pos="6480"/>
+        </w:tabs>
+        <w:ind w:left="6480" w:hanging="360"/>
+      </w:pPr>
+      <w:rPr>
+        <w:rFonts w:ascii="Wingdings" w:hAnsi="Wingdings" w:hint="default"/>
+        <w:sz w:val="20"/>
+      </w:rPr>
+    </w:lvl>
+  </w:abstractNum>
+  <w:abstractNum w:abstractNumId="1" w15:restartNumberingAfterBreak="0">
+    <w:nsid w:val="0B8B746A"/>
+    <w:multiLevelType w:val="multilevel"/>
+    <w:tmpl w:val="ACBE97CE"/>
+    <w:lvl w:ilvl="0">
+      <w:start w:val="1"/>
+      <w:numFmt w:val="bullet"/>
+      <w:lvlText w:val=""/>
+      <w:lvlJc w:val="left"/>
+      <w:pPr>
+        <w:tabs>
+          <w:tab w:val="num" w:pos="720"/>
+        </w:tabs>
+        <w:ind w:left="720" w:hanging="360"/>
+      </w:pPr>
+      <w:rPr>
+        <w:rFonts w:ascii="Symbol" w:hAnsi="Symbol" w:hint="default"/>
+        <w:sz w:val="20"/>
+      </w:rPr>
+    </w:lvl>
+    <w:lvl w:ilvl="1" w:tentative="1">
+      <w:start w:val="1"/>
+      <w:numFmt w:val="bullet"/>
+      <w:lvlText w:val="o"/>
+      <w:lvlJc w:val="left"/>
+      <w:pPr>
+        <w:tabs>
+          <w:tab w:val="num" w:pos="1440"/>
+        </w:tabs>
+        <w:ind w:left="1440" w:hanging="360"/>
+      </w:pPr>
+      <w:rPr>
+        <w:rFonts w:ascii="Courier New" w:hAnsi="Courier New" w:hint="default"/>
+        <w:sz w:val="20"/>
+      </w:rPr>
+    </w:lvl>
+    <w:lvl w:ilvl="2" w:tentative="1">
+      <w:start w:val="1"/>
+      <w:numFmt w:val="bullet"/>
+      <w:lvlText w:val=""/>
+      <w:lvlJc w:val="left"/>
+      <w:pPr>
+        <w:tabs>
+          <w:tab w:val="num" w:pos="2160"/>
+        </w:tabs>
+        <w:ind w:left="2160" w:hanging="360"/>
+      </w:pPr>
+      <w:rPr>
+        <w:rFonts w:ascii="Wingdings" w:hAnsi="Wingdings" w:hint="default"/>
+        <w:sz w:val="20"/>
+      </w:rPr>
+    </w:lvl>
+    <w:lvl w:ilvl="3" w:tentative="1">
+      <w:start w:val="1"/>
+      <w:numFmt w:val="bullet"/>
+      <w:lvlText w:val=""/>
+      <w:lvlJc w:val="left"/>
+      <w:pPr>
+        <w:tabs>
+          <w:tab w:val="num" w:pos="2880"/>
+        </w:tabs>
+        <w:ind w:left="2880" w:hanging="360"/>
+      </w:pPr>
+      <w:rPr>
+        <w:rFonts w:ascii="Wingdings" w:hAnsi="Wingdings" w:hint="default"/>
+        <w:sz w:val="20"/>
+      </w:rPr>
+    </w:lvl>
+    <w:lvl w:ilvl="4" w:tentative="1">
+      <w:start w:val="1"/>
+      <w:numFmt w:val="bullet"/>
+      <w:lvlText w:val=""/>
+      <w:lvlJc w:val="left"/>
+      <w:pPr>
+        <w:tabs>
+          <w:tab w:val="num" w:pos="3600"/>
+        </w:tabs>
+        <w:ind w:left="3600" w:hanging="360"/>
+      </w:pPr>
+      <w:rPr>
+        <w:rFonts w:ascii="Wingdings" w:hAnsi="Wingdings" w:hint="default"/>
+        <w:sz w:val="20"/>
+      </w:rPr>
+    </w:lvl>
+    <w:lvl w:ilvl="5" w:tentative="1">
+      <w:start w:val="1"/>
+      <w:numFmt w:val="bullet"/>
+      <w:lvlText w:val=""/>
+      <w:lvlJc w:val="left"/>
+      <w:pPr>
+        <w:tabs>
+          <w:tab w:val="num" w:pos="4320"/>
+        </w:tabs>
+        <w:ind w:left="4320" w:hanging="360"/>
+      </w:pPr>
+      <w:rPr>
+        <w:rFonts w:ascii="Wingdings" w:hAnsi="Wingdings" w:hint="default"/>
+        <w:sz w:val="20"/>
+      </w:rPr>
+    </w:lvl>
+    <w:lvl w:ilvl="6" w:tentative="1">
+      <w:start w:val="1"/>
+      <w:numFmt w:val="bullet"/>
+      <w:lvlText w:val=""/>
+      <w:lvlJc w:val="left"/>
+      <w:pPr>
+        <w:tabs>
+          <w:tab w:val="num" w:pos="5040"/>
+        </w:tabs>
+        <w:ind w:left="5040" w:hanging="360"/>
+      </w:pPr>
+      <w:rPr>
+        <w:rFonts w:ascii="Wingdings" w:hAnsi="Wingdings" w:hint="default"/>
+        <w:sz w:val="20"/>
+      </w:rPr>
+    </w:lvl>
+    <w:lvl w:ilvl="7" w:tentative="1">
+      <w:start w:val="1"/>
+      <w:numFmt w:val="bullet"/>
+      <w:lvlText w:val=""/>
+      <w:lvlJc w:val="left"/>
+      <w:pPr>
+        <w:tabs>
+          <w:tab w:val="num" w:pos="5760"/>
+        </w:tabs>
+        <w:ind w:left="5760" w:hanging="360"/>
+      </w:pPr>
+      <w:rPr>
+        <w:rFonts w:ascii="Wingdings" w:hAnsi="Wingdings" w:hint="default"/>
+        <w:sz w:val="20"/>
+      </w:rPr>
+    </w:lvl>
+    <w:lvl w:ilvl="8" w:tentative="1">
+      <w:start w:val="1"/>
+      <w:numFmt w:val="bullet"/>
+      <w:lvlText w:val=""/>
+      <w:lvlJc w:val="left"/>
+      <w:pPr>
+        <w:tabs>
+          <w:tab w:val="num" w:pos="6480"/>
+        </w:tabs>
+        <w:ind w:left="6480" w:hanging="360"/>
+      </w:pPr>
+      <w:rPr>
+        <w:rFonts w:ascii="Wingdings" w:hAnsi="Wingdings" w:hint="default"/>
+        <w:sz w:val="20"/>
+      </w:rPr>
+    </w:lvl>
+  </w:abstractNum>
+  <w:abstractNum w:abstractNumId="2" w15:restartNumberingAfterBreak="0">
     <w:nsid w:val="0D4540E8"/>
     <w:multiLevelType w:val="hybridMultilevel"/>
     <w:tmpl w:val="80D03022"/>
@@ -22034,7 +23283,7 @@
       </w:pPr>
     </w:lvl>
   </w:abstractNum>
-  <w:abstractNum w:abstractNumId="1" w15:restartNumberingAfterBreak="0">
+  <w:abstractNum w:abstractNumId="3" w15:restartNumberingAfterBreak="0">
     <w:nsid w:val="1FDC6883"/>
     <w:multiLevelType w:val="multilevel"/>
     <w:tmpl w:val="910E6480"/>
@@ -22151,7 +23400,7 @@
       </w:pPr>
     </w:lvl>
   </w:abstractNum>
-  <w:abstractNum w:abstractNumId="2" w15:restartNumberingAfterBreak="0">
+  <w:abstractNum w:abstractNumId="4" w15:restartNumberingAfterBreak="0">
     <w:nsid w:val="32E96263"/>
     <w:multiLevelType w:val="multilevel"/>
     <w:tmpl w:val="8A14B81A"/>
@@ -22264,7 +23513,7 @@
       </w:pPr>
     </w:lvl>
   </w:abstractNum>
-  <w:abstractNum w:abstractNumId="3" w15:restartNumberingAfterBreak="0">
+  <w:abstractNum w:abstractNumId="5" w15:restartNumberingAfterBreak="0">
     <w:nsid w:val="6C3D2DF9"/>
     <w:multiLevelType w:val="multilevel"/>
     <w:tmpl w:val="D23E235C"/>
@@ -22413,20 +23662,178 @@
       </w:rPr>
     </w:lvl>
   </w:abstractNum>
+  <w:abstractNum w:abstractNumId="6" w15:restartNumberingAfterBreak="0">
+    <w:nsid w:val="7B1B1E31"/>
+    <w:multiLevelType w:val="multilevel"/>
+    <w:tmpl w:val="0CBE22E6"/>
+    <w:lvl w:ilvl="0">
+      <w:start w:val="1"/>
+      <w:numFmt w:val="bullet"/>
+      <w:lvlText w:val=""/>
+      <w:lvlJc w:val="left"/>
+      <w:pPr>
+        <w:tabs>
+          <w:tab w:val="num" w:pos="720"/>
+        </w:tabs>
+        <w:ind w:left="720" w:hanging="360"/>
+      </w:pPr>
+      <w:rPr>
+        <w:rFonts w:ascii="Symbol" w:hAnsi="Symbol" w:hint="default"/>
+        <w:sz w:val="20"/>
+      </w:rPr>
+    </w:lvl>
+    <w:lvl w:ilvl="1" w:tentative="1">
+      <w:start w:val="1"/>
+      <w:numFmt w:val="bullet"/>
+      <w:lvlText w:val="o"/>
+      <w:lvlJc w:val="left"/>
+      <w:pPr>
+        <w:tabs>
+          <w:tab w:val="num" w:pos="1440"/>
+        </w:tabs>
+        <w:ind w:left="1440" w:hanging="360"/>
+      </w:pPr>
+      <w:rPr>
+        <w:rFonts w:ascii="Courier New" w:hAnsi="Courier New" w:hint="default"/>
+        <w:sz w:val="20"/>
+      </w:rPr>
+    </w:lvl>
+    <w:lvl w:ilvl="2" w:tentative="1">
+      <w:start w:val="1"/>
+      <w:numFmt w:val="bullet"/>
+      <w:lvlText w:val=""/>
+      <w:lvlJc w:val="left"/>
+      <w:pPr>
+        <w:tabs>
+          <w:tab w:val="num" w:pos="2160"/>
+        </w:tabs>
+        <w:ind w:left="2160" w:hanging="360"/>
+      </w:pPr>
+      <w:rPr>
+        <w:rFonts w:ascii="Wingdings" w:hAnsi="Wingdings" w:hint="default"/>
+        <w:sz w:val="20"/>
+      </w:rPr>
+    </w:lvl>
+    <w:lvl w:ilvl="3" w:tentative="1">
+      <w:start w:val="1"/>
+      <w:numFmt w:val="bullet"/>
+      <w:lvlText w:val=""/>
+      <w:lvlJc w:val="left"/>
+      <w:pPr>
+        <w:tabs>
+          <w:tab w:val="num" w:pos="2880"/>
+        </w:tabs>
+        <w:ind w:left="2880" w:hanging="360"/>
+      </w:pPr>
+      <w:rPr>
+        <w:rFonts w:ascii="Wingdings" w:hAnsi="Wingdings" w:hint="default"/>
+        <w:sz w:val="20"/>
+      </w:rPr>
+    </w:lvl>
+    <w:lvl w:ilvl="4" w:tentative="1">
+      <w:start w:val="1"/>
+      <w:numFmt w:val="bullet"/>
+      <w:lvlText w:val=""/>
+      <w:lvlJc w:val="left"/>
+      <w:pPr>
+        <w:tabs>
+          <w:tab w:val="num" w:pos="3600"/>
+        </w:tabs>
+        <w:ind w:left="3600" w:hanging="360"/>
+      </w:pPr>
+      <w:rPr>
+        <w:rFonts w:ascii="Wingdings" w:hAnsi="Wingdings" w:hint="default"/>
+        <w:sz w:val="20"/>
+      </w:rPr>
+    </w:lvl>
+    <w:lvl w:ilvl="5" w:tentative="1">
+      <w:start w:val="1"/>
+      <w:numFmt w:val="bullet"/>
+      <w:lvlText w:val=""/>
+      <w:lvlJc w:val="left"/>
+      <w:pPr>
+        <w:tabs>
+          <w:tab w:val="num" w:pos="4320"/>
+        </w:tabs>
+        <w:ind w:left="4320" w:hanging="360"/>
+      </w:pPr>
+      <w:rPr>
+        <w:rFonts w:ascii="Wingdings" w:hAnsi="Wingdings" w:hint="default"/>
+        <w:sz w:val="20"/>
+      </w:rPr>
+    </w:lvl>
+    <w:lvl w:ilvl="6" w:tentative="1">
+      <w:start w:val="1"/>
+      <w:numFmt w:val="bullet"/>
+      <w:lvlText w:val=""/>
+      <w:lvlJc w:val="left"/>
+      <w:pPr>
+        <w:tabs>
+          <w:tab w:val="num" w:pos="5040"/>
+        </w:tabs>
+        <w:ind w:left="5040" w:hanging="360"/>
+      </w:pPr>
+      <w:rPr>
+        <w:rFonts w:ascii="Wingdings" w:hAnsi="Wingdings" w:hint="default"/>
+        <w:sz w:val="20"/>
+      </w:rPr>
+    </w:lvl>
+    <w:lvl w:ilvl="7" w:tentative="1">
+      <w:start w:val="1"/>
+      <w:numFmt w:val="bullet"/>
+      <w:lvlText w:val=""/>
+      <w:lvlJc w:val="left"/>
+      <w:pPr>
+        <w:tabs>
+          <w:tab w:val="num" w:pos="5760"/>
+        </w:tabs>
+        <w:ind w:left="5760" w:hanging="360"/>
+      </w:pPr>
+      <w:rPr>
+        <w:rFonts w:ascii="Wingdings" w:hAnsi="Wingdings" w:hint="default"/>
+        <w:sz w:val="20"/>
+      </w:rPr>
+    </w:lvl>
+    <w:lvl w:ilvl="8" w:tentative="1">
+      <w:start w:val="1"/>
+      <w:numFmt w:val="bullet"/>
+      <w:lvlText w:val=""/>
+      <w:lvlJc w:val="left"/>
+      <w:pPr>
+        <w:tabs>
+          <w:tab w:val="num" w:pos="6480"/>
+        </w:tabs>
+        <w:ind w:left="6480" w:hanging="360"/>
+      </w:pPr>
+      <w:rPr>
+        <w:rFonts w:ascii="Wingdings" w:hAnsi="Wingdings" w:hint="default"/>
+        <w:sz w:val="20"/>
+      </w:rPr>
+    </w:lvl>
+  </w:abstractNum>
   <w:num w:numId="1" w16cid:durableId="607156576">
-    <w:abstractNumId w:val="0"/>
+    <w:abstractNumId w:val="2"/>
     <w:lvlOverride w:ilvl="0">
       <w:startOverride w:val="1"/>
     </w:lvlOverride>
   </w:num>
   <w:num w:numId="2" w16cid:durableId="2086150065">
+    <w:abstractNumId w:val="5"/>
+  </w:num>
+  <w:num w:numId="3" w16cid:durableId="1994941864">
     <w:abstractNumId w:val="3"/>
   </w:num>
-  <w:num w:numId="3" w16cid:durableId="1994941864">
+  <w:num w:numId="4" w16cid:durableId="942762186">
+    <w:abstractNumId w:val="4"/>
+  </w:num>
+  <w:num w:numId="5" w16cid:durableId="805856529">
     <w:abstractNumId w:val="1"/>
   </w:num>
-  <w:num w:numId="4" w16cid:durableId="942762186">
-    <w:abstractNumId w:val="2"/>
+  <w:num w:numId="6" w16cid:durableId="795880083">
+    <w:abstractNumId w:val="0"/>
+  </w:num>
+  <w:num w:numId="7" w16cid:durableId="421145504">
+    <w:abstractNumId w:val="6"/>
   </w:num>
 </w:numbering>
 </file>

--- a/Paper_INFONOR_Acosta_Meneses_CaCu_ML_v2.docx
+++ b/Paper_INFONOR_Acosta_Meneses_CaCu_ML_v2.docx
@@ -22855,6 +22855,1480 @@
         </w:rPr>
         <w:t xml:space="preserve"> Bülteni, vol. 63, no. 4, pp. 188–194, 2025.</w:t>
       </w:r>
+    </w:p>
+    <w:p>
+      <w:pPr>
+        <w:spacing w:after="50" w:line="210" w:lineRule="auto"/>
+        <w:ind w:left="340" w:hanging="340"/>
+        <w:jc w:val="both"/>
+        <w:rPr>
+          <w:rFonts w:ascii="Calibri" w:eastAsia="Calibri" w:hAnsi="Calibri" w:cs="Calibri"/>
+          <w:sz w:val="18"/>
+          <w:szCs w:val="18"/>
+        </w:rPr>
+      </w:pPr>
+    </w:p>
+    <w:p>
+      <w:pPr>
+        <w:spacing w:after="50" w:line="210" w:lineRule="auto"/>
+        <w:ind w:left="340" w:hanging="340"/>
+        <w:jc w:val="both"/>
+        <w:rPr>
+          <w:rFonts w:ascii="Calibri" w:eastAsia="Calibri" w:hAnsi="Calibri" w:cs="Calibri"/>
+          <w:b/>
+          <w:bCs/>
+          <w:sz w:val="18"/>
+          <w:szCs w:val="18"/>
+        </w:rPr>
+      </w:pPr>
+      <w:proofErr w:type="spellStart"/>
+      <w:r>
+        <w:rPr>
+          <w:rFonts w:ascii="Calibri" w:eastAsia="Calibri" w:hAnsi="Calibri" w:cs="Calibri"/>
+          <w:b/>
+          <w:bCs/>
+          <w:sz w:val="18"/>
+          <w:szCs w:val="18"/>
+        </w:rPr>
+        <w:t>Datasets</w:t>
+      </w:r>
+      <w:proofErr w:type="spellEnd"/>
+      <w:r>
+        <w:rPr>
+          <w:rFonts w:ascii="Calibri" w:eastAsia="Calibri" w:hAnsi="Calibri" w:cs="Calibri"/>
+          <w:b/>
+          <w:bCs/>
+          <w:sz w:val="18"/>
+          <w:szCs w:val="18"/>
+        </w:rPr>
+        <w:t>:</w:t>
+      </w:r>
+    </w:p>
+    <w:p>
+      <w:pPr>
+        <w:spacing w:after="50" w:line="210" w:lineRule="auto"/>
+        <w:ind w:left="340" w:hanging="340"/>
+        <w:jc w:val="both"/>
+        <w:rPr>
+          <w:rFonts w:ascii="Calibri" w:eastAsia="Calibri" w:hAnsi="Calibri" w:cs="Calibri"/>
+          <w:sz w:val="18"/>
+          <w:szCs w:val="18"/>
+        </w:rPr>
+      </w:pPr>
+    </w:p>
+    <w:p>
+      <w:pPr>
+        <w:spacing w:after="50" w:line="210" w:lineRule="auto"/>
+        <w:ind w:left="340" w:hanging="340"/>
+        <w:jc w:val="both"/>
+        <w:rPr>
+          <w:rFonts w:ascii="Calibri" w:eastAsia="Calibri" w:hAnsi="Calibri" w:cs="Calibri"/>
+          <w:sz w:val="18"/>
+          <w:szCs w:val="18"/>
+        </w:rPr>
+      </w:pPr>
+      <w:r>
+        <w:rPr>
+          <w:rFonts w:ascii="Calibri" w:eastAsia="Calibri" w:hAnsi="Calibri" w:cs="Calibri"/>
+          <w:sz w:val="18"/>
+          <w:szCs w:val="18"/>
+        </w:rPr>
+        <w:t xml:space="preserve">[39] </w:t>
+      </w:r>
+      <w:r>
+        <w:rPr>
+          <w:rFonts w:ascii="Calibri" w:eastAsia="Calibri" w:hAnsi="Calibri" w:cs="Calibri"/>
+          <w:sz w:val="18"/>
+          <w:szCs w:val="18"/>
+          <w:highlight w:val="yellow"/>
+        </w:rPr>
+        <w:t xml:space="preserve">K. </w:t>
+      </w:r>
+      <w:proofErr w:type="spellStart"/>
+      <w:r>
+        <w:rPr>
+          <w:rFonts w:ascii="Calibri" w:eastAsia="Calibri" w:hAnsi="Calibri" w:cs="Calibri"/>
+          <w:sz w:val="18"/>
+          <w:szCs w:val="18"/>
+          <w:highlight w:val="yellow"/>
+        </w:rPr>
+        <w:t>Fernandes</w:t>
+      </w:r>
+      <w:proofErr w:type="spellEnd"/>
+      <w:r>
+        <w:rPr>
+          <w:rFonts w:ascii="Calibri" w:eastAsia="Calibri" w:hAnsi="Calibri" w:cs="Calibri"/>
+          <w:sz w:val="18"/>
+          <w:szCs w:val="18"/>
+          <w:highlight w:val="yellow"/>
+        </w:rPr>
+        <w:t xml:space="preserve">, J. Cardoso, and J. </w:t>
+      </w:r>
+      <w:proofErr w:type="spellStart"/>
+      <w:r>
+        <w:rPr>
+          <w:rFonts w:ascii="Calibri" w:eastAsia="Calibri" w:hAnsi="Calibri" w:cs="Calibri"/>
+          <w:sz w:val="18"/>
+          <w:szCs w:val="18"/>
+          <w:highlight w:val="yellow"/>
+        </w:rPr>
+        <w:t>Fernandes</w:t>
+      </w:r>
+      <w:proofErr w:type="spellEnd"/>
+      <w:r>
+        <w:rPr>
+          <w:rFonts w:ascii="Calibri" w:eastAsia="Calibri" w:hAnsi="Calibri" w:cs="Calibri"/>
+          <w:sz w:val="18"/>
+          <w:szCs w:val="18"/>
+          <w:highlight w:val="yellow"/>
+        </w:rPr>
+        <w:t xml:space="preserve">. "Cervical </w:t>
+      </w:r>
+      <w:proofErr w:type="spellStart"/>
+      <w:r>
+        <w:rPr>
+          <w:rFonts w:ascii="Calibri" w:eastAsia="Calibri" w:hAnsi="Calibri" w:cs="Calibri"/>
+          <w:sz w:val="18"/>
+          <w:szCs w:val="18"/>
+          <w:highlight w:val="yellow"/>
+        </w:rPr>
+        <w:t>Cancer</w:t>
+      </w:r>
+      <w:proofErr w:type="spellEnd"/>
+      <w:r>
+        <w:rPr>
+          <w:rFonts w:ascii="Calibri" w:eastAsia="Calibri" w:hAnsi="Calibri" w:cs="Calibri"/>
+          <w:sz w:val="18"/>
+          <w:szCs w:val="18"/>
+          <w:highlight w:val="yellow"/>
+        </w:rPr>
+        <w:t xml:space="preserve"> (Risk </w:t>
+      </w:r>
+      <w:proofErr w:type="spellStart"/>
+      <w:r>
+        <w:rPr>
+          <w:rFonts w:ascii="Calibri" w:eastAsia="Calibri" w:hAnsi="Calibri" w:cs="Calibri"/>
+          <w:sz w:val="18"/>
+          <w:szCs w:val="18"/>
+          <w:highlight w:val="yellow"/>
+        </w:rPr>
+        <w:t>Factors</w:t>
+      </w:r>
+      <w:proofErr w:type="spellEnd"/>
+      <w:r>
+        <w:rPr>
+          <w:rFonts w:ascii="Calibri" w:eastAsia="Calibri" w:hAnsi="Calibri" w:cs="Calibri"/>
+          <w:sz w:val="18"/>
+          <w:szCs w:val="18"/>
+          <w:highlight w:val="yellow"/>
+        </w:rPr>
+        <w:t xml:space="preserve">)," UCI Machine </w:t>
+      </w:r>
+      <w:proofErr w:type="spellStart"/>
+      <w:r>
+        <w:rPr>
+          <w:rFonts w:ascii="Calibri" w:eastAsia="Calibri" w:hAnsi="Calibri" w:cs="Calibri"/>
+          <w:sz w:val="18"/>
+          <w:szCs w:val="18"/>
+          <w:highlight w:val="yellow"/>
+        </w:rPr>
+        <w:t>Learning</w:t>
+      </w:r>
+      <w:proofErr w:type="spellEnd"/>
+      <w:r>
+        <w:rPr>
+          <w:rFonts w:ascii="Calibri" w:eastAsia="Calibri" w:hAnsi="Calibri" w:cs="Calibri"/>
+          <w:sz w:val="18"/>
+          <w:szCs w:val="18"/>
+          <w:highlight w:val="yellow"/>
+        </w:rPr>
+        <w:t xml:space="preserve"> </w:t>
+      </w:r>
+      <w:proofErr w:type="spellStart"/>
+      <w:r>
+        <w:rPr>
+          <w:rFonts w:ascii="Calibri" w:eastAsia="Calibri" w:hAnsi="Calibri" w:cs="Calibri"/>
+          <w:sz w:val="18"/>
+          <w:szCs w:val="18"/>
+          <w:highlight w:val="yellow"/>
+        </w:rPr>
+        <w:t>Repository</w:t>
+      </w:r>
+      <w:proofErr w:type="spellEnd"/>
+      <w:r>
+        <w:rPr>
+          <w:rFonts w:ascii="Calibri" w:eastAsia="Calibri" w:hAnsi="Calibri" w:cs="Calibri"/>
+          <w:sz w:val="18"/>
+          <w:szCs w:val="18"/>
+          <w:highlight w:val="yellow"/>
+        </w:rPr>
+        <w:t xml:space="preserve">, 2017. </w:t>
+      </w:r>
+      <w:r>
+        <w:rPr>
+          <w:rFonts w:ascii="Calibri" w:eastAsia="Calibri" w:hAnsi="Calibri" w:cs="Calibri"/>
+          <w:sz w:val="18"/>
+          <w:szCs w:val="18"/>
+          <w:highlight w:val="yellow"/>
+        </w:rPr>
+        <w:t xml:space="preserve">Doi: </w:t>
+      </w:r>
+      <w:hyperlink r:id="rId5" w:history="1">
+        <w:r>
+          <w:rPr>
+            <w:rStyle w:val="Hipervnculo"/>
+            <w:rFonts w:ascii="Calibri" w:eastAsia="Calibri" w:hAnsi="Calibri" w:cs="Calibri"/>
+            <w:sz w:val="18"/>
+            <w:szCs w:val="18"/>
+            <w:highlight w:val="yellow"/>
+          </w:rPr>
+          <w:t>https://doi.org/10.24432/C5</w:t>
+        </w:r>
+        <w:r>
+          <w:rPr>
+            <w:rStyle w:val="Hipervnculo"/>
+            <w:rFonts w:ascii="Calibri" w:eastAsia="Calibri" w:hAnsi="Calibri" w:cs="Calibri"/>
+            <w:sz w:val="18"/>
+            <w:szCs w:val="18"/>
+            <w:highlight w:val="yellow"/>
+          </w:rPr>
+          <w:t>Z</w:t>
+        </w:r>
+        <w:r>
+          <w:rPr>
+            <w:rStyle w:val="Hipervnculo"/>
+            <w:rFonts w:ascii="Calibri" w:eastAsia="Calibri" w:hAnsi="Calibri" w:cs="Calibri"/>
+            <w:sz w:val="18"/>
+            <w:szCs w:val="18"/>
+            <w:highlight w:val="yellow"/>
+          </w:rPr>
+          <w:t>310</w:t>
+        </w:r>
+      </w:hyperlink>
+      <w:r>
+        <w:rPr>
+          <w:rFonts w:ascii="Calibri" w:eastAsia="Calibri" w:hAnsi="Calibri" w:cs="Calibri"/>
+          <w:sz w:val="18"/>
+          <w:szCs w:val="18"/>
+          <w:highlight w:val="yellow"/>
+        </w:rPr>
+        <w:t>.</w:t>
+      </w:r>
+    </w:p>
+    <w:p>
+      <w:pPr>
+        <w:spacing w:after="50" w:line="210" w:lineRule="auto"/>
+        <w:ind w:left="340" w:hanging="340"/>
+        <w:jc w:val="both"/>
+        <w:rPr>
+          <w:rFonts w:ascii="Calibri" w:eastAsia="Calibri" w:hAnsi="Calibri" w:cs="Calibri"/>
+          <w:sz w:val="18"/>
+          <w:szCs w:val="18"/>
+          <w:highlight w:val="yellow"/>
+        </w:rPr>
+      </w:pPr>
+      <w:r>
+        <w:rPr>
+          <w:rFonts w:ascii="Calibri" w:eastAsia="Calibri" w:hAnsi="Calibri" w:cs="Calibri"/>
+          <w:sz w:val="18"/>
+          <w:szCs w:val="18"/>
+        </w:rPr>
+        <w:t xml:space="preserve">[40] </w:t>
+      </w:r>
+      <w:r>
+        <w:rPr>
+          <w:rFonts w:ascii="Calibri" w:eastAsia="Calibri" w:hAnsi="Calibri" w:cs="Calibri"/>
+          <w:sz w:val="18"/>
+          <w:szCs w:val="18"/>
+          <w:highlight w:val="yellow"/>
+        </w:rPr>
+        <w:t xml:space="preserve">J. Jantzen y G. </w:t>
+      </w:r>
+      <w:proofErr w:type="spellStart"/>
+      <w:r>
+        <w:rPr>
+          <w:rFonts w:ascii="Calibri" w:eastAsia="Calibri" w:hAnsi="Calibri" w:cs="Calibri"/>
+          <w:sz w:val="18"/>
+          <w:szCs w:val="18"/>
+          <w:highlight w:val="yellow"/>
+        </w:rPr>
+        <w:t>Dounias</w:t>
+      </w:r>
+      <w:proofErr w:type="spellEnd"/>
+      <w:r>
+        <w:rPr>
+          <w:rFonts w:ascii="Calibri" w:eastAsia="Calibri" w:hAnsi="Calibri" w:cs="Calibri"/>
+          <w:sz w:val="18"/>
+          <w:szCs w:val="18"/>
+          <w:highlight w:val="yellow"/>
+        </w:rPr>
+        <w:t>, “</w:t>
+      </w:r>
+      <w:proofErr w:type="spellStart"/>
+      <w:r>
+        <w:rPr>
+          <w:rFonts w:ascii="Calibri" w:eastAsia="Calibri" w:hAnsi="Calibri" w:cs="Calibri"/>
+          <w:sz w:val="18"/>
+          <w:szCs w:val="18"/>
+          <w:highlight w:val="yellow"/>
+        </w:rPr>
+        <w:t>Analysis</w:t>
+      </w:r>
+      <w:proofErr w:type="spellEnd"/>
+      <w:r>
+        <w:rPr>
+          <w:rFonts w:ascii="Calibri" w:eastAsia="Calibri" w:hAnsi="Calibri" w:cs="Calibri"/>
+          <w:sz w:val="18"/>
+          <w:szCs w:val="18"/>
+          <w:highlight w:val="yellow"/>
+        </w:rPr>
+        <w:t xml:space="preserve"> </w:t>
+      </w:r>
+      <w:proofErr w:type="spellStart"/>
+      <w:r>
+        <w:rPr>
+          <w:rFonts w:ascii="Calibri" w:eastAsia="Calibri" w:hAnsi="Calibri" w:cs="Calibri"/>
+          <w:sz w:val="18"/>
+          <w:szCs w:val="18"/>
+          <w:highlight w:val="yellow"/>
+        </w:rPr>
+        <w:t>of</w:t>
+      </w:r>
+      <w:proofErr w:type="spellEnd"/>
+      <w:r>
+        <w:rPr>
+          <w:rFonts w:ascii="Calibri" w:eastAsia="Calibri" w:hAnsi="Calibri" w:cs="Calibri"/>
+          <w:sz w:val="18"/>
+          <w:szCs w:val="18"/>
+          <w:highlight w:val="yellow"/>
+        </w:rPr>
+        <w:t xml:space="preserve"> </w:t>
+      </w:r>
+      <w:proofErr w:type="spellStart"/>
+      <w:r>
+        <w:rPr>
+          <w:rFonts w:ascii="Calibri" w:eastAsia="Calibri" w:hAnsi="Calibri" w:cs="Calibri"/>
+          <w:sz w:val="18"/>
+          <w:szCs w:val="18"/>
+          <w:highlight w:val="yellow"/>
+        </w:rPr>
+        <w:t>pap-smear</w:t>
+      </w:r>
+      <w:proofErr w:type="spellEnd"/>
+      <w:r>
+        <w:rPr>
+          <w:rFonts w:ascii="Calibri" w:eastAsia="Calibri" w:hAnsi="Calibri" w:cs="Calibri"/>
+          <w:sz w:val="18"/>
+          <w:szCs w:val="18"/>
+          <w:highlight w:val="yellow"/>
+        </w:rPr>
+        <w:t xml:space="preserve"> </w:t>
+      </w:r>
+      <w:proofErr w:type="spellStart"/>
+      <w:r>
+        <w:rPr>
+          <w:rFonts w:ascii="Calibri" w:eastAsia="Calibri" w:hAnsi="Calibri" w:cs="Calibri"/>
+          <w:sz w:val="18"/>
+          <w:szCs w:val="18"/>
+          <w:highlight w:val="yellow"/>
+        </w:rPr>
+        <w:t>image</w:t>
+      </w:r>
+      <w:proofErr w:type="spellEnd"/>
+      <w:r>
+        <w:rPr>
+          <w:rFonts w:ascii="Calibri" w:eastAsia="Calibri" w:hAnsi="Calibri" w:cs="Calibri"/>
+          <w:sz w:val="18"/>
+          <w:szCs w:val="18"/>
+          <w:highlight w:val="yellow"/>
+        </w:rPr>
+        <w:t xml:space="preserve"> data”, en </w:t>
+      </w:r>
+      <w:proofErr w:type="spellStart"/>
+      <w:r>
+        <w:rPr>
+          <w:rFonts w:ascii="Calibri" w:eastAsia="Calibri" w:hAnsi="Calibri" w:cs="Calibri"/>
+          <w:i/>
+          <w:iCs/>
+          <w:sz w:val="18"/>
+          <w:szCs w:val="18"/>
+          <w:highlight w:val="yellow"/>
+        </w:rPr>
+        <w:t>Proceedings</w:t>
+      </w:r>
+      <w:proofErr w:type="spellEnd"/>
+      <w:r>
+        <w:rPr>
+          <w:rFonts w:ascii="Calibri" w:eastAsia="Calibri" w:hAnsi="Calibri" w:cs="Calibri"/>
+          <w:i/>
+          <w:iCs/>
+          <w:sz w:val="18"/>
+          <w:szCs w:val="18"/>
+          <w:highlight w:val="yellow"/>
+        </w:rPr>
+        <w:t xml:space="preserve"> </w:t>
+      </w:r>
+      <w:proofErr w:type="spellStart"/>
+      <w:r>
+        <w:rPr>
+          <w:rFonts w:ascii="Calibri" w:eastAsia="Calibri" w:hAnsi="Calibri" w:cs="Calibri"/>
+          <w:i/>
+          <w:iCs/>
+          <w:sz w:val="18"/>
+          <w:szCs w:val="18"/>
+          <w:highlight w:val="yellow"/>
+        </w:rPr>
+        <w:t>of</w:t>
+      </w:r>
+      <w:proofErr w:type="spellEnd"/>
+      <w:r>
+        <w:rPr>
+          <w:rFonts w:ascii="Calibri" w:eastAsia="Calibri" w:hAnsi="Calibri" w:cs="Calibri"/>
+          <w:i/>
+          <w:iCs/>
+          <w:sz w:val="18"/>
+          <w:szCs w:val="18"/>
+          <w:highlight w:val="yellow"/>
+        </w:rPr>
+        <w:t xml:space="preserve"> </w:t>
+      </w:r>
+      <w:proofErr w:type="spellStart"/>
+      <w:r>
+        <w:rPr>
+          <w:rFonts w:ascii="Calibri" w:eastAsia="Calibri" w:hAnsi="Calibri" w:cs="Calibri"/>
+          <w:i/>
+          <w:iCs/>
+          <w:sz w:val="18"/>
+          <w:szCs w:val="18"/>
+          <w:highlight w:val="yellow"/>
+        </w:rPr>
+        <w:t>the</w:t>
+      </w:r>
+      <w:proofErr w:type="spellEnd"/>
+      <w:r>
+        <w:rPr>
+          <w:rFonts w:ascii="Calibri" w:eastAsia="Calibri" w:hAnsi="Calibri" w:cs="Calibri"/>
+          <w:i/>
+          <w:iCs/>
+          <w:sz w:val="18"/>
+          <w:szCs w:val="18"/>
+          <w:highlight w:val="yellow"/>
+        </w:rPr>
+        <w:t xml:space="preserve"> </w:t>
+      </w:r>
+      <w:proofErr w:type="spellStart"/>
+      <w:r>
+        <w:rPr>
+          <w:rFonts w:ascii="Calibri" w:eastAsia="Calibri" w:hAnsi="Calibri" w:cs="Calibri"/>
+          <w:i/>
+          <w:iCs/>
+          <w:sz w:val="18"/>
+          <w:szCs w:val="18"/>
+          <w:highlight w:val="yellow"/>
+        </w:rPr>
+        <w:t>nature-inspired</w:t>
+      </w:r>
+      <w:proofErr w:type="spellEnd"/>
+      <w:r>
+        <w:rPr>
+          <w:rFonts w:ascii="Calibri" w:eastAsia="Calibri" w:hAnsi="Calibri" w:cs="Calibri"/>
+          <w:i/>
+          <w:iCs/>
+          <w:sz w:val="18"/>
+          <w:szCs w:val="18"/>
+          <w:highlight w:val="yellow"/>
+        </w:rPr>
+        <w:t xml:space="preserve"> </w:t>
+      </w:r>
+      <w:proofErr w:type="spellStart"/>
+      <w:r>
+        <w:rPr>
+          <w:rFonts w:ascii="Calibri" w:eastAsia="Calibri" w:hAnsi="Calibri" w:cs="Calibri"/>
+          <w:i/>
+          <w:iCs/>
+          <w:sz w:val="18"/>
+          <w:szCs w:val="18"/>
+          <w:highlight w:val="yellow"/>
+        </w:rPr>
+        <w:t>smart</w:t>
+      </w:r>
+      <w:proofErr w:type="spellEnd"/>
+      <w:r>
+        <w:rPr>
+          <w:rFonts w:ascii="Calibri" w:eastAsia="Calibri" w:hAnsi="Calibri" w:cs="Calibri"/>
+          <w:i/>
+          <w:iCs/>
+          <w:sz w:val="18"/>
+          <w:szCs w:val="18"/>
+          <w:highlight w:val="yellow"/>
+        </w:rPr>
+        <w:t xml:space="preserve"> </w:t>
+      </w:r>
+      <w:proofErr w:type="spellStart"/>
+      <w:r>
+        <w:rPr>
+          <w:rFonts w:ascii="Calibri" w:eastAsia="Calibri" w:hAnsi="Calibri" w:cs="Calibri"/>
+          <w:i/>
+          <w:iCs/>
+          <w:sz w:val="18"/>
+          <w:szCs w:val="18"/>
+          <w:highlight w:val="yellow"/>
+        </w:rPr>
+        <w:t>information</w:t>
+      </w:r>
+      <w:proofErr w:type="spellEnd"/>
+      <w:r>
+        <w:rPr>
+          <w:rFonts w:ascii="Calibri" w:eastAsia="Calibri" w:hAnsi="Calibri" w:cs="Calibri"/>
+          <w:i/>
+          <w:iCs/>
+          <w:sz w:val="18"/>
+          <w:szCs w:val="18"/>
+          <w:highlight w:val="yellow"/>
+        </w:rPr>
+        <w:t xml:space="preserve"> </w:t>
+      </w:r>
+      <w:proofErr w:type="spellStart"/>
+      <w:r>
+        <w:rPr>
+          <w:rFonts w:ascii="Calibri" w:eastAsia="Calibri" w:hAnsi="Calibri" w:cs="Calibri"/>
+          <w:i/>
+          <w:iCs/>
+          <w:sz w:val="18"/>
+          <w:szCs w:val="18"/>
+          <w:highlight w:val="yellow"/>
+        </w:rPr>
+        <w:t>systems</w:t>
+      </w:r>
+      <w:proofErr w:type="spellEnd"/>
+      <w:r>
+        <w:rPr>
+          <w:rFonts w:ascii="Calibri" w:eastAsia="Calibri" w:hAnsi="Calibri" w:cs="Calibri"/>
+          <w:i/>
+          <w:iCs/>
+          <w:sz w:val="18"/>
+          <w:szCs w:val="18"/>
+          <w:highlight w:val="yellow"/>
+        </w:rPr>
+        <w:t xml:space="preserve"> 2nd </w:t>
+      </w:r>
+      <w:proofErr w:type="spellStart"/>
+      <w:r>
+        <w:rPr>
+          <w:rFonts w:ascii="Calibri" w:eastAsia="Calibri" w:hAnsi="Calibri" w:cs="Calibri"/>
+          <w:i/>
+          <w:iCs/>
+          <w:sz w:val="18"/>
+          <w:szCs w:val="18"/>
+          <w:highlight w:val="yellow"/>
+        </w:rPr>
+        <w:t>annual</w:t>
+      </w:r>
+      <w:proofErr w:type="spellEnd"/>
+      <w:r>
+        <w:rPr>
+          <w:rFonts w:ascii="Calibri" w:eastAsia="Calibri" w:hAnsi="Calibri" w:cs="Calibri"/>
+          <w:i/>
+          <w:iCs/>
+          <w:sz w:val="18"/>
+          <w:szCs w:val="18"/>
+          <w:highlight w:val="yellow"/>
+        </w:rPr>
+        <w:t xml:space="preserve"> </w:t>
+      </w:r>
+      <w:proofErr w:type="spellStart"/>
+      <w:r>
+        <w:rPr>
+          <w:rFonts w:ascii="Calibri" w:eastAsia="Calibri" w:hAnsi="Calibri" w:cs="Calibri"/>
+          <w:i/>
+          <w:iCs/>
+          <w:sz w:val="18"/>
+          <w:szCs w:val="18"/>
+          <w:highlight w:val="yellow"/>
+        </w:rPr>
+        <w:t>symposium</w:t>
+      </w:r>
+      <w:proofErr w:type="spellEnd"/>
+      <w:r>
+        <w:rPr>
+          <w:rFonts w:ascii="Calibri" w:eastAsia="Calibri" w:hAnsi="Calibri" w:cs="Calibri"/>
+          <w:sz w:val="18"/>
+          <w:szCs w:val="18"/>
+          <w:highlight w:val="yellow"/>
+        </w:rPr>
+        <w:t xml:space="preserve">, DTU </w:t>
+      </w:r>
+      <w:proofErr w:type="spellStart"/>
+      <w:r>
+        <w:rPr>
+          <w:rFonts w:ascii="Calibri" w:eastAsia="Calibri" w:hAnsi="Calibri" w:cs="Calibri"/>
+          <w:sz w:val="18"/>
+          <w:szCs w:val="18"/>
+          <w:highlight w:val="yellow"/>
+        </w:rPr>
+        <w:t>library</w:t>
+      </w:r>
+      <w:proofErr w:type="spellEnd"/>
+      <w:r>
+        <w:rPr>
+          <w:rFonts w:ascii="Calibri" w:eastAsia="Calibri" w:hAnsi="Calibri" w:cs="Calibri"/>
+          <w:sz w:val="18"/>
+          <w:szCs w:val="18"/>
+          <w:highlight w:val="yellow"/>
+        </w:rPr>
+        <w:t xml:space="preserve"> New Delhi, 2006, pp. 1–11.</w:t>
+      </w:r>
+    </w:p>
+    <w:p>
+      <w:pPr>
+        <w:spacing w:after="50" w:line="210" w:lineRule="auto"/>
+        <w:ind w:left="340" w:hanging="340"/>
+        <w:jc w:val="both"/>
+        <w:rPr>
+          <w:rFonts w:ascii="Calibri" w:eastAsia="Calibri" w:hAnsi="Calibri" w:cs="Calibri"/>
+          <w:sz w:val="18"/>
+          <w:szCs w:val="18"/>
+          <w:highlight w:val="yellow"/>
+        </w:rPr>
+      </w:pPr>
+      <w:r>
+        <w:rPr>
+          <w:rFonts w:ascii="Calibri" w:eastAsia="Calibri" w:hAnsi="Calibri" w:cs="Calibri"/>
+          <w:sz w:val="18"/>
+          <w:szCs w:val="18"/>
+          <w:highlight w:val="yellow"/>
+        </w:rPr>
+        <w:t xml:space="preserve">[41] </w:t>
+      </w:r>
+      <w:r>
+        <w:rPr>
+          <w:rFonts w:ascii="Calibri" w:eastAsia="Calibri" w:hAnsi="Calibri" w:cs="Calibri"/>
+          <w:sz w:val="18"/>
+          <w:szCs w:val="18"/>
+          <w:highlight w:val="yellow"/>
+        </w:rPr>
+        <w:t xml:space="preserve">M. E. </w:t>
+      </w:r>
+      <w:proofErr w:type="spellStart"/>
+      <w:r>
+        <w:rPr>
+          <w:rFonts w:ascii="Calibri" w:eastAsia="Calibri" w:hAnsi="Calibri" w:cs="Calibri"/>
+          <w:sz w:val="18"/>
+          <w:szCs w:val="18"/>
+          <w:highlight w:val="yellow"/>
+        </w:rPr>
+        <w:t>Plissiti</w:t>
+      </w:r>
+      <w:proofErr w:type="spellEnd"/>
+      <w:r>
+        <w:rPr>
+          <w:rFonts w:ascii="Calibri" w:eastAsia="Calibri" w:hAnsi="Calibri" w:cs="Calibri"/>
+          <w:sz w:val="18"/>
+          <w:szCs w:val="18"/>
+          <w:highlight w:val="yellow"/>
+        </w:rPr>
+        <w:t xml:space="preserve">, P. Dimitrakopoulos, G. Sfikas, C. </w:t>
+      </w:r>
+      <w:proofErr w:type="spellStart"/>
+      <w:r>
+        <w:rPr>
+          <w:rFonts w:ascii="Calibri" w:eastAsia="Calibri" w:hAnsi="Calibri" w:cs="Calibri"/>
+          <w:sz w:val="18"/>
+          <w:szCs w:val="18"/>
+          <w:highlight w:val="yellow"/>
+        </w:rPr>
+        <w:t>Nikou</w:t>
+      </w:r>
+      <w:proofErr w:type="spellEnd"/>
+      <w:r>
+        <w:rPr>
+          <w:rFonts w:ascii="Calibri" w:eastAsia="Calibri" w:hAnsi="Calibri" w:cs="Calibri"/>
+          <w:sz w:val="18"/>
+          <w:szCs w:val="18"/>
+          <w:highlight w:val="yellow"/>
+        </w:rPr>
+        <w:t xml:space="preserve">, O. Krikoni, y A. </w:t>
+      </w:r>
+      <w:proofErr w:type="spellStart"/>
+      <w:r>
+        <w:rPr>
+          <w:rFonts w:ascii="Calibri" w:eastAsia="Calibri" w:hAnsi="Calibri" w:cs="Calibri"/>
+          <w:sz w:val="18"/>
+          <w:szCs w:val="18"/>
+          <w:highlight w:val="yellow"/>
+        </w:rPr>
+        <w:t>Charchanti</w:t>
+      </w:r>
+      <w:proofErr w:type="spellEnd"/>
+      <w:r>
+        <w:rPr>
+          <w:rFonts w:ascii="Calibri" w:eastAsia="Calibri" w:hAnsi="Calibri" w:cs="Calibri"/>
+          <w:sz w:val="18"/>
+          <w:szCs w:val="18"/>
+          <w:highlight w:val="yellow"/>
+        </w:rPr>
+        <w:t xml:space="preserve">, "SIPAKMED: A new </w:t>
+      </w:r>
+      <w:proofErr w:type="spellStart"/>
+      <w:r>
+        <w:rPr>
+          <w:rFonts w:ascii="Calibri" w:eastAsia="Calibri" w:hAnsi="Calibri" w:cs="Calibri"/>
+          <w:sz w:val="18"/>
+          <w:szCs w:val="18"/>
+          <w:highlight w:val="yellow"/>
+        </w:rPr>
+        <w:t>dataset</w:t>
+      </w:r>
+      <w:proofErr w:type="spellEnd"/>
+      <w:r>
+        <w:rPr>
+          <w:rFonts w:ascii="Calibri" w:eastAsia="Calibri" w:hAnsi="Calibri" w:cs="Calibri"/>
+          <w:sz w:val="18"/>
+          <w:szCs w:val="18"/>
+          <w:highlight w:val="yellow"/>
+        </w:rPr>
+        <w:t xml:space="preserve"> </w:t>
+      </w:r>
+      <w:proofErr w:type="spellStart"/>
+      <w:r>
+        <w:rPr>
+          <w:rFonts w:ascii="Calibri" w:eastAsia="Calibri" w:hAnsi="Calibri" w:cs="Calibri"/>
+          <w:sz w:val="18"/>
+          <w:szCs w:val="18"/>
+          <w:highlight w:val="yellow"/>
+        </w:rPr>
+        <w:t>for</w:t>
+      </w:r>
+      <w:proofErr w:type="spellEnd"/>
+      <w:r>
+        <w:rPr>
+          <w:rFonts w:ascii="Calibri" w:eastAsia="Calibri" w:hAnsi="Calibri" w:cs="Calibri"/>
+          <w:sz w:val="18"/>
+          <w:szCs w:val="18"/>
+          <w:highlight w:val="yellow"/>
+        </w:rPr>
+        <w:t xml:space="preserve"> </w:t>
+      </w:r>
+      <w:proofErr w:type="spellStart"/>
+      <w:r>
+        <w:rPr>
+          <w:rFonts w:ascii="Calibri" w:eastAsia="Calibri" w:hAnsi="Calibri" w:cs="Calibri"/>
+          <w:sz w:val="18"/>
+          <w:szCs w:val="18"/>
+          <w:highlight w:val="yellow"/>
+        </w:rPr>
+        <w:t>feature</w:t>
+      </w:r>
+      <w:proofErr w:type="spellEnd"/>
+      <w:r>
+        <w:rPr>
+          <w:rFonts w:ascii="Calibri" w:eastAsia="Calibri" w:hAnsi="Calibri" w:cs="Calibri"/>
+          <w:sz w:val="18"/>
+          <w:szCs w:val="18"/>
+          <w:highlight w:val="yellow"/>
+        </w:rPr>
+        <w:t xml:space="preserve"> and </w:t>
+      </w:r>
+      <w:proofErr w:type="spellStart"/>
+      <w:r>
+        <w:rPr>
+          <w:rFonts w:ascii="Calibri" w:eastAsia="Calibri" w:hAnsi="Calibri" w:cs="Calibri"/>
+          <w:sz w:val="18"/>
+          <w:szCs w:val="18"/>
+          <w:highlight w:val="yellow"/>
+        </w:rPr>
+        <w:t>image</w:t>
+      </w:r>
+      <w:proofErr w:type="spellEnd"/>
+      <w:r>
+        <w:rPr>
+          <w:rFonts w:ascii="Calibri" w:eastAsia="Calibri" w:hAnsi="Calibri" w:cs="Calibri"/>
+          <w:sz w:val="18"/>
+          <w:szCs w:val="18"/>
+          <w:highlight w:val="yellow"/>
+        </w:rPr>
+        <w:t xml:space="preserve"> </w:t>
+      </w:r>
+      <w:proofErr w:type="spellStart"/>
+      <w:r>
+        <w:rPr>
+          <w:rFonts w:ascii="Calibri" w:eastAsia="Calibri" w:hAnsi="Calibri" w:cs="Calibri"/>
+          <w:sz w:val="18"/>
+          <w:szCs w:val="18"/>
+          <w:highlight w:val="yellow"/>
+        </w:rPr>
+        <w:t>based</w:t>
+      </w:r>
+      <w:proofErr w:type="spellEnd"/>
+      <w:r>
+        <w:rPr>
+          <w:rFonts w:ascii="Calibri" w:eastAsia="Calibri" w:hAnsi="Calibri" w:cs="Calibri"/>
+          <w:sz w:val="18"/>
+          <w:szCs w:val="18"/>
+          <w:highlight w:val="yellow"/>
+        </w:rPr>
+        <w:t xml:space="preserve"> </w:t>
+      </w:r>
+      <w:proofErr w:type="spellStart"/>
+      <w:r>
+        <w:rPr>
+          <w:rFonts w:ascii="Calibri" w:eastAsia="Calibri" w:hAnsi="Calibri" w:cs="Calibri"/>
+          <w:sz w:val="18"/>
+          <w:szCs w:val="18"/>
+          <w:highlight w:val="yellow"/>
+        </w:rPr>
+        <w:t>classification</w:t>
+      </w:r>
+      <w:proofErr w:type="spellEnd"/>
+      <w:r>
+        <w:rPr>
+          <w:rFonts w:ascii="Calibri" w:eastAsia="Calibri" w:hAnsi="Calibri" w:cs="Calibri"/>
+          <w:sz w:val="18"/>
+          <w:szCs w:val="18"/>
+          <w:highlight w:val="yellow"/>
+        </w:rPr>
+        <w:t xml:space="preserve"> </w:t>
+      </w:r>
+      <w:proofErr w:type="spellStart"/>
+      <w:r>
+        <w:rPr>
+          <w:rFonts w:ascii="Calibri" w:eastAsia="Calibri" w:hAnsi="Calibri" w:cs="Calibri"/>
+          <w:sz w:val="18"/>
+          <w:szCs w:val="18"/>
+          <w:highlight w:val="yellow"/>
+        </w:rPr>
+        <w:t>of</w:t>
+      </w:r>
+      <w:proofErr w:type="spellEnd"/>
+      <w:r>
+        <w:rPr>
+          <w:rFonts w:ascii="Calibri" w:eastAsia="Calibri" w:hAnsi="Calibri" w:cs="Calibri"/>
+          <w:sz w:val="18"/>
+          <w:szCs w:val="18"/>
+          <w:highlight w:val="yellow"/>
+        </w:rPr>
+        <w:t xml:space="preserve"> normal and </w:t>
+      </w:r>
+      <w:proofErr w:type="spellStart"/>
+      <w:r>
+        <w:rPr>
+          <w:rFonts w:ascii="Calibri" w:eastAsia="Calibri" w:hAnsi="Calibri" w:cs="Calibri"/>
+          <w:sz w:val="18"/>
+          <w:szCs w:val="18"/>
+          <w:highlight w:val="yellow"/>
+        </w:rPr>
+        <w:t>pathological</w:t>
+      </w:r>
+      <w:proofErr w:type="spellEnd"/>
+      <w:r>
+        <w:rPr>
+          <w:rFonts w:ascii="Calibri" w:eastAsia="Calibri" w:hAnsi="Calibri" w:cs="Calibri"/>
+          <w:sz w:val="18"/>
+          <w:szCs w:val="18"/>
+          <w:highlight w:val="yellow"/>
+        </w:rPr>
+        <w:t xml:space="preserve"> cervical </w:t>
+      </w:r>
+      <w:proofErr w:type="spellStart"/>
+      <w:r>
+        <w:rPr>
+          <w:rFonts w:ascii="Calibri" w:eastAsia="Calibri" w:hAnsi="Calibri" w:cs="Calibri"/>
+          <w:sz w:val="18"/>
+          <w:szCs w:val="18"/>
+          <w:highlight w:val="yellow"/>
+        </w:rPr>
+        <w:t>cells</w:t>
+      </w:r>
+      <w:proofErr w:type="spellEnd"/>
+      <w:r>
+        <w:rPr>
+          <w:rFonts w:ascii="Calibri" w:eastAsia="Calibri" w:hAnsi="Calibri" w:cs="Calibri"/>
+          <w:sz w:val="18"/>
+          <w:szCs w:val="18"/>
+          <w:highlight w:val="yellow"/>
+        </w:rPr>
+        <w:t xml:space="preserve"> in Pap </w:t>
+      </w:r>
+      <w:proofErr w:type="spellStart"/>
+      <w:r>
+        <w:rPr>
+          <w:rFonts w:ascii="Calibri" w:eastAsia="Calibri" w:hAnsi="Calibri" w:cs="Calibri"/>
+          <w:sz w:val="18"/>
+          <w:szCs w:val="18"/>
+          <w:highlight w:val="yellow"/>
+        </w:rPr>
+        <w:t>smear</w:t>
+      </w:r>
+      <w:proofErr w:type="spellEnd"/>
+      <w:r>
+        <w:rPr>
+          <w:rFonts w:ascii="Calibri" w:eastAsia="Calibri" w:hAnsi="Calibri" w:cs="Calibri"/>
+          <w:sz w:val="18"/>
+          <w:szCs w:val="18"/>
+          <w:highlight w:val="yellow"/>
+        </w:rPr>
+        <w:t xml:space="preserve"> </w:t>
+      </w:r>
+      <w:proofErr w:type="spellStart"/>
+      <w:r>
+        <w:rPr>
+          <w:rFonts w:ascii="Calibri" w:eastAsia="Calibri" w:hAnsi="Calibri" w:cs="Calibri"/>
+          <w:sz w:val="18"/>
+          <w:szCs w:val="18"/>
+          <w:highlight w:val="yellow"/>
+        </w:rPr>
+        <w:t>images</w:t>
+      </w:r>
+      <w:proofErr w:type="spellEnd"/>
+      <w:r>
+        <w:rPr>
+          <w:rFonts w:ascii="Calibri" w:eastAsia="Calibri" w:hAnsi="Calibri" w:cs="Calibri"/>
+          <w:sz w:val="18"/>
+          <w:szCs w:val="18"/>
+          <w:highlight w:val="yellow"/>
+        </w:rPr>
+        <w:t xml:space="preserve">," en </w:t>
+      </w:r>
+      <w:r>
+        <w:rPr>
+          <w:rFonts w:ascii="Calibri" w:eastAsia="Calibri" w:hAnsi="Calibri" w:cs="Calibri"/>
+          <w:i/>
+          <w:iCs/>
+          <w:sz w:val="18"/>
+          <w:szCs w:val="18"/>
+          <w:highlight w:val="yellow"/>
+        </w:rPr>
+        <w:t xml:space="preserve">2018 IEEE International </w:t>
+      </w:r>
+      <w:proofErr w:type="spellStart"/>
+      <w:r>
+        <w:rPr>
+          <w:rFonts w:ascii="Calibri" w:eastAsia="Calibri" w:hAnsi="Calibri" w:cs="Calibri"/>
+          <w:i/>
+          <w:iCs/>
+          <w:sz w:val="18"/>
+          <w:szCs w:val="18"/>
+          <w:highlight w:val="yellow"/>
+        </w:rPr>
+        <w:t>Conference</w:t>
+      </w:r>
+      <w:proofErr w:type="spellEnd"/>
+      <w:r>
+        <w:rPr>
+          <w:rFonts w:ascii="Calibri" w:eastAsia="Calibri" w:hAnsi="Calibri" w:cs="Calibri"/>
+          <w:i/>
+          <w:iCs/>
+          <w:sz w:val="18"/>
+          <w:szCs w:val="18"/>
+          <w:highlight w:val="yellow"/>
+        </w:rPr>
+        <w:t xml:space="preserve"> </w:t>
+      </w:r>
+      <w:proofErr w:type="spellStart"/>
+      <w:r>
+        <w:rPr>
+          <w:rFonts w:ascii="Calibri" w:eastAsia="Calibri" w:hAnsi="Calibri" w:cs="Calibri"/>
+          <w:i/>
+          <w:iCs/>
+          <w:sz w:val="18"/>
+          <w:szCs w:val="18"/>
+          <w:highlight w:val="yellow"/>
+        </w:rPr>
+        <w:t>on</w:t>
+      </w:r>
+      <w:proofErr w:type="spellEnd"/>
+      <w:r>
+        <w:rPr>
+          <w:rFonts w:ascii="Calibri" w:eastAsia="Calibri" w:hAnsi="Calibri" w:cs="Calibri"/>
+          <w:i/>
+          <w:iCs/>
+          <w:sz w:val="18"/>
+          <w:szCs w:val="18"/>
+          <w:highlight w:val="yellow"/>
+        </w:rPr>
+        <w:t xml:space="preserve"> </w:t>
+      </w:r>
+      <w:proofErr w:type="spellStart"/>
+      <w:r>
+        <w:rPr>
+          <w:rFonts w:ascii="Calibri" w:eastAsia="Calibri" w:hAnsi="Calibri" w:cs="Calibri"/>
+          <w:i/>
+          <w:iCs/>
+          <w:sz w:val="18"/>
+          <w:szCs w:val="18"/>
+          <w:highlight w:val="yellow"/>
+        </w:rPr>
+        <w:t>Image</w:t>
+      </w:r>
+      <w:proofErr w:type="spellEnd"/>
+      <w:r>
+        <w:rPr>
+          <w:rFonts w:ascii="Calibri" w:eastAsia="Calibri" w:hAnsi="Calibri" w:cs="Calibri"/>
+          <w:i/>
+          <w:iCs/>
+          <w:sz w:val="18"/>
+          <w:szCs w:val="18"/>
+          <w:highlight w:val="yellow"/>
+        </w:rPr>
+        <w:t xml:space="preserve"> Processing (ICIP)</w:t>
+      </w:r>
+      <w:r>
+        <w:rPr>
+          <w:rFonts w:ascii="Calibri" w:eastAsia="Calibri" w:hAnsi="Calibri" w:cs="Calibri"/>
+          <w:sz w:val="18"/>
+          <w:szCs w:val="18"/>
+          <w:highlight w:val="yellow"/>
+        </w:rPr>
+        <w:t>, Atenas, Grecia, Oct. 2018.</w:t>
+      </w:r>
+    </w:p>
+    <w:p>
+      <w:pPr>
+        <w:spacing w:after="50" w:line="210" w:lineRule="auto"/>
+        <w:ind w:left="340" w:hanging="340"/>
+        <w:jc w:val="both"/>
+        <w:rPr>
+          <w:rFonts w:ascii="Calibri" w:eastAsia="Calibri" w:hAnsi="Calibri" w:cs="Calibri"/>
+          <w:sz w:val="18"/>
+          <w:szCs w:val="18"/>
+        </w:rPr>
+      </w:pPr>
+      <w:r>
+        <w:rPr>
+          <w:rFonts w:ascii="Calibri" w:eastAsia="Calibri" w:hAnsi="Calibri" w:cs="Calibri"/>
+          <w:sz w:val="18"/>
+          <w:szCs w:val="18"/>
+          <w:highlight w:val="yellow"/>
+        </w:rPr>
+        <w:t>[42</w:t>
+      </w:r>
+      <w:r>
+        <w:rPr>
+          <w:rFonts w:ascii="Calibri" w:eastAsia="Calibri" w:hAnsi="Calibri" w:cs="Calibri"/>
+          <w:sz w:val="18"/>
+          <w:szCs w:val="18"/>
+          <w:highlight w:val="yellow"/>
+        </w:rPr>
+        <w:t xml:space="preserve">] </w:t>
+      </w:r>
+      <w:r>
+        <w:rPr>
+          <w:rFonts w:ascii="Calibri" w:eastAsia="Calibri" w:hAnsi="Calibri" w:cs="Calibri"/>
+          <w:sz w:val="18"/>
+          <w:szCs w:val="18"/>
+          <w:highlight w:val="yellow"/>
+        </w:rPr>
+        <w:t>P. P</w:t>
+      </w:r>
+      <w:proofErr w:type="spellStart"/>
+      <w:r>
+        <w:rPr>
+          <w:rFonts w:ascii="Calibri" w:eastAsia="Calibri" w:hAnsi="Calibri" w:cs="Calibri"/>
+          <w:sz w:val="18"/>
+          <w:szCs w:val="18"/>
+          <w:highlight w:val="yellow"/>
+        </w:rPr>
+        <w:t>erez</w:t>
+      </w:r>
+      <w:proofErr w:type="spellEnd"/>
+      <w:r>
+        <w:rPr>
+          <w:rFonts w:ascii="Calibri" w:eastAsia="Calibri" w:hAnsi="Calibri" w:cs="Calibri"/>
+          <w:sz w:val="18"/>
+          <w:szCs w:val="18"/>
+          <w:highlight w:val="yellow"/>
+        </w:rPr>
+        <w:t xml:space="preserve"> Bianchi </w:t>
+      </w:r>
+      <w:r>
+        <w:rPr>
+          <w:rFonts w:ascii="Calibri" w:eastAsia="Calibri" w:hAnsi="Calibri" w:cs="Calibri"/>
+          <w:i/>
+          <w:iCs/>
+          <w:sz w:val="18"/>
+          <w:szCs w:val="18"/>
+          <w:highlight w:val="yellow"/>
+        </w:rPr>
+        <w:t>et al.</w:t>
+      </w:r>
+      <w:r>
+        <w:rPr>
+          <w:rFonts w:ascii="Calibri" w:eastAsia="Calibri" w:hAnsi="Calibri" w:cs="Calibri"/>
+          <w:sz w:val="18"/>
+          <w:szCs w:val="18"/>
+          <w:highlight w:val="yellow"/>
+        </w:rPr>
+        <w:t xml:space="preserve">, “RIVA: </w:t>
+      </w:r>
+      <w:proofErr w:type="spellStart"/>
+      <w:r>
+        <w:rPr>
+          <w:rFonts w:ascii="Calibri" w:eastAsia="Calibri" w:hAnsi="Calibri" w:cs="Calibri"/>
+          <w:sz w:val="18"/>
+          <w:szCs w:val="18"/>
+          <w:highlight w:val="yellow"/>
+        </w:rPr>
+        <w:t>An</w:t>
+      </w:r>
+      <w:proofErr w:type="spellEnd"/>
+      <w:r>
+        <w:rPr>
+          <w:rFonts w:ascii="Calibri" w:eastAsia="Calibri" w:hAnsi="Calibri" w:cs="Calibri"/>
+          <w:sz w:val="18"/>
+          <w:szCs w:val="18"/>
+          <w:highlight w:val="yellow"/>
+        </w:rPr>
+        <w:t xml:space="preserve"> </w:t>
+      </w:r>
+      <w:proofErr w:type="spellStart"/>
+      <w:r>
+        <w:rPr>
+          <w:rFonts w:ascii="Calibri" w:eastAsia="Calibri" w:hAnsi="Calibri" w:cs="Calibri"/>
+          <w:sz w:val="18"/>
+          <w:szCs w:val="18"/>
+          <w:highlight w:val="yellow"/>
+        </w:rPr>
+        <w:t>Image</w:t>
+      </w:r>
+      <w:proofErr w:type="spellEnd"/>
+      <w:r>
+        <w:rPr>
+          <w:rFonts w:ascii="Calibri" w:eastAsia="Calibri" w:hAnsi="Calibri" w:cs="Calibri"/>
+          <w:sz w:val="18"/>
+          <w:szCs w:val="18"/>
+          <w:highlight w:val="yellow"/>
+        </w:rPr>
+        <w:t xml:space="preserve"> </w:t>
+      </w:r>
+      <w:proofErr w:type="spellStart"/>
+      <w:r>
+        <w:rPr>
+          <w:rFonts w:ascii="Calibri" w:eastAsia="Calibri" w:hAnsi="Calibri" w:cs="Calibri"/>
+          <w:sz w:val="18"/>
+          <w:szCs w:val="18"/>
+          <w:highlight w:val="yellow"/>
+        </w:rPr>
+        <w:t>Dataset</w:t>
+      </w:r>
+      <w:proofErr w:type="spellEnd"/>
+      <w:r>
+        <w:rPr>
+          <w:rFonts w:ascii="Calibri" w:eastAsia="Calibri" w:hAnsi="Calibri" w:cs="Calibri"/>
+          <w:sz w:val="18"/>
+          <w:szCs w:val="18"/>
+          <w:highlight w:val="yellow"/>
+        </w:rPr>
+        <w:t xml:space="preserve"> </w:t>
+      </w:r>
+      <w:proofErr w:type="spellStart"/>
+      <w:r>
+        <w:rPr>
+          <w:rFonts w:ascii="Calibri" w:eastAsia="Calibri" w:hAnsi="Calibri" w:cs="Calibri"/>
+          <w:sz w:val="18"/>
+          <w:szCs w:val="18"/>
+          <w:highlight w:val="yellow"/>
+        </w:rPr>
+        <w:t>of</w:t>
+      </w:r>
+      <w:proofErr w:type="spellEnd"/>
+      <w:r>
+        <w:rPr>
+          <w:rFonts w:ascii="Calibri" w:eastAsia="Calibri" w:hAnsi="Calibri" w:cs="Calibri"/>
+          <w:sz w:val="18"/>
+          <w:szCs w:val="18"/>
+          <w:highlight w:val="yellow"/>
+        </w:rPr>
+        <w:t xml:space="preserve"> </w:t>
+      </w:r>
+      <w:proofErr w:type="spellStart"/>
+      <w:r>
+        <w:rPr>
+          <w:rFonts w:ascii="Calibri" w:eastAsia="Calibri" w:hAnsi="Calibri" w:cs="Calibri"/>
+          <w:sz w:val="18"/>
+          <w:szCs w:val="18"/>
+          <w:highlight w:val="yellow"/>
+        </w:rPr>
+        <w:t>Conventional</w:t>
+      </w:r>
+      <w:proofErr w:type="spellEnd"/>
+      <w:r>
+        <w:rPr>
+          <w:rFonts w:ascii="Calibri" w:eastAsia="Calibri" w:hAnsi="Calibri" w:cs="Calibri"/>
+          <w:sz w:val="18"/>
+          <w:szCs w:val="18"/>
+          <w:highlight w:val="yellow"/>
+        </w:rPr>
+        <w:t xml:space="preserve"> Pap </w:t>
+      </w:r>
+      <w:proofErr w:type="spellStart"/>
+      <w:r>
+        <w:rPr>
+          <w:rFonts w:ascii="Calibri" w:eastAsia="Calibri" w:hAnsi="Calibri" w:cs="Calibri"/>
+          <w:sz w:val="18"/>
+          <w:szCs w:val="18"/>
+          <w:highlight w:val="yellow"/>
+        </w:rPr>
+        <w:t>Smear</w:t>
+      </w:r>
+      <w:proofErr w:type="spellEnd"/>
+      <w:r>
+        <w:rPr>
+          <w:rFonts w:ascii="Calibri" w:eastAsia="Calibri" w:hAnsi="Calibri" w:cs="Calibri"/>
+          <w:sz w:val="18"/>
+          <w:szCs w:val="18"/>
+          <w:highlight w:val="yellow"/>
+        </w:rPr>
+        <w:t xml:space="preserve"> </w:t>
+      </w:r>
+      <w:proofErr w:type="spellStart"/>
+      <w:r>
+        <w:rPr>
+          <w:rFonts w:ascii="Calibri" w:eastAsia="Calibri" w:hAnsi="Calibri" w:cs="Calibri"/>
+          <w:sz w:val="18"/>
+          <w:szCs w:val="18"/>
+          <w:highlight w:val="yellow"/>
+        </w:rPr>
+        <w:t>Cytology</w:t>
+      </w:r>
+      <w:proofErr w:type="spellEnd"/>
+      <w:r>
+        <w:rPr>
+          <w:rFonts w:ascii="Calibri" w:eastAsia="Calibri" w:hAnsi="Calibri" w:cs="Calibri"/>
+          <w:sz w:val="18"/>
+          <w:szCs w:val="18"/>
+          <w:highlight w:val="yellow"/>
+        </w:rPr>
+        <w:t xml:space="preserve"> </w:t>
+      </w:r>
+      <w:proofErr w:type="spellStart"/>
+      <w:r>
+        <w:rPr>
+          <w:rFonts w:ascii="Calibri" w:eastAsia="Calibri" w:hAnsi="Calibri" w:cs="Calibri"/>
+          <w:sz w:val="18"/>
+          <w:szCs w:val="18"/>
+          <w:highlight w:val="yellow"/>
+        </w:rPr>
+        <w:t>with</w:t>
+      </w:r>
+      <w:proofErr w:type="spellEnd"/>
+      <w:r>
+        <w:rPr>
+          <w:rFonts w:ascii="Calibri" w:eastAsia="Calibri" w:hAnsi="Calibri" w:cs="Calibri"/>
+          <w:sz w:val="18"/>
+          <w:szCs w:val="18"/>
+          <w:highlight w:val="yellow"/>
+        </w:rPr>
+        <w:t xml:space="preserve"> </w:t>
+      </w:r>
+      <w:proofErr w:type="spellStart"/>
+      <w:r>
+        <w:rPr>
+          <w:rFonts w:ascii="Calibri" w:eastAsia="Calibri" w:hAnsi="Calibri" w:cs="Calibri"/>
+          <w:sz w:val="18"/>
+          <w:szCs w:val="18"/>
+          <w:highlight w:val="yellow"/>
+        </w:rPr>
+        <w:t>Multiple</w:t>
+      </w:r>
+      <w:proofErr w:type="spellEnd"/>
+      <w:r>
+        <w:rPr>
+          <w:rFonts w:ascii="Calibri" w:eastAsia="Calibri" w:hAnsi="Calibri" w:cs="Calibri"/>
+          <w:sz w:val="18"/>
+          <w:szCs w:val="18"/>
+          <w:highlight w:val="yellow"/>
+        </w:rPr>
+        <w:t xml:space="preserve"> </w:t>
+      </w:r>
+      <w:proofErr w:type="spellStart"/>
+      <w:r>
+        <w:rPr>
+          <w:rFonts w:ascii="Calibri" w:eastAsia="Calibri" w:hAnsi="Calibri" w:cs="Calibri"/>
+          <w:sz w:val="18"/>
+          <w:szCs w:val="18"/>
+          <w:highlight w:val="yellow"/>
+        </w:rPr>
+        <w:t>Independent</w:t>
+      </w:r>
+      <w:proofErr w:type="spellEnd"/>
+      <w:r>
+        <w:rPr>
+          <w:rFonts w:ascii="Calibri" w:eastAsia="Calibri" w:hAnsi="Calibri" w:cs="Calibri"/>
+          <w:sz w:val="18"/>
+          <w:szCs w:val="18"/>
+          <w:highlight w:val="yellow"/>
+        </w:rPr>
+        <w:t xml:space="preserve"> </w:t>
+      </w:r>
+      <w:proofErr w:type="spellStart"/>
+      <w:r>
+        <w:rPr>
+          <w:rFonts w:ascii="Calibri" w:eastAsia="Calibri" w:hAnsi="Calibri" w:cs="Calibri"/>
+          <w:sz w:val="18"/>
+          <w:szCs w:val="18"/>
+          <w:highlight w:val="yellow"/>
+        </w:rPr>
+        <w:t>Annotations</w:t>
+      </w:r>
+      <w:proofErr w:type="spellEnd"/>
+      <w:r>
+        <w:rPr>
+          <w:rFonts w:ascii="Calibri" w:eastAsia="Calibri" w:hAnsi="Calibri" w:cs="Calibri"/>
+          <w:sz w:val="18"/>
+          <w:szCs w:val="18"/>
+          <w:highlight w:val="yellow"/>
+        </w:rPr>
+        <w:t xml:space="preserve">”, </w:t>
+      </w:r>
+      <w:proofErr w:type="spellStart"/>
+      <w:r>
+        <w:rPr>
+          <w:rFonts w:ascii="Calibri" w:eastAsia="Calibri" w:hAnsi="Calibri" w:cs="Calibri"/>
+          <w:i/>
+          <w:iCs/>
+          <w:sz w:val="18"/>
+          <w:szCs w:val="18"/>
+          <w:highlight w:val="yellow"/>
+        </w:rPr>
+        <w:t>Sci</w:t>
+      </w:r>
+      <w:proofErr w:type="spellEnd"/>
+      <w:r>
+        <w:rPr>
+          <w:rFonts w:ascii="Calibri" w:eastAsia="Calibri" w:hAnsi="Calibri" w:cs="Calibri"/>
+          <w:i/>
+          <w:iCs/>
+          <w:sz w:val="18"/>
+          <w:szCs w:val="18"/>
+          <w:highlight w:val="yellow"/>
+        </w:rPr>
+        <w:t xml:space="preserve"> Data</w:t>
+      </w:r>
+      <w:r>
+        <w:rPr>
+          <w:rFonts w:ascii="Calibri" w:eastAsia="Calibri" w:hAnsi="Calibri" w:cs="Calibri"/>
+          <w:sz w:val="18"/>
+          <w:szCs w:val="18"/>
+          <w:highlight w:val="yellow"/>
+        </w:rPr>
+        <w:t>, vol. 12, n</w:t>
+      </w:r>
+      <w:r>
+        <w:rPr>
+          <w:rFonts w:ascii="Calibri" w:eastAsia="Calibri" w:hAnsi="Calibri" w:cs="Calibri"/>
+          <w:sz w:val="18"/>
+          <w:szCs w:val="18"/>
+          <w:highlight w:val="yellow"/>
+          <w:vertAlign w:val="superscript"/>
+        </w:rPr>
+        <w:t>o</w:t>
+      </w:r>
+      <w:r>
+        <w:rPr>
+          <w:rFonts w:ascii="Calibri" w:eastAsia="Calibri" w:hAnsi="Calibri" w:cs="Calibri"/>
+          <w:sz w:val="18"/>
+          <w:szCs w:val="18"/>
+          <w:highlight w:val="yellow"/>
+        </w:rPr>
+        <w:t xml:space="preserve"> 1, p. 1991, dic. 2025, </w:t>
+      </w:r>
+      <w:proofErr w:type="spellStart"/>
+      <w:r>
+        <w:rPr>
+          <w:rFonts w:ascii="Calibri" w:eastAsia="Calibri" w:hAnsi="Calibri" w:cs="Calibri"/>
+          <w:sz w:val="18"/>
+          <w:szCs w:val="18"/>
+          <w:highlight w:val="yellow"/>
+        </w:rPr>
+        <w:t>doi</w:t>
+      </w:r>
+      <w:proofErr w:type="spellEnd"/>
+      <w:r>
+        <w:rPr>
+          <w:rFonts w:ascii="Calibri" w:eastAsia="Calibri" w:hAnsi="Calibri" w:cs="Calibri"/>
+          <w:sz w:val="18"/>
+          <w:szCs w:val="18"/>
+          <w:highlight w:val="yellow"/>
+        </w:rPr>
+        <w:t xml:space="preserve">: </w:t>
+      </w:r>
+      <w:hyperlink r:id="rId6" w:history="1">
+        <w:r>
+          <w:rPr>
+            <w:rStyle w:val="Hipervnculo"/>
+            <w:rFonts w:ascii="Calibri" w:eastAsia="Calibri" w:hAnsi="Calibri" w:cs="Calibri"/>
+            <w:sz w:val="18"/>
+            <w:szCs w:val="18"/>
+            <w:highlight w:val="yellow"/>
+          </w:rPr>
+          <w:t>10.10</w:t>
+        </w:r>
+        <w:r>
+          <w:rPr>
+            <w:rStyle w:val="Hipervnculo"/>
+            <w:rFonts w:ascii="Calibri" w:eastAsia="Calibri" w:hAnsi="Calibri" w:cs="Calibri"/>
+            <w:sz w:val="18"/>
+            <w:szCs w:val="18"/>
+            <w:highlight w:val="yellow"/>
+          </w:rPr>
+          <w:t>3</w:t>
+        </w:r>
+        <w:r>
+          <w:rPr>
+            <w:rStyle w:val="Hipervnculo"/>
+            <w:rFonts w:ascii="Calibri" w:eastAsia="Calibri" w:hAnsi="Calibri" w:cs="Calibri"/>
+            <w:sz w:val="18"/>
+            <w:szCs w:val="18"/>
+            <w:highlight w:val="yellow"/>
+          </w:rPr>
+          <w:t>8/s41597-025-06280-2</w:t>
+        </w:r>
+      </w:hyperlink>
+      <w:r>
+        <w:rPr>
+          <w:rFonts w:ascii="Calibri" w:eastAsia="Calibri" w:hAnsi="Calibri" w:cs="Calibri"/>
+          <w:sz w:val="18"/>
+          <w:szCs w:val="18"/>
+          <w:highlight w:val="yellow"/>
+        </w:rPr>
+        <w:t>.</w:t>
+      </w:r>
+    </w:p>
+    <w:p>
+      <w:pPr>
+        <w:spacing w:after="50" w:line="210" w:lineRule="auto"/>
+        <w:ind w:left="340" w:hanging="340"/>
+        <w:jc w:val="both"/>
+        <w:rPr>
+          <w:rFonts w:ascii="Calibri" w:eastAsia="Calibri" w:hAnsi="Calibri" w:cs="Calibri"/>
+          <w:sz w:val="18"/>
+          <w:szCs w:val="18"/>
+        </w:rPr>
+      </w:pPr>
+    </w:p>
+    <w:p>
+      <w:pPr>
+        <w:spacing w:after="50" w:line="210" w:lineRule="auto"/>
+        <w:ind w:left="340" w:hanging="340"/>
+        <w:jc w:val="both"/>
+        <w:rPr>
+          <w:rFonts w:ascii="Calibri" w:eastAsia="Calibri" w:hAnsi="Calibri" w:cs="Calibri"/>
+          <w:sz w:val="18"/>
+          <w:szCs w:val="18"/>
+        </w:rPr>
+      </w:pPr>
+    </w:p>
+    <w:p>
+      <w:pPr>
+        <w:spacing w:after="50" w:line="210" w:lineRule="auto"/>
+        <w:ind w:left="340" w:hanging="340"/>
+        <w:jc w:val="both"/>
+        <w:rPr>
+          <w:rFonts w:ascii="Calibri" w:eastAsia="Calibri" w:hAnsi="Calibri" w:cs="Calibri"/>
+          <w:sz w:val="18"/>
+          <w:szCs w:val="18"/>
+        </w:rPr>
+      </w:pPr>
     </w:p>
     <w:p>
       <w:pPr>
@@ -24437,6 +25911,18 @@
       <w:shd w:val="clear" w:color="auto" w:fill="E1DFDD"/>
     </w:rPr>
   </w:style>
+  <w:style w:type="character" w:styleId="Hipervnculovisitado">
+    <w:name w:val="FollowedHyperlink"/>
+    <w:basedOn w:val="Fuentedeprrafopredeter"/>
+    <w:uiPriority w:val="99"/>
+    <w:semiHidden/>
+    <w:unhideWhenUsed/>
+    <w:rsid w:val="008E4B92"/>
+    <w:rPr>
+      <w:color w:val="954F72" w:themeColor="followedHyperlink"/>
+      <w:u w:val="single"/>
+    </w:rPr>
+  </w:style>
 </w:styles>
 </file>
 
